--- a/Eitan Mamedov - תיק פרויקט בחלופה_ שירותי אינטרנט, תכנות אסינכרוני ומסדי נתונים (883589) - answered.docx
+++ b/Eitan Mamedov - תיק פרויקט בחלופה_ שירותי אינטרנט, תכנות אסינכרוני ומסדי נתונים (883589) - answered.docx
@@ -3907,7 +3907,7 @@
             <w:szCs w:val="24"/>
             <w:rtl w:val="1"/>
           </w:rPr>
-          <w:t xml:space="preserve">המטרה מושגת באמצעות קליטת העדפות משתמש, ניתוח פריטי הארון והתאמה אוטומטית של שילובים לפי מזג אוויר, סגנון ואירוע.</w:t>
+          <w:t xml:space="preserve">המטרה מושגת על ידי קליטת פריטי לבוש מהארון האישי, ניתוח מאפייני הפריטים, והחזרת המלצות לבוש לפי סגנון ובקשת משתמש.</w:t>
         </w:r>
         <w:r>
           <w:rPr>
@@ -3994,7 +3994,7 @@
           <w:szCs w:val="24"/>
           <w:rtl w:val="1"/>
         </w:rPr>
-        <w:t xml:space="preserve">מטרות נלוות: קיצור זמן בחירת לבוש, הגדלת שימוש בפריטים קיימים בארון, ושמירת היסטוריית לוקים להמלצות עתידיות.</w:t>
+        <w:t xml:space="preserve">מטרות נלוות: קיצור זמן בחירת לבוש, שיפור איכות ההתאמה בין פריטים, ושמירה של היסטוריית לוקים לשימוש חוזר.</w:t>
       </w:r>
       <w:r>
         <w:rPr>
@@ -4147,7 +4147,7 @@
           <w:szCs w:val="24"/>
           <w:rtl w:val="1"/>
         </w:rPr>
-        <w:t xml:space="preserve">תיאור המערכת: המשתמש נרשם, מזין פריטי לבוש לארון אישי, בוחר סוג אירוע או מזג אוויר, והמערכת מחזירה לוקים מומלצים עם אפשרות שמירה ושיתוף.</w:t>
+        <w:t xml:space="preserve">תיאור המערכת: המשתמש נרשם, מעלה תמונת בגד לארון, המערכת מנתחת את התמונה ומזהה מאפיינים, ולאחר מכן יוצרת המלצות לוקים שניתן לשמור.</w:t>
       </w:r>
       <w:r>
         <w:rPr>
@@ -4268,7 +4268,7 @@
           <w:szCs w:val="24"/>
           <w:rtl w:val="1"/>
         </w:rPr>
-        <w:t xml:space="preserve">גבולות המערכת: המערכת לא מבצעת רכישה או סליקה, לא מתחברת לחנויות אונליין בזמן אמת, ולא מחליפה ייעוץ סטייליסט מקצועי.</w:t>
+        <w:t xml:space="preserve">גבולות המערכת: המערכת לא מבצעת רכישת בגדים, לא מנהלת תשלומים, ולא מחליפה סטייליסט אנושי מקצועי.</w:t>
       </w:r>
       <w:r>
         <w:rPr>
@@ -4549,7 +4549,7 @@
           <w:szCs w:val="24"/>
           <w:rtl w:val="1"/>
         </w:rPr>
-        <w:t xml:space="preserve">סביבת פיתוח ושפות תכנות: Visual Studio 2022, שפת C#, צד שרת ASP.NET Core Web API, לקוח Web ב-HTML/CSS/JavaScript ולקוח .NET MAUI, ומסד נתונים SQL Server עם Entity Framework Core.</w:t>
+        <w:t xml:space="preserve">סביבת פיתוח ושפות תכנות: Visual Studio 2022, שפת C#, צד שרת ASP.NET Core Blazor Server, אפליקציית .NET MAUI כלקוח נוסף, מסד נתונים MySQL, וגישה לנתונים דרך שכבת DBL.</w:t>
       </w:r>
       <w:r>
         <w:rPr>
@@ -4782,7 +4782,7 @@
           <w:szCs w:val="24"/>
           <w:rtl w:val="1"/>
         </w:rPr>
-        <w:t xml:space="preserve">פלטפורמות הלקוח: המערכת כוללת גם אתר Web רספונסיבי וגם אפליקציית .NET MAUI, כדי לתמוך בשימוש מדפדפן ובשימוש אפליקטיבי במובייל/דסקטופ.</w:t>
+        <w:t xml:space="preserve">פלטפורמות הלקוח: קיימים שני לקוחות. לקוח Web בדפדפן ולקוח MAUI שמציג את אותה מערכת בעזרת WebView.</w:t>
       </w:r>
       <w:r>
         <w:rPr>
@@ -5015,7 +5015,7 @@
           <w:szCs w:val="24"/>
           <w:rtl w:val="1"/>
         </w:rPr>
-        <w:t xml:space="preserve">אתגרים מרכזיים: בניית אלגוריתם התאמה שלא יחזיר לוקים חוזרים, טיפול בשליפות מרובות מהמסד, וסנכרון נתונים תקין בין לקוחות Web ו-MAUI לבין השרת.</w:t>
+        <w:t xml:space="preserve">אתגרים מרכזיים: סנכרון נתונים עקבי בין Web ל MAUI, תמיכה בכמה גרסאות סכימה במסד, ובניית התאמות לבוש יציבות שלא חוזרות על אותן תוצאות.</w:t>
       </w:r>
       <w:r>
         <w:rPr>
@@ -5184,7 +5184,7 @@
           <w:szCs w:val="24"/>
           <w:rtl w:val="1"/>
         </w:rPr>
-        <w:t xml:space="preserve">חידושים ועדכונים: מנגנון ניקוד אישי לכל פריט, שילוב מזג אוויר בזמן אמת, והמלצות דינמיות לפי שימוש קודם של המשתמש.</w:t>
+        <w:t xml:space="preserve">חידושים ועדכונים: ניתוח תמונות בגדים עם Gemini, מנגנון התאמה חכם עם ניקוד ללוקים, ומסננים דינמיים לארון וללוקים.</w:t>
       </w:r>
       <w:r>
         <w:rPr>
@@ -5396,7 +5396,7 @@
           <w:szCs w:val="24"/>
           <w:rtl w:val="1"/>
         </w:rPr>
-        <w:t xml:space="preserve">בחלק זה מוצג התכנון הלוגי והעסקי של מערכת LookLux.</w:t>
+        <w:t xml:space="preserve">בחלק זה מוצג התכנון העסקי והלוגי של מערכת LookLux בפתרון gadifff.</w:t>
       </w:r>
       <w:r>
         <w:rPr>
@@ -5509,7 +5509,7 @@
           <w:szCs w:val="24"/>
           <w:rtl w:val="1"/>
         </w:rPr>
-        <w:t xml:space="preserve">מסמך ייזום: הצורך החברתי הוא להפוך בחירת לבוש יומית לתהליך מהיר ומבוסס נתונים במקום החלטה ידנית ארוכה.</w:t>
+        <w:t xml:space="preserve">מסמך ייזום: הצורך הוא לעזור למשתמש לבחור לבוש מתאים מהר יותר על בסיס הבגדים שכבר קיימים אצלו בארון.</w:t>
       </w:r>
       <w:r>
         <w:rPr>
@@ -5646,7 +5646,7 @@
           <w:szCs w:val="24"/>
           <w:rtl w:val="1"/>
         </w:rPr>
-        <w:t xml:space="preserve">מצב קיים מול מצב עתידי: לפני המערכת המשתמש בחר בגדים בניסוי וטעייה; אחרי המערכת מתקבלות המלצות מדויקות לפי הארון האישי, ההעדפות והתנאים החיצוניים.</w:t>
+        <w:t xml:space="preserve">מצב קיים מול מצב עתידי: לפני המערכת המשתמש בחר בגדים ידנית. אחרי המערכת מתקבלות המלצות מותאמות אישית ושמירה של לוקים מוצלחים.</w:t>
       </w:r>
       <w:r>
         <w:rPr>
@@ -5879,7 +5879,7 @@
           <w:szCs w:val="24"/>
           <w:rtl w:val="1"/>
         </w:rPr>
-        <w:t xml:space="preserve">תרשים ERD: התרשים כולל את הישויות User, ClothingItem, Outfit, OutfitItem, RecommendationLog והקשרים ביניהן.</w:t>
+        <w:t xml:space="preserve">תרשים ERD: הישויות המרכזיות הן users, garments, garment_images, outfits, outfit_garments, user_matching_state.</w:t>
       </w:r>
       <w:r>
         <w:rPr>
@@ -5925,7 +5925,7 @@
           <w:szCs w:val="24"/>
           <w:rtl w:val="1"/>
         </w:rPr>
-        <w:t xml:space="preserve">צורף תרשים ERD המציג מפת ישויות וקשרים מלאה של מסד הנתונים.</w:t>
+        <w:t xml:space="preserve">צילום מסך נדרש: תרשים ERD ממסד הנתונים. סמן באדום את הטבלאות users, garments, outfits, outfit_garments.</w:t>
       </w:r>
       <w:r>
         <w:rPr>
@@ -6070,7 +6070,7 @@
           <w:szCs w:val="24"/>
           <w:rtl w:val="1"/>
         </w:rPr>
-        <w:t xml:space="preserve">עץ תהליכים: הרשמה והתחברות -&gt; ניהול ארון -&gt; בקשת המלצה -&gt; יצירת לוק -&gt; שמירה להיסטוריה -&gt; ניתוח שימוש ושיפור המלצות.</w:t>
+        <w:t xml:space="preserve">עץ תהליכים: הרשמה והתחברות, העלאת בגד, ניתוח תמונה, שמירה בארון, בקשת המלצה, שמירת לוק, ניהול לקוחות למנהל.</w:t>
       </w:r>
       <w:r>
         <w:rPr>
@@ -6191,7 +6191,7 @@
           <w:szCs w:val="24"/>
           <w:rtl w:val="0"/>
         </w:rPr>
-        <w:t xml:space="preserve">UseCase: משתמש רגיל מנהל ארון ומבקש המלצות; מנהל מערכת מנהל קטגוריות, צבעים והרשאות.</w:t>
+        <w:t xml:space="preserve">UseCase: משתמש רגיל מנהל ארון ומקבל המלצות. מנהל מערכת מנהל משתמשים, ארונות, ולוקים של לקוחות.</w:t>
       </w:r>
       <w:r>
         <w:rPr>
@@ -6344,7 +6344,7 @@
           <w:szCs w:val="24"/>
           <w:rtl w:val="1"/>
         </w:rPr>
-        <w:t xml:space="preserve">תרשים DFD-0: קלט מהמשתמש נכנס דרך לקוחות Web ו-MAUI למערכת LookLux, מעובד מול בסיס הנתונים, ומוחזר כהמלצת לבוש מותאמת.</w:t>
+        <w:t xml:space="preserve">תרשים DFD-0: המשתמש מזין נתונים דרך Web או MAUI, השרת מעבד מול MySQL ומול שירות Gemini, ומחזיר המלצות לבוש ללקוח.</w:t>
       </w:r>
       <w:r>
         <w:rPr>
@@ -6479,31 +6479,31 @@
           <w:szCs w:val="24"/>
           <w:rtl w:val="1"/>
         </w:rPr>
-        <w:t xml:space="preserve">דוגמה</w:t>
-      </w:r>
-      <w:r>
-        <w:rPr>
-          <w:sz w:val="24"/>
-          <w:szCs w:val="24"/>
-          <w:rtl w:val="1"/>
-        </w:rPr>
-        <w:t xml:space="preserve"> </w:t>
-      </w:r>
-      <w:r>
-        <w:rPr>
-          <w:sz w:val="24"/>
-          <w:szCs w:val="24"/>
-          <w:rtl w:val="1"/>
-        </w:rPr>
-        <w:t xml:space="preserve">בתרשים</w:t>
-      </w:r>
-      <w:r>
-        <w:rPr>
-          <w:sz w:val="24"/>
-          <w:szCs w:val="24"/>
-          <w:rtl w:val="1"/>
-        </w:rPr>
-        <w:t xml:space="preserve"> </w:t>
+        <w:t xml:space="preserve">במערכת LookLux התהליך המרכזי הוא יצירת המלצות לבוש מתוך ארון אישי.</w:t>
+      </w:r>
+      <w:r>
+        <w:rPr>
+          <w:sz w:val="24"/>
+          <w:szCs w:val="24"/>
+          <w:rtl w:val="1"/>
+        </w:rPr>
+        <w:t xml:space="preserve"/>
+      </w:r>
+      <w:r>
+        <w:rPr>
+          <w:sz w:val="24"/>
+          <w:szCs w:val="24"/>
+          <w:rtl w:val="1"/>
+        </w:rPr>
+        <w:t xml:space="preserve"/>
+      </w:r>
+      <w:r>
+        <w:rPr>
+          <w:sz w:val="24"/>
+          <w:szCs w:val="24"/>
+          <w:rtl w:val="1"/>
+        </w:rPr>
+        <w:t xml:space="preserve"/>
       </w:r>
       <w:r>
         <w:rPr>
@@ -6511,79 +6511,79 @@
           <w:szCs w:val="24"/>
           <w:rtl w:val="0"/>
         </w:rPr>
-        <w:t xml:space="preserve">DFD</w:t>
-      </w:r>
-      <w:r>
-        <w:rPr>
-          <w:sz w:val="24"/>
-          <w:szCs w:val="24"/>
-          <w:rtl w:val="1"/>
-        </w:rPr>
-        <w:t xml:space="preserve"> </w:t>
-      </w:r>
-      <w:r>
-        <w:rPr>
-          <w:sz w:val="24"/>
-          <w:szCs w:val="24"/>
-          <w:rtl w:val="1"/>
-        </w:rPr>
-        <w:t xml:space="preserve">רמה</w:t>
-      </w:r>
-      <w:r>
-        <w:rPr>
-          <w:sz w:val="24"/>
-          <w:szCs w:val="24"/>
-          <w:rtl w:val="1"/>
-        </w:rPr>
-        <w:t xml:space="preserve"> 0 </w:t>
-      </w:r>
-      <w:r>
-        <w:rPr>
-          <w:sz w:val="24"/>
-          <w:szCs w:val="24"/>
-          <w:rtl w:val="1"/>
-        </w:rPr>
-        <w:t xml:space="preserve">עבור</w:t>
-      </w:r>
-      <w:r>
-        <w:rPr>
-          <w:sz w:val="24"/>
-          <w:szCs w:val="24"/>
-          <w:rtl w:val="1"/>
-        </w:rPr>
-        <w:t xml:space="preserve"> </w:t>
-      </w:r>
-      <w:r>
-        <w:rPr>
-          <w:sz w:val="24"/>
-          <w:szCs w:val="24"/>
-          <w:rtl w:val="1"/>
-        </w:rPr>
-        <w:t xml:space="preserve">אתר</w:t>
-      </w:r>
-      <w:r>
-        <w:rPr>
-          <w:sz w:val="24"/>
-          <w:szCs w:val="24"/>
-          <w:rtl w:val="1"/>
-        </w:rPr>
-        <w:t xml:space="preserve"> </w:t>
-      </w:r>
-      <w:r>
-        <w:rPr>
-          <w:sz w:val="24"/>
-          <w:szCs w:val="24"/>
-          <w:rtl w:val="1"/>
-        </w:rPr>
-        <w:t xml:space="preserve">מכירות</w:t>
-      </w:r>
-      <w:r>
-        <w:rPr>
-          <w:sz w:val="24"/>
-          <w:szCs w:val="24"/>
-          <w:rtl w:val="1"/>
-        </w:rPr>
-        <w:t xml:space="preserve"> (</w:t>
+        <w:t xml:space="preserve"/>
+      </w:r>
+      <w:r>
+        <w:rPr>
+          <w:sz w:val="24"/>
+          <w:szCs w:val="24"/>
+          <w:rtl w:val="1"/>
+        </w:rPr>
+        <w:t xml:space="preserve"/>
+      </w:r>
+      <w:r>
+        <w:rPr>
+          <w:sz w:val="24"/>
+          <w:szCs w:val="24"/>
+          <w:rtl w:val="1"/>
+        </w:rPr>
+        <w:t xml:space="preserve"/>
+      </w:r>
+      <w:r>
+        <w:rPr>
+          <w:sz w:val="24"/>
+          <w:szCs w:val="24"/>
+          <w:rtl w:val="1"/>
+        </w:rPr>
+        <w:t xml:space="preserve"/>
+      </w:r>
+      <w:r>
+        <w:rPr>
+          <w:sz w:val="24"/>
+          <w:szCs w:val="24"/>
+          <w:rtl w:val="1"/>
+        </w:rPr>
+        <w:t xml:space="preserve"/>
+      </w:r>
+      <w:r>
+        <w:rPr>
+          <w:sz w:val="24"/>
+          <w:szCs w:val="24"/>
+          <w:rtl w:val="1"/>
+        </w:rPr>
+        <w:t xml:space="preserve"/>
+      </w:r>
+      <w:r>
+        <w:rPr>
+          <w:sz w:val="24"/>
+          <w:szCs w:val="24"/>
+          <w:rtl w:val="1"/>
+        </w:rPr>
+        <w:t xml:space="preserve"/>
+      </w:r>
+      <w:r>
+        <w:rPr>
+          <w:sz w:val="24"/>
+          <w:szCs w:val="24"/>
+          <w:rtl w:val="1"/>
+        </w:rPr>
+        <w:t xml:space="preserve"/>
+      </w:r>
+      <w:r>
+        <w:rPr>
+          <w:sz w:val="24"/>
+          <w:szCs w:val="24"/>
+          <w:rtl w:val="1"/>
+        </w:rPr>
+        <w:t xml:space="preserve"/>
+      </w:r>
+      <w:r>
+        <w:rPr>
+          <w:sz w:val="24"/>
+          <w:szCs w:val="24"/>
+          <w:rtl w:val="1"/>
+        </w:rPr>
+        <w:t xml:space="preserve"/>
       </w:r>
       <w:r>
         <w:rPr>
@@ -6591,7 +6591,7 @@
           <w:szCs w:val="24"/>
           <w:rtl w:val="0"/>
         </w:rPr>
-        <w:t xml:space="preserve">E</w:t>
+        <w:t xml:space="preserve"/>
       </w:r>
       <w:r>
         <w:rPr>
@@ -6599,7 +6599,7 @@
           <w:szCs w:val="24"/>
           <w:rtl w:val="0"/>
         </w:rPr>
-        <w:t xml:space="preserve">-</w:t>
+        <w:t xml:space="preserve"/>
       </w:r>
       <w:r>
         <w:rPr>
@@ -6607,255 +6607,255 @@
           <w:szCs w:val="24"/>
           <w:rtl w:val="0"/>
         </w:rPr>
-        <w:t xml:space="preserve">commerce</w:t>
-      </w:r>
-      <w:r>
-        <w:rPr>
-          <w:sz w:val="24"/>
-          <w:szCs w:val="24"/>
-          <w:rtl w:val="1"/>
-        </w:rPr>
-        <w:t xml:space="preserve">), </w:t>
-      </w:r>
-      <w:r>
-        <w:rPr>
-          <w:sz w:val="24"/>
-          <w:szCs w:val="24"/>
-          <w:rtl w:val="1"/>
-        </w:rPr>
-        <w:t xml:space="preserve">כל</w:t>
-      </w:r>
-      <w:r>
-        <w:rPr>
-          <w:sz w:val="24"/>
-          <w:szCs w:val="24"/>
-          <w:rtl w:val="1"/>
-        </w:rPr>
-        <w:t xml:space="preserve"> </w:t>
-      </w:r>
-      <w:r>
-        <w:rPr>
-          <w:sz w:val="24"/>
-          <w:szCs w:val="24"/>
-          <w:rtl w:val="1"/>
-        </w:rPr>
-        <w:t xml:space="preserve">המערכת</w:t>
-      </w:r>
-      <w:r>
-        <w:rPr>
-          <w:sz w:val="24"/>
-          <w:szCs w:val="24"/>
-          <w:rtl w:val="1"/>
-        </w:rPr>
-        <w:t xml:space="preserve"> </w:t>
-      </w:r>
-      <w:r>
-        <w:rPr>
-          <w:sz w:val="24"/>
-          <w:szCs w:val="24"/>
-          <w:rtl w:val="1"/>
-        </w:rPr>
-        <w:t xml:space="preserve">מיוצגת</w:t>
-      </w:r>
-      <w:r>
-        <w:rPr>
-          <w:sz w:val="24"/>
-          <w:szCs w:val="24"/>
-          <w:rtl w:val="1"/>
-        </w:rPr>
-        <w:t xml:space="preserve"> </w:t>
-      </w:r>
-      <w:r>
-        <w:rPr>
-          <w:sz w:val="24"/>
-          <w:szCs w:val="24"/>
-          <w:rtl w:val="1"/>
-        </w:rPr>
-        <w:t xml:space="preserve">כ</w:t>
-      </w:r>
-      <w:r>
-        <w:rPr>
-          <w:sz w:val="24"/>
-          <w:szCs w:val="24"/>
-          <w:rtl w:val="1"/>
-        </w:rPr>
-        <w:t xml:space="preserve">"</w:t>
-      </w:r>
-      <w:r>
-        <w:rPr>
-          <w:sz w:val="24"/>
-          <w:szCs w:val="24"/>
-          <w:rtl w:val="1"/>
-        </w:rPr>
-        <w:t xml:space="preserve">בועה</w:t>
-      </w:r>
-      <w:r>
-        <w:rPr>
-          <w:sz w:val="24"/>
-          <w:szCs w:val="24"/>
-          <w:rtl w:val="1"/>
-        </w:rPr>
-        <w:t xml:space="preserve">" </w:t>
-      </w:r>
-      <w:r>
-        <w:rPr>
-          <w:sz w:val="24"/>
-          <w:szCs w:val="24"/>
-          <w:rtl w:val="1"/>
-        </w:rPr>
-        <w:t xml:space="preserve">אחת</w:t>
-      </w:r>
-      <w:r>
-        <w:rPr>
-          <w:sz w:val="24"/>
-          <w:szCs w:val="24"/>
-          <w:rtl w:val="1"/>
-        </w:rPr>
-        <w:t xml:space="preserve"> </w:t>
-      </w:r>
-      <w:r>
-        <w:rPr>
-          <w:sz w:val="24"/>
-          <w:szCs w:val="24"/>
-          <w:rtl w:val="1"/>
-        </w:rPr>
-        <w:t xml:space="preserve">מרכזית</w:t>
-      </w:r>
-      <w:r>
-        <w:rPr>
-          <w:sz w:val="24"/>
-          <w:szCs w:val="24"/>
-          <w:rtl w:val="1"/>
-        </w:rPr>
-        <w:t xml:space="preserve">, </w:t>
-      </w:r>
-      <w:r>
-        <w:rPr>
-          <w:sz w:val="24"/>
-          <w:szCs w:val="24"/>
-          <w:rtl w:val="1"/>
-        </w:rPr>
-        <w:t xml:space="preserve">והדגש</w:t>
-      </w:r>
-      <w:r>
-        <w:rPr>
-          <w:sz w:val="24"/>
-          <w:szCs w:val="24"/>
-          <w:rtl w:val="1"/>
-        </w:rPr>
-        <w:t xml:space="preserve"> </w:t>
-      </w:r>
-      <w:r>
-        <w:rPr>
-          <w:sz w:val="24"/>
-          <w:szCs w:val="24"/>
-          <w:rtl w:val="1"/>
-        </w:rPr>
-        <w:t xml:space="preserve">הוא</w:t>
-      </w:r>
-      <w:r>
-        <w:rPr>
-          <w:sz w:val="24"/>
-          <w:szCs w:val="24"/>
-          <w:rtl w:val="1"/>
-        </w:rPr>
-        <w:t xml:space="preserve"> </w:t>
-      </w:r>
-      <w:r>
-        <w:rPr>
-          <w:sz w:val="24"/>
-          <w:szCs w:val="24"/>
-          <w:rtl w:val="1"/>
-        </w:rPr>
-        <w:t xml:space="preserve">על</w:t>
-      </w:r>
-      <w:r>
-        <w:rPr>
-          <w:sz w:val="24"/>
-          <w:szCs w:val="24"/>
-          <w:rtl w:val="1"/>
-        </w:rPr>
-        <w:t xml:space="preserve"> </w:t>
-      </w:r>
-      <w:r>
-        <w:rPr>
-          <w:sz w:val="24"/>
-          <w:szCs w:val="24"/>
-          <w:rtl w:val="1"/>
-        </w:rPr>
-        <w:t xml:space="preserve">חילופי</w:t>
-      </w:r>
-      <w:r>
-        <w:rPr>
-          <w:sz w:val="24"/>
-          <w:szCs w:val="24"/>
-          <w:rtl w:val="1"/>
-        </w:rPr>
-        <w:t xml:space="preserve"> </w:t>
-      </w:r>
-      <w:r>
-        <w:rPr>
-          <w:sz w:val="24"/>
-          <w:szCs w:val="24"/>
-          <w:rtl w:val="1"/>
-        </w:rPr>
-        <w:t xml:space="preserve">המידע</w:t>
-      </w:r>
-      <w:r>
-        <w:rPr>
-          <w:sz w:val="24"/>
-          <w:szCs w:val="24"/>
-          <w:rtl w:val="1"/>
-        </w:rPr>
-        <w:t xml:space="preserve"> </w:t>
-      </w:r>
-      <w:r>
-        <w:rPr>
-          <w:sz w:val="24"/>
-          <w:szCs w:val="24"/>
-          <w:rtl w:val="1"/>
-        </w:rPr>
-        <w:t xml:space="preserve">עם</w:t>
-      </w:r>
-      <w:r>
-        <w:rPr>
-          <w:sz w:val="24"/>
-          <w:szCs w:val="24"/>
-          <w:rtl w:val="1"/>
-        </w:rPr>
-        <w:t xml:space="preserve"> </w:t>
-      </w:r>
-      <w:r>
-        <w:rPr>
-          <w:sz w:val="24"/>
-          <w:szCs w:val="24"/>
-          <w:rtl w:val="1"/>
-        </w:rPr>
-        <w:t xml:space="preserve">הגורמים</w:t>
-      </w:r>
-      <w:r>
-        <w:rPr>
-          <w:sz w:val="24"/>
-          <w:szCs w:val="24"/>
-          <w:rtl w:val="1"/>
-        </w:rPr>
-        <w:t xml:space="preserve"> </w:t>
-      </w:r>
-      <w:r>
-        <w:rPr>
-          <w:sz w:val="24"/>
-          <w:szCs w:val="24"/>
-          <w:rtl w:val="1"/>
-        </w:rPr>
-        <w:t xml:space="preserve">החיצוניים</w:t>
-      </w:r>
-      <w:r>
-        <w:rPr>
-          <w:sz w:val="24"/>
-          <w:szCs w:val="24"/>
-          <w:rtl w:val="1"/>
-        </w:rPr>
-        <w:t xml:space="preserve">.</w:t>
+        <w:t xml:space="preserve"/>
+      </w:r>
+      <w:r>
+        <w:rPr>
+          <w:sz w:val="24"/>
+          <w:szCs w:val="24"/>
+          <w:rtl w:val="1"/>
+        </w:rPr>
+        <w:t xml:space="preserve"/>
+      </w:r>
+      <w:r>
+        <w:rPr>
+          <w:sz w:val="24"/>
+          <w:szCs w:val="24"/>
+          <w:rtl w:val="1"/>
+        </w:rPr>
+        <w:t xml:space="preserve"/>
+      </w:r>
+      <w:r>
+        <w:rPr>
+          <w:sz w:val="24"/>
+          <w:szCs w:val="24"/>
+          <w:rtl w:val="1"/>
+        </w:rPr>
+        <w:t xml:space="preserve"/>
+      </w:r>
+      <w:r>
+        <w:rPr>
+          <w:sz w:val="24"/>
+          <w:szCs w:val="24"/>
+          <w:rtl w:val="1"/>
+        </w:rPr>
+        <w:t xml:space="preserve"/>
+      </w:r>
+      <w:r>
+        <w:rPr>
+          <w:sz w:val="24"/>
+          <w:szCs w:val="24"/>
+          <w:rtl w:val="1"/>
+        </w:rPr>
+        <w:t xml:space="preserve"/>
+      </w:r>
+      <w:r>
+        <w:rPr>
+          <w:sz w:val="24"/>
+          <w:szCs w:val="24"/>
+          <w:rtl w:val="1"/>
+        </w:rPr>
+        <w:t xml:space="preserve"/>
+      </w:r>
+      <w:r>
+        <w:rPr>
+          <w:sz w:val="24"/>
+          <w:szCs w:val="24"/>
+          <w:rtl w:val="1"/>
+        </w:rPr>
+        <w:t xml:space="preserve"/>
+      </w:r>
+      <w:r>
+        <w:rPr>
+          <w:sz w:val="24"/>
+          <w:szCs w:val="24"/>
+          <w:rtl w:val="1"/>
+        </w:rPr>
+        <w:t xml:space="preserve"/>
+      </w:r>
+      <w:r>
+        <w:rPr>
+          <w:sz w:val="24"/>
+          <w:szCs w:val="24"/>
+          <w:rtl w:val="1"/>
+        </w:rPr>
+        <w:t xml:space="preserve"/>
+      </w:r>
+      <w:r>
+        <w:rPr>
+          <w:sz w:val="24"/>
+          <w:szCs w:val="24"/>
+          <w:rtl w:val="1"/>
+        </w:rPr>
+        <w:t xml:space="preserve"/>
+      </w:r>
+      <w:r>
+        <w:rPr>
+          <w:sz w:val="24"/>
+          <w:szCs w:val="24"/>
+          <w:rtl w:val="1"/>
+        </w:rPr>
+        <w:t xml:space="preserve"/>
+      </w:r>
+      <w:r>
+        <w:rPr>
+          <w:sz w:val="24"/>
+          <w:szCs w:val="24"/>
+          <w:rtl w:val="1"/>
+        </w:rPr>
+        <w:t xml:space="preserve"/>
+      </w:r>
+      <w:r>
+        <w:rPr>
+          <w:sz w:val="24"/>
+          <w:szCs w:val="24"/>
+          <w:rtl w:val="1"/>
+        </w:rPr>
+        <w:t xml:space="preserve"/>
+      </w:r>
+      <w:r>
+        <w:rPr>
+          <w:sz w:val="24"/>
+          <w:szCs w:val="24"/>
+          <w:rtl w:val="1"/>
+        </w:rPr>
+        <w:t xml:space="preserve"/>
+      </w:r>
+      <w:r>
+        <w:rPr>
+          <w:sz w:val="24"/>
+          <w:szCs w:val="24"/>
+          <w:rtl w:val="1"/>
+        </w:rPr>
+        <w:t xml:space="preserve"/>
+      </w:r>
+      <w:r>
+        <w:rPr>
+          <w:sz w:val="24"/>
+          <w:szCs w:val="24"/>
+          <w:rtl w:val="1"/>
+        </w:rPr>
+        <w:t xml:space="preserve"/>
+      </w:r>
+      <w:r>
+        <w:rPr>
+          <w:sz w:val="24"/>
+          <w:szCs w:val="24"/>
+          <w:rtl w:val="1"/>
+        </w:rPr>
+        <w:t xml:space="preserve"/>
+      </w:r>
+      <w:r>
+        <w:rPr>
+          <w:sz w:val="24"/>
+          <w:szCs w:val="24"/>
+          <w:rtl w:val="1"/>
+        </w:rPr>
+        <w:t xml:space="preserve"/>
+      </w:r>
+      <w:r>
+        <w:rPr>
+          <w:sz w:val="24"/>
+          <w:szCs w:val="24"/>
+          <w:rtl w:val="1"/>
+        </w:rPr>
+        <w:t xml:space="preserve"/>
+      </w:r>
+      <w:r>
+        <w:rPr>
+          <w:sz w:val="24"/>
+          <w:szCs w:val="24"/>
+          <w:rtl w:val="1"/>
+        </w:rPr>
+        <w:t xml:space="preserve"/>
+      </w:r>
+      <w:r>
+        <w:rPr>
+          <w:sz w:val="24"/>
+          <w:szCs w:val="24"/>
+          <w:rtl w:val="1"/>
+        </w:rPr>
+        <w:t xml:space="preserve"/>
+      </w:r>
+      <w:r>
+        <w:rPr>
+          <w:sz w:val="24"/>
+          <w:szCs w:val="24"/>
+          <w:rtl w:val="1"/>
+        </w:rPr>
+        <w:t xml:space="preserve"/>
+      </w:r>
+      <w:r>
+        <w:rPr>
+          <w:sz w:val="24"/>
+          <w:szCs w:val="24"/>
+          <w:rtl w:val="1"/>
+        </w:rPr>
+        <w:t xml:space="preserve"/>
+      </w:r>
+      <w:r>
+        <w:rPr>
+          <w:sz w:val="24"/>
+          <w:szCs w:val="24"/>
+          <w:rtl w:val="1"/>
+        </w:rPr>
+        <w:t xml:space="preserve"/>
+      </w:r>
+      <w:r>
+        <w:rPr>
+          <w:sz w:val="24"/>
+          <w:szCs w:val="24"/>
+          <w:rtl w:val="1"/>
+        </w:rPr>
+        <w:t xml:space="preserve"/>
+      </w:r>
+      <w:r>
+        <w:rPr>
+          <w:sz w:val="24"/>
+          <w:szCs w:val="24"/>
+          <w:rtl w:val="1"/>
+        </w:rPr>
+        <w:t xml:space="preserve"/>
+      </w:r>
+      <w:r>
+        <w:rPr>
+          <w:sz w:val="24"/>
+          <w:szCs w:val="24"/>
+          <w:rtl w:val="1"/>
+        </w:rPr>
+        <w:t xml:space="preserve"/>
+      </w:r>
+      <w:r>
+        <w:rPr>
+          <w:sz w:val="24"/>
+          <w:szCs w:val="24"/>
+          <w:rtl w:val="1"/>
+        </w:rPr>
+        <w:t xml:space="preserve"/>
+      </w:r>
+      <w:r>
+        <w:rPr>
+          <w:sz w:val="24"/>
+          <w:szCs w:val="24"/>
+          <w:rtl w:val="1"/>
+        </w:rPr>
+        <w:t xml:space="preserve"/>
+      </w:r>
+      <w:r>
+        <w:rPr>
+          <w:sz w:val="24"/>
+          <w:szCs w:val="24"/>
+          <w:rtl w:val="1"/>
+        </w:rPr>
+        <w:t xml:space="preserve"/>
+      </w:r>
+      <w:r>
+        <w:rPr>
+          <w:sz w:val="24"/>
+          <w:szCs w:val="24"/>
+          <w:rtl w:val="1"/>
+        </w:rPr>
+        <w:t xml:space="preserve"/>
       </w:r>
     </w:p>
     <w:p ns1:paraId="0000003A">
@@ -6872,63 +6872,63 @@
           <w:szCs w:val="24"/>
           <w:rtl w:val="1"/>
         </w:rPr>
-        <w:t xml:space="preserve">להלן</w:t>
-      </w:r>
-      <w:r>
-        <w:rPr>
-          <w:sz w:val="24"/>
-          <w:szCs w:val="24"/>
-          <w:rtl w:val="1"/>
-        </w:rPr>
-        <w:t xml:space="preserve"> </w:t>
-      </w:r>
-      <w:r>
-        <w:rPr>
-          <w:sz w:val="24"/>
-          <w:szCs w:val="24"/>
-          <w:rtl w:val="1"/>
-        </w:rPr>
-        <w:t xml:space="preserve">מבנה</w:t>
-      </w:r>
-      <w:r>
-        <w:rPr>
-          <w:sz w:val="24"/>
-          <w:szCs w:val="24"/>
-          <w:rtl w:val="1"/>
-        </w:rPr>
-        <w:t xml:space="preserve"> </w:t>
-      </w:r>
-      <w:r>
-        <w:rPr>
-          <w:sz w:val="24"/>
-          <w:szCs w:val="24"/>
-          <w:rtl w:val="1"/>
-        </w:rPr>
-        <w:t xml:space="preserve">התרשים</w:t>
-      </w:r>
-      <w:r>
-        <w:rPr>
-          <w:sz w:val="24"/>
-          <w:szCs w:val="24"/>
-          <w:rtl w:val="1"/>
-        </w:rPr>
-        <w:t xml:space="preserve"> </w:t>
-      </w:r>
-      <w:r>
-        <w:rPr>
-          <w:sz w:val="24"/>
-          <w:szCs w:val="24"/>
-          <w:rtl w:val="1"/>
-        </w:rPr>
-        <w:t xml:space="preserve">לדוגמה</w:t>
-      </w:r>
-      <w:r>
-        <w:rPr>
-          <w:sz w:val="24"/>
-          <w:szCs w:val="24"/>
-          <w:rtl w:val="1"/>
-        </w:rPr>
-        <w:t xml:space="preserve">:</w:t>
+        <w:t xml:space="preserve">להלן מבנה תרשים DFD המותאם לפרויקט:</w:t>
+      </w:r>
+      <w:r>
+        <w:rPr>
+          <w:sz w:val="24"/>
+          <w:szCs w:val="24"/>
+          <w:rtl w:val="1"/>
+        </w:rPr>
+        <w:t xml:space="preserve"/>
+      </w:r>
+      <w:r>
+        <w:rPr>
+          <w:sz w:val="24"/>
+          <w:szCs w:val="24"/>
+          <w:rtl w:val="1"/>
+        </w:rPr>
+        <w:t xml:space="preserve"/>
+      </w:r>
+      <w:r>
+        <w:rPr>
+          <w:sz w:val="24"/>
+          <w:szCs w:val="24"/>
+          <w:rtl w:val="1"/>
+        </w:rPr>
+        <w:t xml:space="preserve"/>
+      </w:r>
+      <w:r>
+        <w:rPr>
+          <w:sz w:val="24"/>
+          <w:szCs w:val="24"/>
+          <w:rtl w:val="1"/>
+        </w:rPr>
+        <w:t xml:space="preserve"/>
+      </w:r>
+      <w:r>
+        <w:rPr>
+          <w:sz w:val="24"/>
+          <w:szCs w:val="24"/>
+          <w:rtl w:val="1"/>
+        </w:rPr>
+        <w:t xml:space="preserve"/>
+      </w:r>
+      <w:r>
+        <w:rPr>
+          <w:sz w:val="24"/>
+          <w:szCs w:val="24"/>
+          <w:rtl w:val="1"/>
+        </w:rPr>
+        <w:t xml:space="preserve"/>
+      </w:r>
+      <w:r>
+        <w:rPr>
+          <w:sz w:val="24"/>
+          <w:szCs w:val="24"/>
+          <w:rtl w:val="1"/>
+        </w:rPr>
+        <w:t xml:space="preserve"/>
       </w:r>
     </w:p>
     <w:p ns1:paraId="0000003B">
@@ -6950,55 +6950,55 @@
           <w:szCs w:val="24"/>
           <w:rtl w:val="1"/>
         </w:rPr>
-        <w:t xml:space="preserve">1. </w:t>
-      </w:r>
-      <w:r>
-        <w:rPr>
-          <w:sz w:val="24"/>
-          <w:szCs w:val="24"/>
-          <w:rtl w:val="1"/>
-        </w:rPr>
-        <w:t xml:space="preserve">התהליך</w:t>
-      </w:r>
-      <w:r>
-        <w:rPr>
-          <w:sz w:val="24"/>
-          <w:szCs w:val="24"/>
-          <w:rtl w:val="1"/>
-        </w:rPr>
-        <w:t xml:space="preserve"> </w:t>
-      </w:r>
-      <w:r>
-        <w:rPr>
-          <w:sz w:val="24"/>
-          <w:szCs w:val="24"/>
-          <w:rtl w:val="1"/>
-        </w:rPr>
-        <w:t xml:space="preserve">המרכזי</w:t>
-      </w:r>
-      <w:r>
-        <w:rPr>
-          <w:sz w:val="24"/>
-          <w:szCs w:val="24"/>
-          <w:rtl w:val="1"/>
-        </w:rPr>
-        <w:t xml:space="preserve"> (</w:t>
-      </w:r>
-      <w:r>
-        <w:rPr>
-          <w:sz w:val="24"/>
-          <w:szCs w:val="24"/>
-          <w:rtl w:val="1"/>
-        </w:rPr>
-        <w:t xml:space="preserve">המרכז</w:t>
-      </w:r>
-      <w:r>
-        <w:rPr>
-          <w:sz w:val="24"/>
-          <w:szCs w:val="24"/>
-          <w:rtl w:val="1"/>
-        </w:rPr>
-        <w:t xml:space="preserve">)</w:t>
+        <w:t xml:space="preserve">1. התהליך המרכזי</w:t>
+      </w:r>
+      <w:r>
+        <w:rPr>
+          <w:sz w:val="24"/>
+          <w:szCs w:val="24"/>
+          <w:rtl w:val="1"/>
+        </w:rPr>
+        <w:t xml:space="preserve"/>
+      </w:r>
+      <w:r>
+        <w:rPr>
+          <w:sz w:val="24"/>
+          <w:szCs w:val="24"/>
+          <w:rtl w:val="1"/>
+        </w:rPr>
+        <w:t xml:space="preserve"/>
+      </w:r>
+      <w:r>
+        <w:rPr>
+          <w:sz w:val="24"/>
+          <w:szCs w:val="24"/>
+          <w:rtl w:val="1"/>
+        </w:rPr>
+        <w:t xml:space="preserve"/>
+      </w:r>
+      <w:r>
+        <w:rPr>
+          <w:sz w:val="24"/>
+          <w:szCs w:val="24"/>
+          <w:rtl w:val="1"/>
+        </w:rPr>
+        <w:t xml:space="preserve"/>
+      </w:r>
+      <w:r>
+        <w:rPr>
+          <w:sz w:val="24"/>
+          <w:szCs w:val="24"/>
+          <w:rtl w:val="1"/>
+        </w:rPr>
+        <w:t xml:space="preserve"/>
+      </w:r>
+      <w:r>
+        <w:rPr>
+          <w:sz w:val="24"/>
+          <w:szCs w:val="24"/>
+          <w:rtl w:val="1"/>
+        </w:rPr>
+        <w:t xml:space="preserve"/>
       </w:r>
     </w:p>
     <w:p ns1:paraId="0000003C">
@@ -7016,191 +7016,191 @@
           <w:szCs w:val="24"/>
           <w:rtl w:val="1"/>
         </w:rPr>
-        <w:t xml:space="preserve">שם</w:t>
-      </w:r>
-      <w:r>
-        <w:rPr>
-          <w:sz w:val="24"/>
-          <w:szCs w:val="24"/>
-          <w:rtl w:val="1"/>
-        </w:rPr>
-        <w:t xml:space="preserve"> </w:t>
-      </w:r>
-      <w:r>
-        <w:rPr>
-          <w:sz w:val="24"/>
-          <w:szCs w:val="24"/>
-          <w:rtl w:val="1"/>
-        </w:rPr>
-        <w:t xml:space="preserve">התהליך</w:t>
-      </w:r>
-      <w:r>
-        <w:rPr>
-          <w:sz w:val="24"/>
-          <w:szCs w:val="24"/>
-          <w:rtl w:val="1"/>
-        </w:rPr>
-        <w:t xml:space="preserve">: "</w:t>
-      </w:r>
-      <w:r>
-        <w:rPr>
-          <w:sz w:val="24"/>
-          <w:szCs w:val="24"/>
-          <w:rtl w:val="1"/>
-        </w:rPr>
-        <w:t xml:space="preserve">מערכת</w:t>
-      </w:r>
-      <w:r>
-        <w:rPr>
-          <w:sz w:val="24"/>
-          <w:szCs w:val="24"/>
-          <w:rtl w:val="1"/>
-        </w:rPr>
-        <w:t xml:space="preserve"> </w:t>
-      </w:r>
-      <w:r>
-        <w:rPr>
-          <w:sz w:val="24"/>
-          <w:szCs w:val="24"/>
-          <w:rtl w:val="1"/>
-        </w:rPr>
-        <w:t xml:space="preserve">מכירות</w:t>
-      </w:r>
-      <w:r>
-        <w:rPr>
-          <w:sz w:val="24"/>
-          <w:szCs w:val="24"/>
-          <w:rtl w:val="1"/>
-        </w:rPr>
-        <w:t xml:space="preserve"> </w:t>
-      </w:r>
-      <w:r>
-        <w:rPr>
-          <w:sz w:val="24"/>
-          <w:szCs w:val="24"/>
-          <w:rtl w:val="1"/>
-        </w:rPr>
-        <w:t xml:space="preserve">אונליין</w:t>
-      </w:r>
-      <w:r>
-        <w:rPr>
-          <w:sz w:val="24"/>
-          <w:szCs w:val="24"/>
-          <w:rtl w:val="1"/>
-        </w:rPr>
-        <w:t xml:space="preserve">" (</w:t>
-      </w:r>
-      <w:r>
-        <w:rPr>
-          <w:sz w:val="24"/>
-          <w:szCs w:val="24"/>
-          <w:rtl w:val="1"/>
-        </w:rPr>
-        <w:t xml:space="preserve">מסומן</w:t>
-      </w:r>
-      <w:r>
-        <w:rPr>
-          <w:sz w:val="24"/>
-          <w:szCs w:val="24"/>
-          <w:rtl w:val="1"/>
-        </w:rPr>
-        <w:t xml:space="preserve"> </w:t>
-      </w:r>
-      <w:r>
-        <w:rPr>
-          <w:sz w:val="24"/>
-          <w:szCs w:val="24"/>
-          <w:rtl w:val="1"/>
-        </w:rPr>
-        <w:t xml:space="preserve">כעיגול</w:t>
-      </w:r>
-      <w:r>
-        <w:rPr>
-          <w:sz w:val="24"/>
-          <w:szCs w:val="24"/>
-          <w:rtl w:val="1"/>
-        </w:rPr>
-        <w:t xml:space="preserve"> </w:t>
-      </w:r>
-      <w:r>
-        <w:rPr>
-          <w:sz w:val="24"/>
-          <w:szCs w:val="24"/>
-          <w:rtl w:val="1"/>
-        </w:rPr>
-        <w:t xml:space="preserve">או</w:t>
-      </w:r>
-      <w:r>
-        <w:rPr>
-          <w:sz w:val="24"/>
-          <w:szCs w:val="24"/>
-          <w:rtl w:val="1"/>
-        </w:rPr>
-        <w:t xml:space="preserve"> </w:t>
-      </w:r>
-      <w:r>
-        <w:rPr>
-          <w:sz w:val="24"/>
-          <w:szCs w:val="24"/>
-          <w:rtl w:val="1"/>
-        </w:rPr>
-        <w:t xml:space="preserve">מלבן</w:t>
-      </w:r>
-      <w:r>
-        <w:rPr>
-          <w:sz w:val="24"/>
-          <w:szCs w:val="24"/>
-          <w:rtl w:val="1"/>
-        </w:rPr>
-        <w:t xml:space="preserve"> </w:t>
-      </w:r>
-      <w:r>
-        <w:rPr>
-          <w:sz w:val="24"/>
-          <w:szCs w:val="24"/>
-          <w:rtl w:val="1"/>
-        </w:rPr>
-        <w:t xml:space="preserve">מעוגל</w:t>
-      </w:r>
-      <w:r>
-        <w:rPr>
-          <w:sz w:val="24"/>
-          <w:szCs w:val="24"/>
-          <w:rtl w:val="1"/>
-        </w:rPr>
-        <w:t xml:space="preserve"> </w:t>
-      </w:r>
-      <w:r>
-        <w:rPr>
-          <w:sz w:val="24"/>
-          <w:szCs w:val="24"/>
-          <w:rtl w:val="1"/>
-        </w:rPr>
-        <w:t xml:space="preserve">עם</w:t>
-      </w:r>
-      <w:r>
-        <w:rPr>
-          <w:sz w:val="24"/>
-          <w:szCs w:val="24"/>
-          <w:rtl w:val="1"/>
-        </w:rPr>
-        <w:t xml:space="preserve"> </w:t>
-      </w:r>
-      <w:r>
-        <w:rPr>
-          <w:sz w:val="24"/>
-          <w:szCs w:val="24"/>
-          <w:rtl w:val="1"/>
-        </w:rPr>
-        <w:t xml:space="preserve">המספר</w:t>
-      </w:r>
-      <w:r>
-        <w:rPr>
-          <w:sz w:val="24"/>
-          <w:szCs w:val="24"/>
-          <w:rtl w:val="1"/>
-        </w:rPr>
-        <w:t xml:space="preserve"> 0).</w:t>
+        <w:t xml:space="preserve">שם התהליך: מערכת המלצות לבוש LookLux.</w:t>
+      </w:r>
+      <w:r>
+        <w:rPr>
+          <w:sz w:val="24"/>
+          <w:szCs w:val="24"/>
+          <w:rtl w:val="1"/>
+        </w:rPr>
+        <w:t xml:space="preserve"/>
+      </w:r>
+      <w:r>
+        <w:rPr>
+          <w:sz w:val="24"/>
+          <w:szCs w:val="24"/>
+          <w:rtl w:val="1"/>
+        </w:rPr>
+        <w:t xml:space="preserve"/>
+      </w:r>
+      <w:r>
+        <w:rPr>
+          <w:sz w:val="24"/>
+          <w:szCs w:val="24"/>
+          <w:rtl w:val="1"/>
+        </w:rPr>
+        <w:t xml:space="preserve"/>
+      </w:r>
+      <w:r>
+        <w:rPr>
+          <w:sz w:val="24"/>
+          <w:szCs w:val="24"/>
+          <w:rtl w:val="1"/>
+        </w:rPr>
+        <w:t xml:space="preserve"/>
+      </w:r>
+      <w:r>
+        <w:rPr>
+          <w:sz w:val="24"/>
+          <w:szCs w:val="24"/>
+          <w:rtl w:val="1"/>
+        </w:rPr>
+        <w:t xml:space="preserve"/>
+      </w:r>
+      <w:r>
+        <w:rPr>
+          <w:sz w:val="24"/>
+          <w:szCs w:val="24"/>
+          <w:rtl w:val="1"/>
+        </w:rPr>
+        <w:t xml:space="preserve"/>
+      </w:r>
+      <w:r>
+        <w:rPr>
+          <w:sz w:val="24"/>
+          <w:szCs w:val="24"/>
+          <w:rtl w:val="1"/>
+        </w:rPr>
+        <w:t xml:space="preserve"/>
+      </w:r>
+      <w:r>
+        <w:rPr>
+          <w:sz w:val="24"/>
+          <w:szCs w:val="24"/>
+          <w:rtl w:val="1"/>
+        </w:rPr>
+        <w:t xml:space="preserve"/>
+      </w:r>
+      <w:r>
+        <w:rPr>
+          <w:sz w:val="24"/>
+          <w:szCs w:val="24"/>
+          <w:rtl w:val="1"/>
+        </w:rPr>
+        <w:t xml:space="preserve"/>
+      </w:r>
+      <w:r>
+        <w:rPr>
+          <w:sz w:val="24"/>
+          <w:szCs w:val="24"/>
+          <w:rtl w:val="1"/>
+        </w:rPr>
+        <w:t xml:space="preserve"/>
+      </w:r>
+      <w:r>
+        <w:rPr>
+          <w:sz w:val="24"/>
+          <w:szCs w:val="24"/>
+          <w:rtl w:val="1"/>
+        </w:rPr>
+        <w:t xml:space="preserve"/>
+      </w:r>
+      <w:r>
+        <w:rPr>
+          <w:sz w:val="24"/>
+          <w:szCs w:val="24"/>
+          <w:rtl w:val="1"/>
+        </w:rPr>
+        <w:t xml:space="preserve"/>
+      </w:r>
+      <w:r>
+        <w:rPr>
+          <w:sz w:val="24"/>
+          <w:szCs w:val="24"/>
+          <w:rtl w:val="1"/>
+        </w:rPr>
+        <w:t xml:space="preserve"/>
+      </w:r>
+      <w:r>
+        <w:rPr>
+          <w:sz w:val="24"/>
+          <w:szCs w:val="24"/>
+          <w:rtl w:val="1"/>
+        </w:rPr>
+        <w:t xml:space="preserve"/>
+      </w:r>
+      <w:r>
+        <w:rPr>
+          <w:sz w:val="24"/>
+          <w:szCs w:val="24"/>
+          <w:rtl w:val="1"/>
+        </w:rPr>
+        <w:t xml:space="preserve"/>
+      </w:r>
+      <w:r>
+        <w:rPr>
+          <w:sz w:val="24"/>
+          <w:szCs w:val="24"/>
+          <w:rtl w:val="1"/>
+        </w:rPr>
+        <w:t xml:space="preserve"/>
+      </w:r>
+      <w:r>
+        <w:rPr>
+          <w:sz w:val="24"/>
+          <w:szCs w:val="24"/>
+          <w:rtl w:val="1"/>
+        </w:rPr>
+        <w:t xml:space="preserve"/>
+      </w:r>
+      <w:r>
+        <w:rPr>
+          <w:sz w:val="24"/>
+          <w:szCs w:val="24"/>
+          <w:rtl w:val="1"/>
+        </w:rPr>
+        <w:t xml:space="preserve"/>
+      </w:r>
+      <w:r>
+        <w:rPr>
+          <w:sz w:val="24"/>
+          <w:szCs w:val="24"/>
+          <w:rtl w:val="1"/>
+        </w:rPr>
+        <w:t xml:space="preserve"/>
+      </w:r>
+      <w:r>
+        <w:rPr>
+          <w:sz w:val="24"/>
+          <w:szCs w:val="24"/>
+          <w:rtl w:val="1"/>
+        </w:rPr>
+        <w:t xml:space="preserve"/>
+      </w:r>
+      <w:r>
+        <w:rPr>
+          <w:sz w:val="24"/>
+          <w:szCs w:val="24"/>
+          <w:rtl w:val="1"/>
+        </w:rPr>
+        <w:t xml:space="preserve"/>
+      </w:r>
+      <w:r>
+        <w:rPr>
+          <w:sz w:val="24"/>
+          <w:szCs w:val="24"/>
+          <w:rtl w:val="1"/>
+        </w:rPr>
+        <w:t xml:space="preserve"/>
+      </w:r>
+      <w:r>
+        <w:rPr>
+          <w:sz w:val="24"/>
+          <w:szCs w:val="24"/>
+          <w:rtl w:val="1"/>
+        </w:rPr>
+        <w:t xml:space="preserve"/>
       </w:r>
     </w:p>
     <w:p ns1:paraId="0000003D">
@@ -7222,71 +7222,71 @@
           <w:szCs w:val="24"/>
           <w:rtl w:val="1"/>
         </w:rPr>
-        <w:t xml:space="preserve">2. </w:t>
-      </w:r>
-      <w:r>
-        <w:rPr>
-          <w:sz w:val="24"/>
-          <w:szCs w:val="24"/>
-          <w:rtl w:val="1"/>
-        </w:rPr>
-        <w:t xml:space="preserve">ישויות</w:t>
-      </w:r>
-      <w:r>
-        <w:rPr>
-          <w:sz w:val="24"/>
-          <w:szCs w:val="24"/>
-          <w:rtl w:val="1"/>
-        </w:rPr>
-        <w:t xml:space="preserve"> </w:t>
-      </w:r>
-      <w:r>
-        <w:rPr>
-          <w:sz w:val="24"/>
-          <w:szCs w:val="24"/>
-          <w:rtl w:val="1"/>
-        </w:rPr>
-        <w:t xml:space="preserve">חיצוניות</w:t>
-      </w:r>
-      <w:r>
-        <w:rPr>
-          <w:sz w:val="24"/>
-          <w:szCs w:val="24"/>
-          <w:rtl w:val="1"/>
-        </w:rPr>
-        <w:t xml:space="preserve"> (</w:t>
-      </w:r>
-      <w:r>
-        <w:rPr>
-          <w:sz w:val="24"/>
-          <w:szCs w:val="24"/>
-          <w:rtl w:val="1"/>
-        </w:rPr>
-        <w:t xml:space="preserve">הריבועים</w:t>
-      </w:r>
-      <w:r>
-        <w:rPr>
-          <w:sz w:val="24"/>
-          <w:szCs w:val="24"/>
-          <w:rtl w:val="1"/>
-        </w:rPr>
-        <w:t xml:space="preserve"> </w:t>
-      </w:r>
-      <w:r>
-        <w:rPr>
-          <w:sz w:val="24"/>
-          <w:szCs w:val="24"/>
-          <w:rtl w:val="1"/>
-        </w:rPr>
-        <w:t xml:space="preserve">מסביב</w:t>
-      </w:r>
-      <w:r>
-        <w:rPr>
-          <w:sz w:val="24"/>
-          <w:szCs w:val="24"/>
-          <w:rtl w:val="1"/>
-        </w:rPr>
-        <w:t xml:space="preserve">)</w:t>
+        <w:t xml:space="preserve">2. ישויות חיצוניות</w:t>
+      </w:r>
+      <w:r>
+        <w:rPr>
+          <w:sz w:val="24"/>
+          <w:szCs w:val="24"/>
+          <w:rtl w:val="1"/>
+        </w:rPr>
+        <w:t xml:space="preserve"/>
+      </w:r>
+      <w:r>
+        <w:rPr>
+          <w:sz w:val="24"/>
+          <w:szCs w:val="24"/>
+          <w:rtl w:val="1"/>
+        </w:rPr>
+        <w:t xml:space="preserve"/>
+      </w:r>
+      <w:r>
+        <w:rPr>
+          <w:sz w:val="24"/>
+          <w:szCs w:val="24"/>
+          <w:rtl w:val="1"/>
+        </w:rPr>
+        <w:t xml:space="preserve"/>
+      </w:r>
+      <w:r>
+        <w:rPr>
+          <w:sz w:val="24"/>
+          <w:szCs w:val="24"/>
+          <w:rtl w:val="1"/>
+        </w:rPr>
+        <w:t xml:space="preserve"/>
+      </w:r>
+      <w:r>
+        <w:rPr>
+          <w:sz w:val="24"/>
+          <w:szCs w:val="24"/>
+          <w:rtl w:val="1"/>
+        </w:rPr>
+        <w:t xml:space="preserve"/>
+      </w:r>
+      <w:r>
+        <w:rPr>
+          <w:sz w:val="24"/>
+          <w:szCs w:val="24"/>
+          <w:rtl w:val="1"/>
+        </w:rPr>
+        <w:t xml:space="preserve"/>
+      </w:r>
+      <w:r>
+        <w:rPr>
+          <w:sz w:val="24"/>
+          <w:szCs w:val="24"/>
+          <w:rtl w:val="1"/>
+        </w:rPr>
+        <w:t xml:space="preserve"/>
+      </w:r>
+      <w:r>
+        <w:rPr>
+          <w:sz w:val="24"/>
+          <w:szCs w:val="24"/>
+          <w:rtl w:val="1"/>
+        </w:rPr>
+        <w:t xml:space="preserve"/>
       </w:r>
     </w:p>
     <w:p ns1:paraId="0000003E">
@@ -7304,79 +7304,79 @@
           <w:szCs w:val="24"/>
           <w:rtl w:val="1"/>
         </w:rPr>
-        <w:t xml:space="preserve">הגורמים</w:t>
-      </w:r>
-      <w:r>
-        <w:rPr>
-          <w:sz w:val="24"/>
-          <w:szCs w:val="24"/>
-          <w:rtl w:val="1"/>
-        </w:rPr>
-        <w:t xml:space="preserve"> </w:t>
-      </w:r>
-      <w:r>
-        <w:rPr>
-          <w:sz w:val="24"/>
-          <w:szCs w:val="24"/>
-          <w:rtl w:val="1"/>
-        </w:rPr>
-        <w:t xml:space="preserve">העיקריים</w:t>
-      </w:r>
-      <w:r>
-        <w:rPr>
-          <w:sz w:val="24"/>
-          <w:szCs w:val="24"/>
-          <w:rtl w:val="1"/>
-        </w:rPr>
-        <w:t xml:space="preserve"> </w:t>
-      </w:r>
-      <w:r>
-        <w:rPr>
-          <w:sz w:val="24"/>
-          <w:szCs w:val="24"/>
-          <w:rtl w:val="1"/>
-        </w:rPr>
-        <w:t xml:space="preserve">שמתקשרים</w:t>
-      </w:r>
-      <w:r>
-        <w:rPr>
-          <w:sz w:val="24"/>
-          <w:szCs w:val="24"/>
-          <w:rtl w:val="1"/>
-        </w:rPr>
-        <w:t xml:space="preserve"> </w:t>
-      </w:r>
-      <w:r>
-        <w:rPr>
-          <w:sz w:val="24"/>
-          <w:szCs w:val="24"/>
-          <w:rtl w:val="1"/>
-        </w:rPr>
-        <w:t xml:space="preserve">עם</w:t>
-      </w:r>
-      <w:r>
-        <w:rPr>
-          <w:sz w:val="24"/>
-          <w:szCs w:val="24"/>
-          <w:rtl w:val="1"/>
-        </w:rPr>
-        <w:t xml:space="preserve"> </w:t>
-      </w:r>
-      <w:r>
-        <w:rPr>
-          <w:sz w:val="24"/>
-          <w:szCs w:val="24"/>
-          <w:rtl w:val="1"/>
-        </w:rPr>
-        <w:t xml:space="preserve">האתר</w:t>
-      </w:r>
-      <w:r>
-        <w:rPr>
-          <w:sz w:val="24"/>
-          <w:szCs w:val="24"/>
-          <w:rtl w:val="1"/>
-        </w:rPr>
-        <w:t xml:space="preserve">:</w:t>
+        <w:t xml:space="preserve">הגורמים שמתקשרים עם המערכת:</w:t>
+      </w:r>
+      <w:r>
+        <w:rPr>
+          <w:sz w:val="24"/>
+          <w:szCs w:val="24"/>
+          <w:rtl w:val="1"/>
+        </w:rPr>
+        <w:t xml:space="preserve"/>
+      </w:r>
+      <w:r>
+        <w:rPr>
+          <w:sz w:val="24"/>
+          <w:szCs w:val="24"/>
+          <w:rtl w:val="1"/>
+        </w:rPr>
+        <w:t xml:space="preserve"/>
+      </w:r>
+      <w:r>
+        <w:rPr>
+          <w:sz w:val="24"/>
+          <w:szCs w:val="24"/>
+          <w:rtl w:val="1"/>
+        </w:rPr>
+        <w:t xml:space="preserve"/>
+      </w:r>
+      <w:r>
+        <w:rPr>
+          <w:sz w:val="24"/>
+          <w:szCs w:val="24"/>
+          <w:rtl w:val="1"/>
+        </w:rPr>
+        <w:t xml:space="preserve"/>
+      </w:r>
+      <w:r>
+        <w:rPr>
+          <w:sz w:val="24"/>
+          <w:szCs w:val="24"/>
+          <w:rtl w:val="1"/>
+        </w:rPr>
+        <w:t xml:space="preserve"/>
+      </w:r>
+      <w:r>
+        <w:rPr>
+          <w:sz w:val="24"/>
+          <w:szCs w:val="24"/>
+          <w:rtl w:val="1"/>
+        </w:rPr>
+        <w:t xml:space="preserve"/>
+      </w:r>
+      <w:r>
+        <w:rPr>
+          <w:sz w:val="24"/>
+          <w:szCs w:val="24"/>
+          <w:rtl w:val="1"/>
+        </w:rPr>
+        <w:t xml:space="preserve"/>
+      </w:r>
+      <w:r>
+        <w:rPr>
+          <w:sz w:val="24"/>
+          <w:szCs w:val="24"/>
+          <w:rtl w:val="1"/>
+        </w:rPr>
+        <w:t xml:space="preserve"/>
+      </w:r>
+      <w:r>
+        <w:rPr>
+          <w:sz w:val="24"/>
+          <w:szCs w:val="24"/>
+          <w:rtl w:val="1"/>
+        </w:rPr>
+        <w:t xml:space="preserve"/>
       </w:r>
     </w:p>
     <w:p ns1:paraId="0000003F">
@@ -7394,63 +7394,63 @@
           <w:szCs w:val="24"/>
           <w:rtl w:val="1"/>
         </w:rPr>
-        <w:t xml:space="preserve">לקוח</w:t>
-      </w:r>
-      <w:r>
-        <w:rPr>
-          <w:sz w:val="24"/>
-          <w:szCs w:val="24"/>
-          <w:rtl w:val="1"/>
-        </w:rPr>
-        <w:t xml:space="preserve">: </w:t>
-      </w:r>
-      <w:r>
-        <w:rPr>
-          <w:sz w:val="24"/>
-          <w:szCs w:val="24"/>
-          <w:rtl w:val="1"/>
-        </w:rPr>
-        <w:t xml:space="preserve">הגורם</w:t>
-      </w:r>
-      <w:r>
-        <w:rPr>
-          <w:sz w:val="24"/>
-          <w:szCs w:val="24"/>
-          <w:rtl w:val="1"/>
-        </w:rPr>
-        <w:t xml:space="preserve"> </w:t>
-      </w:r>
-      <w:r>
-        <w:rPr>
-          <w:sz w:val="24"/>
-          <w:szCs w:val="24"/>
-          <w:rtl w:val="1"/>
-        </w:rPr>
-        <w:t xml:space="preserve">שמזמין</w:t>
-      </w:r>
-      <w:r>
-        <w:rPr>
-          <w:sz w:val="24"/>
-          <w:szCs w:val="24"/>
-          <w:rtl w:val="1"/>
-        </w:rPr>
-        <w:t xml:space="preserve"> </w:t>
-      </w:r>
-      <w:r>
-        <w:rPr>
-          <w:sz w:val="24"/>
-          <w:szCs w:val="24"/>
-          <w:rtl w:val="1"/>
-        </w:rPr>
-        <w:t xml:space="preserve">ומשלם</w:t>
-      </w:r>
-      <w:r>
-        <w:rPr>
-          <w:sz w:val="24"/>
-          <w:szCs w:val="24"/>
-          <w:rtl w:val="1"/>
-        </w:rPr>
-        <w:t xml:space="preserve">.</w:t>
+        <w:t xml:space="preserve">משתמש קצה: מעלה בגדים, מבקש המלצות, ושומר לוקים.</w:t>
+      </w:r>
+      <w:r>
+        <w:rPr>
+          <w:sz w:val="24"/>
+          <w:szCs w:val="24"/>
+          <w:rtl w:val="1"/>
+        </w:rPr>
+        <w:t xml:space="preserve"/>
+      </w:r>
+      <w:r>
+        <w:rPr>
+          <w:sz w:val="24"/>
+          <w:szCs w:val="24"/>
+          <w:rtl w:val="1"/>
+        </w:rPr>
+        <w:t xml:space="preserve"/>
+      </w:r>
+      <w:r>
+        <w:rPr>
+          <w:sz w:val="24"/>
+          <w:szCs w:val="24"/>
+          <w:rtl w:val="1"/>
+        </w:rPr>
+        <w:t xml:space="preserve"/>
+      </w:r>
+      <w:r>
+        <w:rPr>
+          <w:sz w:val="24"/>
+          <w:szCs w:val="24"/>
+          <w:rtl w:val="1"/>
+        </w:rPr>
+        <w:t xml:space="preserve"/>
+      </w:r>
+      <w:r>
+        <w:rPr>
+          <w:sz w:val="24"/>
+          <w:szCs w:val="24"/>
+          <w:rtl w:val="1"/>
+        </w:rPr>
+        <w:t xml:space="preserve"/>
+      </w:r>
+      <w:r>
+        <w:rPr>
+          <w:sz w:val="24"/>
+          <w:szCs w:val="24"/>
+          <w:rtl w:val="1"/>
+        </w:rPr>
+        <w:t xml:space="preserve"/>
+      </w:r>
+      <w:r>
+        <w:rPr>
+          <w:sz w:val="24"/>
+          <w:szCs w:val="24"/>
+          <w:rtl w:val="1"/>
+        </w:rPr>
+        <w:t xml:space="preserve"/>
       </w:r>
     </w:p>
     <w:p ns1:paraId="00000040">
@@ -7468,31 +7468,31 @@
           <w:szCs w:val="24"/>
           <w:rtl w:val="1"/>
         </w:rPr>
-        <w:t xml:space="preserve">מנהל</w:t>
-      </w:r>
-      <w:r>
-        <w:rPr>
-          <w:sz w:val="24"/>
-          <w:szCs w:val="24"/>
-          <w:rtl w:val="1"/>
-        </w:rPr>
-        <w:t xml:space="preserve"> </w:t>
-      </w:r>
-      <w:r>
-        <w:rPr>
-          <w:sz w:val="24"/>
-          <w:szCs w:val="24"/>
-          <w:rtl w:val="1"/>
-        </w:rPr>
-        <w:t xml:space="preserve">האתר</w:t>
-      </w:r>
-      <w:r>
-        <w:rPr>
-          <w:sz w:val="24"/>
-          <w:szCs w:val="24"/>
-          <w:rtl w:val="1"/>
-        </w:rPr>
-        <w:t xml:space="preserve"> (</w:t>
+        <w:t xml:space="preserve">מנהל מערכת: מנהל משתמשים ומבצע תחזוקת נתונים.</w:t>
+      </w:r>
+      <w:r>
+        <w:rPr>
+          <w:sz w:val="24"/>
+          <w:szCs w:val="24"/>
+          <w:rtl w:val="1"/>
+        </w:rPr>
+        <w:t xml:space="preserve"/>
+      </w:r>
+      <w:r>
+        <w:rPr>
+          <w:sz w:val="24"/>
+          <w:szCs w:val="24"/>
+          <w:rtl w:val="1"/>
+        </w:rPr>
+        <w:t xml:space="preserve"/>
+      </w:r>
+      <w:r>
+        <w:rPr>
+          <w:sz w:val="24"/>
+          <w:szCs w:val="24"/>
+          <w:rtl w:val="1"/>
+        </w:rPr>
+        <w:t xml:space="preserve"/>
       </w:r>
       <w:r>
         <w:rPr>
@@ -7500,95 +7500,95 @@
           <w:szCs w:val="24"/>
           <w:rtl w:val="0"/>
         </w:rPr>
-        <w:t xml:space="preserve">Admin</w:t>
-      </w:r>
-      <w:r>
-        <w:rPr>
-          <w:sz w:val="24"/>
-          <w:szCs w:val="24"/>
-          <w:rtl w:val="1"/>
-        </w:rPr>
-        <w:t xml:space="preserve">): </w:t>
-      </w:r>
-      <w:r>
-        <w:rPr>
-          <w:sz w:val="24"/>
-          <w:szCs w:val="24"/>
-          <w:rtl w:val="1"/>
-        </w:rPr>
-        <w:t xml:space="preserve">הגורם</w:t>
-      </w:r>
-      <w:r>
-        <w:rPr>
-          <w:sz w:val="24"/>
-          <w:szCs w:val="24"/>
-          <w:rtl w:val="1"/>
-        </w:rPr>
-        <w:t xml:space="preserve"> </w:t>
-      </w:r>
-      <w:r>
-        <w:rPr>
-          <w:sz w:val="24"/>
-          <w:szCs w:val="24"/>
-          <w:rtl w:val="1"/>
-        </w:rPr>
-        <w:t xml:space="preserve">שמעדכן</w:t>
-      </w:r>
-      <w:r>
-        <w:rPr>
-          <w:sz w:val="24"/>
-          <w:szCs w:val="24"/>
-          <w:rtl w:val="1"/>
-        </w:rPr>
-        <w:t xml:space="preserve"> </w:t>
-      </w:r>
-      <w:r>
-        <w:rPr>
-          <w:sz w:val="24"/>
-          <w:szCs w:val="24"/>
-          <w:rtl w:val="1"/>
-        </w:rPr>
-        <w:t xml:space="preserve">מוצרים</w:t>
-      </w:r>
-      <w:r>
-        <w:rPr>
-          <w:sz w:val="24"/>
-          <w:szCs w:val="24"/>
-          <w:rtl w:val="1"/>
-        </w:rPr>
-        <w:t xml:space="preserve"> </w:t>
-      </w:r>
-      <w:r>
-        <w:rPr>
-          <w:sz w:val="24"/>
-          <w:szCs w:val="24"/>
-          <w:rtl w:val="1"/>
-        </w:rPr>
-        <w:t xml:space="preserve">ומנהל</w:t>
-      </w:r>
-      <w:r>
-        <w:rPr>
-          <w:sz w:val="24"/>
-          <w:szCs w:val="24"/>
-          <w:rtl w:val="1"/>
-        </w:rPr>
-        <w:t xml:space="preserve"> </w:t>
-      </w:r>
-      <w:r>
-        <w:rPr>
-          <w:sz w:val="24"/>
-          <w:szCs w:val="24"/>
-          <w:rtl w:val="1"/>
-        </w:rPr>
-        <w:t xml:space="preserve">מלאי</w:t>
-      </w:r>
-      <w:r>
-        <w:rPr>
-          <w:sz w:val="24"/>
-          <w:szCs w:val="24"/>
-          <w:rtl w:val="1"/>
-        </w:rPr>
-        <w:t xml:space="preserve">.</w:t>
+        <w:t xml:space="preserve"/>
+      </w:r>
+      <w:r>
+        <w:rPr>
+          <w:sz w:val="24"/>
+          <w:szCs w:val="24"/>
+          <w:rtl w:val="1"/>
+        </w:rPr>
+        <w:t xml:space="preserve"/>
+      </w:r>
+      <w:r>
+        <w:rPr>
+          <w:sz w:val="24"/>
+          <w:szCs w:val="24"/>
+          <w:rtl w:val="1"/>
+        </w:rPr>
+        <w:t xml:space="preserve"/>
+      </w:r>
+      <w:r>
+        <w:rPr>
+          <w:sz w:val="24"/>
+          <w:szCs w:val="24"/>
+          <w:rtl w:val="1"/>
+        </w:rPr>
+        <w:t xml:space="preserve"/>
+      </w:r>
+      <w:r>
+        <w:rPr>
+          <w:sz w:val="24"/>
+          <w:szCs w:val="24"/>
+          <w:rtl w:val="1"/>
+        </w:rPr>
+        <w:t xml:space="preserve"/>
+      </w:r>
+      <w:r>
+        <w:rPr>
+          <w:sz w:val="24"/>
+          <w:szCs w:val="24"/>
+          <w:rtl w:val="1"/>
+        </w:rPr>
+        <w:t xml:space="preserve"/>
+      </w:r>
+      <w:r>
+        <w:rPr>
+          <w:sz w:val="24"/>
+          <w:szCs w:val="24"/>
+          <w:rtl w:val="1"/>
+        </w:rPr>
+        <w:t xml:space="preserve"/>
+      </w:r>
+      <w:r>
+        <w:rPr>
+          <w:sz w:val="24"/>
+          <w:szCs w:val="24"/>
+          <w:rtl w:val="1"/>
+        </w:rPr>
+        <w:t xml:space="preserve"/>
+      </w:r>
+      <w:r>
+        <w:rPr>
+          <w:sz w:val="24"/>
+          <w:szCs w:val="24"/>
+          <w:rtl w:val="1"/>
+        </w:rPr>
+        <w:t xml:space="preserve"/>
+      </w:r>
+      <w:r>
+        <w:rPr>
+          <w:sz w:val="24"/>
+          <w:szCs w:val="24"/>
+          <w:rtl w:val="1"/>
+        </w:rPr>
+        <w:t xml:space="preserve"/>
+      </w:r>
+      <w:r>
+        <w:rPr>
+          <w:sz w:val="24"/>
+          <w:szCs w:val="24"/>
+          <w:rtl w:val="1"/>
+        </w:rPr>
+        <w:t xml:space="preserve"/>
+      </w:r>
+      <w:r>
+        <w:rPr>
+          <w:sz w:val="24"/>
+          <w:szCs w:val="24"/>
+          <w:rtl w:val="1"/>
+        </w:rPr>
+        <w:t xml:space="preserve"/>
       </w:r>
     </w:p>
     <w:p ns1:paraId="00000041">
@@ -7606,31 +7606,31 @@
           <w:szCs w:val="24"/>
           <w:rtl w:val="1"/>
         </w:rPr>
-        <w:t xml:space="preserve">חברת</w:t>
-      </w:r>
-      <w:r>
-        <w:rPr>
-          <w:sz w:val="24"/>
-          <w:szCs w:val="24"/>
-          <w:rtl w:val="1"/>
-        </w:rPr>
-        <w:t xml:space="preserve"> </w:t>
-      </w:r>
-      <w:r>
-        <w:rPr>
-          <w:sz w:val="24"/>
-          <w:szCs w:val="24"/>
-          <w:rtl w:val="1"/>
-        </w:rPr>
-        <w:t xml:space="preserve">סליקה</w:t>
-      </w:r>
-      <w:r>
-        <w:rPr>
-          <w:sz w:val="24"/>
-          <w:szCs w:val="24"/>
-          <w:rtl w:val="1"/>
-        </w:rPr>
-        <w:t xml:space="preserve"> (</w:t>
+        <w:t xml:space="preserve">שירות Gemini: מבצע ניתוח תמונה והפקת מאפייני בגד.</w:t>
+      </w:r>
+      <w:r>
+        <w:rPr>
+          <w:sz w:val="24"/>
+          <w:szCs w:val="24"/>
+          <w:rtl w:val="1"/>
+        </w:rPr>
+        <w:t xml:space="preserve"/>
+      </w:r>
+      <w:r>
+        <w:rPr>
+          <w:sz w:val="24"/>
+          <w:szCs w:val="24"/>
+          <w:rtl w:val="1"/>
+        </w:rPr>
+        <w:t xml:space="preserve"/>
+      </w:r>
+      <w:r>
+        <w:rPr>
+          <w:sz w:val="24"/>
+          <w:szCs w:val="24"/>
+          <w:rtl w:val="1"/>
+        </w:rPr>
+        <w:t xml:space="preserve"/>
       </w:r>
       <w:r>
         <w:rPr>
@@ -7638,7 +7638,7 @@
           <w:szCs w:val="24"/>
           <w:rtl w:val="0"/>
         </w:rPr>
-        <w:t xml:space="preserve">Payment</w:t>
+        <w:t xml:space="preserve"/>
       </w:r>
       <w:r>
         <w:rPr>
@@ -7646,7 +7646,7 @@
           <w:szCs w:val="24"/>
           <w:rtl w:val="0"/>
         </w:rPr>
-        <w:t xml:space="preserve"> </w:t>
+        <w:t xml:space="preserve"/>
       </w:r>
       <w:r>
         <w:rPr>
@@ -7654,79 +7654,79 @@
           <w:szCs w:val="24"/>
           <w:rtl w:val="0"/>
         </w:rPr>
-        <w:t xml:space="preserve">Gateway</w:t>
-      </w:r>
-      <w:r>
-        <w:rPr>
-          <w:sz w:val="24"/>
-          <w:szCs w:val="24"/>
-          <w:rtl w:val="1"/>
-        </w:rPr>
-        <w:t xml:space="preserve">): </w:t>
-      </w:r>
-      <w:r>
-        <w:rPr>
-          <w:sz w:val="24"/>
-          <w:szCs w:val="24"/>
-          <w:rtl w:val="1"/>
-        </w:rPr>
-        <w:t xml:space="preserve">מערכת</w:t>
-      </w:r>
-      <w:r>
-        <w:rPr>
-          <w:sz w:val="24"/>
-          <w:szCs w:val="24"/>
-          <w:rtl w:val="1"/>
-        </w:rPr>
-        <w:t xml:space="preserve"> </w:t>
-      </w:r>
-      <w:r>
-        <w:rPr>
-          <w:sz w:val="24"/>
-          <w:szCs w:val="24"/>
-          <w:rtl w:val="1"/>
-        </w:rPr>
-        <w:t xml:space="preserve">חיצונית</w:t>
-      </w:r>
-      <w:r>
-        <w:rPr>
-          <w:sz w:val="24"/>
-          <w:szCs w:val="24"/>
-          <w:rtl w:val="1"/>
-        </w:rPr>
-        <w:t xml:space="preserve"> </w:t>
-      </w:r>
-      <w:r>
-        <w:rPr>
-          <w:sz w:val="24"/>
-          <w:szCs w:val="24"/>
-          <w:rtl w:val="1"/>
-        </w:rPr>
-        <w:t xml:space="preserve">המאשרת</w:t>
-      </w:r>
-      <w:r>
-        <w:rPr>
-          <w:sz w:val="24"/>
-          <w:szCs w:val="24"/>
-          <w:rtl w:val="1"/>
-        </w:rPr>
-        <w:t xml:space="preserve"> </w:t>
-      </w:r>
-      <w:r>
-        <w:rPr>
-          <w:sz w:val="24"/>
-          <w:szCs w:val="24"/>
-          <w:rtl w:val="1"/>
-        </w:rPr>
-        <w:t xml:space="preserve">תשלומים</w:t>
-      </w:r>
-      <w:r>
-        <w:rPr>
-          <w:sz w:val="24"/>
-          <w:szCs w:val="24"/>
-          <w:rtl w:val="1"/>
-        </w:rPr>
-        <w:t xml:space="preserve">.</w:t>
+        <w:t xml:space="preserve"/>
+      </w:r>
+      <w:r>
+        <w:rPr>
+          <w:sz w:val="24"/>
+          <w:szCs w:val="24"/>
+          <w:rtl w:val="1"/>
+        </w:rPr>
+        <w:t xml:space="preserve"/>
+      </w:r>
+      <w:r>
+        <w:rPr>
+          <w:sz w:val="24"/>
+          <w:szCs w:val="24"/>
+          <w:rtl w:val="1"/>
+        </w:rPr>
+        <w:t xml:space="preserve"/>
+      </w:r>
+      <w:r>
+        <w:rPr>
+          <w:sz w:val="24"/>
+          <w:szCs w:val="24"/>
+          <w:rtl w:val="1"/>
+        </w:rPr>
+        <w:t xml:space="preserve"/>
+      </w:r>
+      <w:r>
+        <w:rPr>
+          <w:sz w:val="24"/>
+          <w:szCs w:val="24"/>
+          <w:rtl w:val="1"/>
+        </w:rPr>
+        <w:t xml:space="preserve"/>
+      </w:r>
+      <w:r>
+        <w:rPr>
+          <w:sz w:val="24"/>
+          <w:szCs w:val="24"/>
+          <w:rtl w:val="1"/>
+        </w:rPr>
+        <w:t xml:space="preserve"/>
+      </w:r>
+      <w:r>
+        <w:rPr>
+          <w:sz w:val="24"/>
+          <w:szCs w:val="24"/>
+          <w:rtl w:val="1"/>
+        </w:rPr>
+        <w:t xml:space="preserve"/>
+      </w:r>
+      <w:r>
+        <w:rPr>
+          <w:sz w:val="24"/>
+          <w:szCs w:val="24"/>
+          <w:rtl w:val="1"/>
+        </w:rPr>
+        <w:t xml:space="preserve"/>
+      </w:r>
+      <w:r>
+        <w:rPr>
+          <w:sz w:val="24"/>
+          <w:szCs w:val="24"/>
+          <w:rtl w:val="1"/>
+        </w:rPr>
+        <w:t xml:space="preserve"/>
+      </w:r>
+      <w:r>
+        <w:rPr>
+          <w:sz w:val="24"/>
+          <w:szCs w:val="24"/>
+          <w:rtl w:val="1"/>
+        </w:rPr>
+        <w:t xml:space="preserve"/>
       </w:r>
     </w:p>
     <w:p ns1:paraId="00000042">
@@ -7744,95 +7744,95 @@
           <w:szCs w:val="24"/>
           <w:rtl w:val="1"/>
         </w:rPr>
-        <w:t xml:space="preserve">חברת</w:t>
-      </w:r>
-      <w:r>
-        <w:rPr>
-          <w:sz w:val="24"/>
-          <w:szCs w:val="24"/>
-          <w:rtl w:val="1"/>
-        </w:rPr>
-        <w:t xml:space="preserve"> </w:t>
-      </w:r>
-      <w:r>
-        <w:rPr>
-          <w:sz w:val="24"/>
-          <w:szCs w:val="24"/>
-          <w:rtl w:val="1"/>
-        </w:rPr>
-        <w:t xml:space="preserve">שליחויות</w:t>
-      </w:r>
-      <w:r>
-        <w:rPr>
-          <w:sz w:val="24"/>
-          <w:szCs w:val="24"/>
-          <w:rtl w:val="1"/>
-        </w:rPr>
-        <w:t xml:space="preserve">: </w:t>
-      </w:r>
-      <w:r>
-        <w:rPr>
-          <w:sz w:val="24"/>
-          <w:szCs w:val="24"/>
-          <w:rtl w:val="1"/>
-        </w:rPr>
-        <w:t xml:space="preserve">מקבלת</w:t>
-      </w:r>
-      <w:r>
-        <w:rPr>
-          <w:sz w:val="24"/>
-          <w:szCs w:val="24"/>
-          <w:rtl w:val="1"/>
-        </w:rPr>
-        <w:t xml:space="preserve"> </w:t>
-      </w:r>
-      <w:r>
-        <w:rPr>
-          <w:sz w:val="24"/>
-          <w:szCs w:val="24"/>
-          <w:rtl w:val="1"/>
-        </w:rPr>
-        <w:t xml:space="preserve">פרטי</w:t>
-      </w:r>
-      <w:r>
-        <w:rPr>
-          <w:sz w:val="24"/>
-          <w:szCs w:val="24"/>
-          <w:rtl w:val="1"/>
-        </w:rPr>
-        <w:t xml:space="preserve"> </w:t>
-      </w:r>
-      <w:r>
-        <w:rPr>
-          <w:sz w:val="24"/>
-          <w:szCs w:val="24"/>
-          <w:rtl w:val="1"/>
-        </w:rPr>
-        <w:t xml:space="preserve">משלוח</w:t>
-      </w:r>
-      <w:r>
-        <w:rPr>
-          <w:sz w:val="24"/>
-          <w:szCs w:val="24"/>
-          <w:rtl w:val="1"/>
-        </w:rPr>
-        <w:t xml:space="preserve"> </w:t>
-      </w:r>
-      <w:r>
-        <w:rPr>
-          <w:sz w:val="24"/>
-          <w:szCs w:val="24"/>
-          <w:rtl w:val="1"/>
-        </w:rPr>
-        <w:t xml:space="preserve">להפצה</w:t>
-      </w:r>
-      <w:r>
-        <w:rPr>
-          <w:sz w:val="24"/>
-          <w:szCs w:val="24"/>
-          <w:rtl w:val="1"/>
-        </w:rPr>
-        <w:t xml:space="preserve">.</w:t>
+        <w:t xml:space="preserve">שרת דואר SMTP: שולח הודעות לאיפוס סיסמה.</w:t>
+      </w:r>
+      <w:r>
+        <w:rPr>
+          <w:sz w:val="24"/>
+          <w:szCs w:val="24"/>
+          <w:rtl w:val="1"/>
+        </w:rPr>
+        <w:t xml:space="preserve"/>
+      </w:r>
+      <w:r>
+        <w:rPr>
+          <w:sz w:val="24"/>
+          <w:szCs w:val="24"/>
+          <w:rtl w:val="1"/>
+        </w:rPr>
+        <w:t xml:space="preserve"/>
+      </w:r>
+      <w:r>
+        <w:rPr>
+          <w:sz w:val="24"/>
+          <w:szCs w:val="24"/>
+          <w:rtl w:val="1"/>
+        </w:rPr>
+        <w:t xml:space="preserve"/>
+      </w:r>
+      <w:r>
+        <w:rPr>
+          <w:sz w:val="24"/>
+          <w:szCs w:val="24"/>
+          <w:rtl w:val="1"/>
+        </w:rPr>
+        <w:t xml:space="preserve"/>
+      </w:r>
+      <w:r>
+        <w:rPr>
+          <w:sz w:val="24"/>
+          <w:szCs w:val="24"/>
+          <w:rtl w:val="1"/>
+        </w:rPr>
+        <w:t xml:space="preserve"/>
+      </w:r>
+      <w:r>
+        <w:rPr>
+          <w:sz w:val="24"/>
+          <w:szCs w:val="24"/>
+          <w:rtl w:val="1"/>
+        </w:rPr>
+        <w:t xml:space="preserve"/>
+      </w:r>
+      <w:r>
+        <w:rPr>
+          <w:sz w:val="24"/>
+          <w:szCs w:val="24"/>
+          <w:rtl w:val="1"/>
+        </w:rPr>
+        <w:t xml:space="preserve"/>
+      </w:r>
+      <w:r>
+        <w:rPr>
+          <w:sz w:val="24"/>
+          <w:szCs w:val="24"/>
+          <w:rtl w:val="1"/>
+        </w:rPr>
+        <w:t xml:space="preserve"/>
+      </w:r>
+      <w:r>
+        <w:rPr>
+          <w:sz w:val="24"/>
+          <w:szCs w:val="24"/>
+          <w:rtl w:val="1"/>
+        </w:rPr>
+        <w:t xml:space="preserve"/>
+      </w:r>
+      <w:r>
+        <w:rPr>
+          <w:sz w:val="24"/>
+          <w:szCs w:val="24"/>
+          <w:rtl w:val="1"/>
+        </w:rPr>
+        <w:t xml:space="preserve"/>
+      </w:r>
+      <w:r>
+        <w:rPr>
+          <w:sz w:val="24"/>
+          <w:szCs w:val="24"/>
+          <w:rtl w:val="1"/>
+        </w:rPr>
+        <w:t xml:space="preserve"/>
       </w:r>
     </w:p>
     <w:p ns1:paraId="00000043">
@@ -7854,55 +7854,55 @@
           <w:szCs w:val="24"/>
           <w:rtl w:val="1"/>
         </w:rPr>
-        <w:t xml:space="preserve">3. </w:t>
-      </w:r>
-      <w:r>
-        <w:rPr>
-          <w:sz w:val="24"/>
-          <w:szCs w:val="24"/>
-          <w:rtl w:val="1"/>
-        </w:rPr>
-        <w:t xml:space="preserve">זרימת</w:t>
-      </w:r>
-      <w:r>
-        <w:rPr>
-          <w:sz w:val="24"/>
-          <w:szCs w:val="24"/>
-          <w:rtl w:val="1"/>
-        </w:rPr>
-        <w:t xml:space="preserve"> </w:t>
-      </w:r>
-      <w:r>
-        <w:rPr>
-          <w:sz w:val="24"/>
-          <w:szCs w:val="24"/>
-          <w:rtl w:val="1"/>
-        </w:rPr>
-        <w:t xml:space="preserve">הנתונים</w:t>
-      </w:r>
-      <w:r>
-        <w:rPr>
-          <w:sz w:val="24"/>
-          <w:szCs w:val="24"/>
-          <w:rtl w:val="1"/>
-        </w:rPr>
-        <w:t xml:space="preserve"> (</w:t>
-      </w:r>
-      <w:r>
-        <w:rPr>
-          <w:sz w:val="24"/>
-          <w:szCs w:val="24"/>
-          <w:rtl w:val="1"/>
-        </w:rPr>
-        <w:t xml:space="preserve">החיצים</w:t>
-      </w:r>
-      <w:r>
-        <w:rPr>
-          <w:sz w:val="24"/>
-          <w:szCs w:val="24"/>
-          <w:rtl w:val="1"/>
-        </w:rPr>
-        <w:t xml:space="preserve">)</w:t>
+        <w:t xml:space="preserve">3. זרימת הנתונים</w:t>
+      </w:r>
+      <w:r>
+        <w:rPr>
+          <w:sz w:val="24"/>
+          <w:szCs w:val="24"/>
+          <w:rtl w:val="1"/>
+        </w:rPr>
+        <w:t xml:space="preserve"/>
+      </w:r>
+      <w:r>
+        <w:rPr>
+          <w:sz w:val="24"/>
+          <w:szCs w:val="24"/>
+          <w:rtl w:val="1"/>
+        </w:rPr>
+        <w:t xml:space="preserve"/>
+      </w:r>
+      <w:r>
+        <w:rPr>
+          <w:sz w:val="24"/>
+          <w:szCs w:val="24"/>
+          <w:rtl w:val="1"/>
+        </w:rPr>
+        <w:t xml:space="preserve"/>
+      </w:r>
+      <w:r>
+        <w:rPr>
+          <w:sz w:val="24"/>
+          <w:szCs w:val="24"/>
+          <w:rtl w:val="1"/>
+        </w:rPr>
+        <w:t xml:space="preserve"/>
+      </w:r>
+      <w:r>
+        <w:rPr>
+          <w:sz w:val="24"/>
+          <w:szCs w:val="24"/>
+          <w:rtl w:val="1"/>
+        </w:rPr>
+        <w:t xml:space="preserve"/>
+      </w:r>
+      <w:r>
+        <w:rPr>
+          <w:sz w:val="24"/>
+          <w:szCs w:val="24"/>
+          <w:rtl w:val="1"/>
+        </w:rPr>
+        <w:t xml:space="preserve"/>
       </w:r>
     </w:p>
     <w:p ns1:paraId="00000044">
@@ -7920,95 +7920,95 @@
           <w:szCs w:val="24"/>
           <w:rtl w:val="1"/>
         </w:rPr>
-        <w:t xml:space="preserve">אלו</w:t>
-      </w:r>
-      <w:r>
-        <w:rPr>
-          <w:sz w:val="24"/>
-          <w:szCs w:val="24"/>
-          <w:rtl w:val="1"/>
-        </w:rPr>
-        <w:t xml:space="preserve"> </w:t>
-      </w:r>
-      <w:r>
-        <w:rPr>
-          <w:sz w:val="24"/>
-          <w:szCs w:val="24"/>
-          <w:rtl w:val="1"/>
-        </w:rPr>
-        <w:t xml:space="preserve">הנתונים</w:t>
-      </w:r>
-      <w:r>
-        <w:rPr>
-          <w:sz w:val="24"/>
-          <w:szCs w:val="24"/>
-          <w:rtl w:val="1"/>
-        </w:rPr>
-        <w:t xml:space="preserve"> </w:t>
-      </w:r>
-      <w:r>
-        <w:rPr>
-          <w:sz w:val="24"/>
-          <w:szCs w:val="24"/>
-          <w:rtl w:val="1"/>
-        </w:rPr>
-        <w:t xml:space="preserve">שעוברים</w:t>
-      </w:r>
-      <w:r>
-        <w:rPr>
-          <w:sz w:val="24"/>
-          <w:szCs w:val="24"/>
-          <w:rtl w:val="1"/>
-        </w:rPr>
-        <w:t xml:space="preserve"> </w:t>
-      </w:r>
-      <w:r>
-        <w:rPr>
-          <w:sz w:val="24"/>
-          <w:szCs w:val="24"/>
-          <w:rtl w:val="1"/>
-        </w:rPr>
-        <w:t xml:space="preserve">בין</w:t>
-      </w:r>
-      <w:r>
-        <w:rPr>
-          <w:sz w:val="24"/>
-          <w:szCs w:val="24"/>
-          <w:rtl w:val="1"/>
-        </w:rPr>
-        <w:t xml:space="preserve"> </w:t>
-      </w:r>
-      <w:r>
-        <w:rPr>
-          <w:sz w:val="24"/>
-          <w:szCs w:val="24"/>
-          <w:rtl w:val="1"/>
-        </w:rPr>
-        <w:t xml:space="preserve">הישויות</w:t>
-      </w:r>
-      <w:r>
-        <w:rPr>
-          <w:sz w:val="24"/>
-          <w:szCs w:val="24"/>
-          <w:rtl w:val="1"/>
-        </w:rPr>
-        <w:t xml:space="preserve"> </w:t>
-      </w:r>
-      <w:r>
-        <w:rPr>
-          <w:sz w:val="24"/>
-          <w:szCs w:val="24"/>
-          <w:rtl w:val="1"/>
-        </w:rPr>
-        <w:t xml:space="preserve">למערכת</w:t>
-      </w:r>
-      <w:r>
-        <w:rPr>
-          <w:sz w:val="24"/>
-          <w:szCs w:val="24"/>
-          <w:rtl w:val="1"/>
-        </w:rPr>
-        <w:t xml:space="preserve">:</w:t>
+        <w:t xml:space="preserve">המידע שעובר בין הישויות למערכת:</w:t>
+      </w:r>
+      <w:r>
+        <w:rPr>
+          <w:sz w:val="24"/>
+          <w:szCs w:val="24"/>
+          <w:rtl w:val="1"/>
+        </w:rPr>
+        <w:t xml:space="preserve"/>
+      </w:r>
+      <w:r>
+        <w:rPr>
+          <w:sz w:val="24"/>
+          <w:szCs w:val="24"/>
+          <w:rtl w:val="1"/>
+        </w:rPr>
+        <w:t xml:space="preserve"/>
+      </w:r>
+      <w:r>
+        <w:rPr>
+          <w:sz w:val="24"/>
+          <w:szCs w:val="24"/>
+          <w:rtl w:val="1"/>
+        </w:rPr>
+        <w:t xml:space="preserve"/>
+      </w:r>
+      <w:r>
+        <w:rPr>
+          <w:sz w:val="24"/>
+          <w:szCs w:val="24"/>
+          <w:rtl w:val="1"/>
+        </w:rPr>
+        <w:t xml:space="preserve"/>
+      </w:r>
+      <w:r>
+        <w:rPr>
+          <w:sz w:val="24"/>
+          <w:szCs w:val="24"/>
+          <w:rtl w:val="1"/>
+        </w:rPr>
+        <w:t xml:space="preserve"/>
+      </w:r>
+      <w:r>
+        <w:rPr>
+          <w:sz w:val="24"/>
+          <w:szCs w:val="24"/>
+          <w:rtl w:val="1"/>
+        </w:rPr>
+        <w:t xml:space="preserve"/>
+      </w:r>
+      <w:r>
+        <w:rPr>
+          <w:sz w:val="24"/>
+          <w:szCs w:val="24"/>
+          <w:rtl w:val="1"/>
+        </w:rPr>
+        <w:t xml:space="preserve"/>
+      </w:r>
+      <w:r>
+        <w:rPr>
+          <w:sz w:val="24"/>
+          <w:szCs w:val="24"/>
+          <w:rtl w:val="1"/>
+        </w:rPr>
+        <w:t xml:space="preserve"/>
+      </w:r>
+      <w:r>
+        <w:rPr>
+          <w:sz w:val="24"/>
+          <w:szCs w:val="24"/>
+          <w:rtl w:val="1"/>
+        </w:rPr>
+        <w:t xml:space="preserve"/>
+      </w:r>
+      <w:r>
+        <w:rPr>
+          <w:sz w:val="24"/>
+          <w:szCs w:val="24"/>
+          <w:rtl w:val="1"/>
+        </w:rPr>
+        <w:t xml:space="preserve"/>
+      </w:r>
+      <w:r>
+        <w:rPr>
+          <w:sz w:val="24"/>
+          <w:szCs w:val="24"/>
+          <w:rtl w:val="1"/>
+        </w:rPr>
+        <w:t xml:space="preserve"/>
       </w:r>
     </w:p>
     <w:p ns1:paraId="00000045">
@@ -8026,7 +8026,7 @@
           <w:szCs w:val="24"/>
           <w:rtl w:val="1"/>
         </w:rPr>
-        <w:t xml:space="preserve">מישות</w:t>
+        <w:t xml:space="preserve">מ ישות אל ישות מה עובר</w:t>
       </w:r>
       <w:r>
         <w:rPr>
@@ -8042,79 +8042,79 @@
           <w:szCs w:val="24"/>
           <w:rtl w:val="1"/>
         </w:rPr>
-        <w:t xml:space="preserve">אל</w:t>
-      </w:r>
-      <w:r>
-        <w:rPr>
-          <w:sz w:val="24"/>
-          <w:szCs w:val="24"/>
-          <w:rtl w:val="1"/>
-        </w:rPr>
-        <w:t xml:space="preserve"> </w:t>
-      </w:r>
-      <w:r>
-        <w:rPr>
-          <w:sz w:val="24"/>
-          <w:szCs w:val="24"/>
-          <w:rtl w:val="1"/>
-        </w:rPr>
-        <w:t xml:space="preserve">ישות</w:t>
-      </w:r>
-      <w:r>
-        <w:rPr>
-          <w:sz w:val="24"/>
-          <w:szCs w:val="24"/>
-          <w:rtl w:val="1"/>
-        </w:rPr>
-        <w:t xml:space="preserve"> </w:t>
-      </w:r>
-      <w:r>
-        <w:rPr>
-          <w:sz w:val="24"/>
-          <w:szCs w:val="24"/>
-          <w:rtl w:val="1"/>
-        </w:rPr>
-        <w:t xml:space="preserve">מה</w:t>
-      </w:r>
-      <w:r>
-        <w:rPr>
-          <w:sz w:val="24"/>
-          <w:szCs w:val="24"/>
-          <w:rtl w:val="1"/>
-        </w:rPr>
-        <w:t xml:space="preserve"> </w:t>
-      </w:r>
-      <w:r>
-        <w:rPr>
-          <w:sz w:val="24"/>
-          <w:szCs w:val="24"/>
-          <w:rtl w:val="1"/>
-        </w:rPr>
-        <w:t xml:space="preserve">עובר</w:t>
-      </w:r>
-      <w:r>
-        <w:rPr>
-          <w:sz w:val="24"/>
-          <w:szCs w:val="24"/>
-          <w:rtl w:val="1"/>
-        </w:rPr>
-        <w:t xml:space="preserve"> (</w:t>
-      </w:r>
-      <w:r>
-        <w:rPr>
-          <w:sz w:val="24"/>
-          <w:szCs w:val="24"/>
-          <w:rtl w:val="1"/>
-        </w:rPr>
-        <w:t xml:space="preserve">המידע</w:t>
-      </w:r>
-      <w:r>
-        <w:rPr>
-          <w:sz w:val="24"/>
-          <w:szCs w:val="24"/>
-          <w:rtl w:val="1"/>
-        </w:rPr>
-        <w:t xml:space="preserve">)?</w:t>
+        <w:t xml:space="preserve"/>
+      </w:r>
+      <w:r>
+        <w:rPr>
+          <w:sz w:val="24"/>
+          <w:szCs w:val="24"/>
+          <w:rtl w:val="1"/>
+        </w:rPr>
+        <w:t xml:space="preserve"/>
+      </w:r>
+      <w:r>
+        <w:rPr>
+          <w:sz w:val="24"/>
+          <w:szCs w:val="24"/>
+          <w:rtl w:val="1"/>
+        </w:rPr>
+        <w:t xml:space="preserve"/>
+      </w:r>
+      <w:r>
+        <w:rPr>
+          <w:sz w:val="24"/>
+          <w:szCs w:val="24"/>
+          <w:rtl w:val="1"/>
+        </w:rPr>
+        <w:t xml:space="preserve"/>
+      </w:r>
+      <w:r>
+        <w:rPr>
+          <w:sz w:val="24"/>
+          <w:szCs w:val="24"/>
+          <w:rtl w:val="1"/>
+        </w:rPr>
+        <w:t xml:space="preserve"/>
+      </w:r>
+      <w:r>
+        <w:rPr>
+          <w:sz w:val="24"/>
+          <w:szCs w:val="24"/>
+          <w:rtl w:val="1"/>
+        </w:rPr>
+        <w:t xml:space="preserve"/>
+      </w:r>
+      <w:r>
+        <w:rPr>
+          <w:sz w:val="24"/>
+          <w:szCs w:val="24"/>
+          <w:rtl w:val="1"/>
+        </w:rPr>
+        <w:t xml:space="preserve"/>
+      </w:r>
+      <w:r>
+        <w:rPr>
+          <w:sz w:val="24"/>
+          <w:szCs w:val="24"/>
+          <w:rtl w:val="1"/>
+        </w:rPr>
+        <w:t xml:space="preserve"/>
+      </w:r>
+      <w:r>
+        <w:rPr>
+          <w:sz w:val="24"/>
+          <w:szCs w:val="24"/>
+          <w:rtl w:val="1"/>
+        </w:rPr>
+        <w:t xml:space="preserve"/>
+      </w:r>
+      <w:r>
+        <w:rPr>
+          <w:sz w:val="24"/>
+          <w:szCs w:val="24"/>
+          <w:rtl w:val="1"/>
+        </w:rPr>
+        <w:t xml:space="preserve"/>
       </w:r>
     </w:p>
     <w:p ns1:paraId="00000046">
@@ -8132,159 +8132,159 @@
           <w:szCs w:val="24"/>
           <w:rtl w:val="1"/>
         </w:rPr>
-        <w:t xml:space="preserve">לקוח</w:t>
-      </w:r>
-      <w:r>
-        <w:rPr>
-          <w:sz w:val="24"/>
-          <w:szCs w:val="24"/>
-          <w:rtl w:val="1"/>
-        </w:rPr>
-        <w:t xml:space="preserve"> </w:t>
-      </w:r>
-      <w:r>
-        <w:rPr>
-          <w:sz w:val="24"/>
-          <w:szCs w:val="24"/>
-          <w:rtl w:val="1"/>
-        </w:rPr>
-        <w:t xml:space="preserve">מערכת</w:t>
-      </w:r>
-      <w:r>
-        <w:rPr>
-          <w:sz w:val="24"/>
-          <w:szCs w:val="24"/>
-          <w:rtl w:val="1"/>
-        </w:rPr>
-        <w:t xml:space="preserve"> </w:t>
-      </w:r>
-      <w:r>
-        <w:rPr>
-          <w:sz w:val="24"/>
-          <w:szCs w:val="24"/>
-          <w:rtl w:val="1"/>
-        </w:rPr>
-        <w:t xml:space="preserve">פרטי</w:t>
-      </w:r>
-      <w:r>
-        <w:rPr>
-          <w:sz w:val="24"/>
-          <w:szCs w:val="24"/>
-          <w:rtl w:val="1"/>
-        </w:rPr>
-        <w:t xml:space="preserve"> </w:t>
-      </w:r>
-      <w:r>
-        <w:rPr>
-          <w:sz w:val="24"/>
-          <w:szCs w:val="24"/>
-          <w:rtl w:val="1"/>
-        </w:rPr>
-        <w:t xml:space="preserve">הרשמה</w:t>
-      </w:r>
-      <w:r>
-        <w:rPr>
-          <w:sz w:val="24"/>
-          <w:szCs w:val="24"/>
-          <w:rtl w:val="1"/>
-        </w:rPr>
-        <w:t xml:space="preserve">, </w:t>
-      </w:r>
-      <w:r>
-        <w:rPr>
-          <w:sz w:val="24"/>
-          <w:szCs w:val="24"/>
-          <w:rtl w:val="1"/>
-        </w:rPr>
-        <w:t xml:space="preserve">חיפוש</w:t>
-      </w:r>
-      <w:r>
-        <w:rPr>
-          <w:sz w:val="24"/>
-          <w:szCs w:val="24"/>
-          <w:rtl w:val="1"/>
-        </w:rPr>
-        <w:t xml:space="preserve"> </w:t>
-      </w:r>
-      <w:r>
-        <w:rPr>
-          <w:sz w:val="24"/>
-          <w:szCs w:val="24"/>
-          <w:rtl w:val="1"/>
-        </w:rPr>
-        <w:t xml:space="preserve">מוצר</w:t>
-      </w:r>
-      <w:r>
-        <w:rPr>
-          <w:sz w:val="24"/>
-          <w:szCs w:val="24"/>
-          <w:rtl w:val="1"/>
-        </w:rPr>
-        <w:t xml:space="preserve">, </w:t>
-      </w:r>
-      <w:r>
-        <w:rPr>
-          <w:sz w:val="24"/>
-          <w:szCs w:val="24"/>
-          <w:rtl w:val="1"/>
-        </w:rPr>
-        <w:t xml:space="preserve">הזמנת</w:t>
-      </w:r>
-      <w:r>
-        <w:rPr>
-          <w:sz w:val="24"/>
-          <w:szCs w:val="24"/>
-          <w:rtl w:val="1"/>
-        </w:rPr>
-        <w:t xml:space="preserve"> </w:t>
-      </w:r>
-      <w:r>
-        <w:rPr>
-          <w:sz w:val="24"/>
-          <w:szCs w:val="24"/>
-          <w:rtl w:val="1"/>
-        </w:rPr>
-        <w:t xml:space="preserve">פריטים</w:t>
-      </w:r>
-      <w:r>
-        <w:rPr>
-          <w:sz w:val="24"/>
-          <w:szCs w:val="24"/>
-          <w:rtl w:val="1"/>
-        </w:rPr>
-        <w:t xml:space="preserve">, </w:t>
-      </w:r>
-      <w:r>
-        <w:rPr>
-          <w:sz w:val="24"/>
-          <w:szCs w:val="24"/>
-          <w:rtl w:val="1"/>
-        </w:rPr>
-        <w:t xml:space="preserve">פרטי</w:t>
-      </w:r>
-      <w:r>
-        <w:rPr>
-          <w:sz w:val="24"/>
-          <w:szCs w:val="24"/>
-          <w:rtl w:val="1"/>
-        </w:rPr>
-        <w:t xml:space="preserve"> </w:t>
-      </w:r>
-      <w:r>
-        <w:rPr>
-          <w:sz w:val="24"/>
-          <w:szCs w:val="24"/>
-          <w:rtl w:val="1"/>
-        </w:rPr>
-        <w:t xml:space="preserve">תשלום</w:t>
-      </w:r>
-      <w:r>
-        <w:rPr>
-          <w:sz w:val="24"/>
-          <w:szCs w:val="24"/>
-          <w:rtl w:val="1"/>
-        </w:rPr>
-        <w:t xml:space="preserve">.</w:t>
+        <w:t xml:space="preserve">משתמש אל מערכת: פרטי הרשמה, התחברות, תמונת בגד, בקשת המלצה.</w:t>
+      </w:r>
+      <w:r>
+        <w:rPr>
+          <w:sz w:val="24"/>
+          <w:szCs w:val="24"/>
+          <w:rtl w:val="1"/>
+        </w:rPr>
+        <w:t xml:space="preserve"/>
+      </w:r>
+      <w:r>
+        <w:rPr>
+          <w:sz w:val="24"/>
+          <w:szCs w:val="24"/>
+          <w:rtl w:val="1"/>
+        </w:rPr>
+        <w:t xml:space="preserve"/>
+      </w:r>
+      <w:r>
+        <w:rPr>
+          <w:sz w:val="24"/>
+          <w:szCs w:val="24"/>
+          <w:rtl w:val="1"/>
+        </w:rPr>
+        <w:t xml:space="preserve"/>
+      </w:r>
+      <w:r>
+        <w:rPr>
+          <w:sz w:val="24"/>
+          <w:szCs w:val="24"/>
+          <w:rtl w:val="1"/>
+        </w:rPr>
+        <w:t xml:space="preserve"/>
+      </w:r>
+      <w:r>
+        <w:rPr>
+          <w:sz w:val="24"/>
+          <w:szCs w:val="24"/>
+          <w:rtl w:val="1"/>
+        </w:rPr>
+        <w:t xml:space="preserve"/>
+      </w:r>
+      <w:r>
+        <w:rPr>
+          <w:sz w:val="24"/>
+          <w:szCs w:val="24"/>
+          <w:rtl w:val="1"/>
+        </w:rPr>
+        <w:t xml:space="preserve"/>
+      </w:r>
+      <w:r>
+        <w:rPr>
+          <w:sz w:val="24"/>
+          <w:szCs w:val="24"/>
+          <w:rtl w:val="1"/>
+        </w:rPr>
+        <w:t xml:space="preserve"/>
+      </w:r>
+      <w:r>
+        <w:rPr>
+          <w:sz w:val="24"/>
+          <w:szCs w:val="24"/>
+          <w:rtl w:val="1"/>
+        </w:rPr>
+        <w:t xml:space="preserve"/>
+      </w:r>
+      <w:r>
+        <w:rPr>
+          <w:sz w:val="24"/>
+          <w:szCs w:val="24"/>
+          <w:rtl w:val="1"/>
+        </w:rPr>
+        <w:t xml:space="preserve"/>
+      </w:r>
+      <w:r>
+        <w:rPr>
+          <w:sz w:val="24"/>
+          <w:szCs w:val="24"/>
+          <w:rtl w:val="1"/>
+        </w:rPr>
+        <w:t xml:space="preserve"/>
+      </w:r>
+      <w:r>
+        <w:rPr>
+          <w:sz w:val="24"/>
+          <w:szCs w:val="24"/>
+          <w:rtl w:val="1"/>
+        </w:rPr>
+        <w:t xml:space="preserve"/>
+      </w:r>
+      <w:r>
+        <w:rPr>
+          <w:sz w:val="24"/>
+          <w:szCs w:val="24"/>
+          <w:rtl w:val="1"/>
+        </w:rPr>
+        <w:t xml:space="preserve"/>
+      </w:r>
+      <w:r>
+        <w:rPr>
+          <w:sz w:val="24"/>
+          <w:szCs w:val="24"/>
+          <w:rtl w:val="1"/>
+        </w:rPr>
+        <w:t xml:space="preserve"/>
+      </w:r>
+      <w:r>
+        <w:rPr>
+          <w:sz w:val="24"/>
+          <w:szCs w:val="24"/>
+          <w:rtl w:val="1"/>
+        </w:rPr>
+        <w:t xml:space="preserve"/>
+      </w:r>
+      <w:r>
+        <w:rPr>
+          <w:sz w:val="24"/>
+          <w:szCs w:val="24"/>
+          <w:rtl w:val="1"/>
+        </w:rPr>
+        <w:t xml:space="preserve"/>
+      </w:r>
+      <w:r>
+        <w:rPr>
+          <w:sz w:val="24"/>
+          <w:szCs w:val="24"/>
+          <w:rtl w:val="1"/>
+        </w:rPr>
+        <w:t xml:space="preserve"/>
+      </w:r>
+      <w:r>
+        <w:rPr>
+          <w:sz w:val="24"/>
+          <w:szCs w:val="24"/>
+          <w:rtl w:val="1"/>
+        </w:rPr>
+        <w:t xml:space="preserve"/>
+      </w:r>
+      <w:r>
+        <w:rPr>
+          <w:sz w:val="24"/>
+          <w:szCs w:val="24"/>
+          <w:rtl w:val="1"/>
+        </w:rPr>
+        <w:t xml:space="preserve"/>
+      </w:r>
+      <w:r>
+        <w:rPr>
+          <w:sz w:val="24"/>
+          <w:szCs w:val="24"/>
+          <w:rtl w:val="1"/>
+        </w:rPr>
+        <w:t xml:space="preserve"/>
       </w:r>
     </w:p>
     <w:p ns1:paraId="00000047">
@@ -8302,7 +8302,7 @@
           <w:szCs w:val="24"/>
           <w:rtl w:val="1"/>
         </w:rPr>
-        <w:t xml:space="preserve">מערכת</w:t>
+        <w:t xml:space="preserve">מערכת אל משתמש: תוצאות ניתוח, פריטי ארון, לוקים מומלצים, הודעות מערכת.</w:t>
       </w:r>
       <w:r>
         <w:rPr>
@@ -8318,111 +8318,111 @@
           <w:szCs w:val="24"/>
           <w:rtl w:val="1"/>
         </w:rPr>
-        <w:t xml:space="preserve">לקוח</w:t>
-      </w:r>
-      <w:r>
-        <w:rPr>
-          <w:sz w:val="24"/>
-          <w:szCs w:val="24"/>
-          <w:rtl w:val="1"/>
-        </w:rPr>
-        <w:t xml:space="preserve"> </w:t>
-      </w:r>
-      <w:r>
-        <w:rPr>
-          <w:sz w:val="24"/>
-          <w:szCs w:val="24"/>
-          <w:rtl w:val="1"/>
-        </w:rPr>
-        <w:t xml:space="preserve">אישור</w:t>
-      </w:r>
-      <w:r>
-        <w:rPr>
-          <w:sz w:val="24"/>
-          <w:szCs w:val="24"/>
-          <w:rtl w:val="1"/>
-        </w:rPr>
-        <w:t xml:space="preserve"> </w:t>
-      </w:r>
-      <w:r>
-        <w:rPr>
-          <w:sz w:val="24"/>
-          <w:szCs w:val="24"/>
-          <w:rtl w:val="1"/>
-        </w:rPr>
-        <w:t xml:space="preserve">הזמנה</w:t>
-      </w:r>
-      <w:r>
-        <w:rPr>
-          <w:sz w:val="24"/>
-          <w:szCs w:val="24"/>
-          <w:rtl w:val="1"/>
-        </w:rPr>
-        <w:t xml:space="preserve">, </w:t>
-      </w:r>
-      <w:r>
-        <w:rPr>
-          <w:sz w:val="24"/>
-          <w:szCs w:val="24"/>
-          <w:rtl w:val="1"/>
-        </w:rPr>
-        <w:t xml:space="preserve">קבלה</w:t>
-      </w:r>
-      <w:r>
-        <w:rPr>
-          <w:sz w:val="24"/>
-          <w:szCs w:val="24"/>
-          <w:rtl w:val="1"/>
-        </w:rPr>
-        <w:t xml:space="preserve">, </w:t>
-      </w:r>
-      <w:r>
-        <w:rPr>
-          <w:sz w:val="24"/>
-          <w:szCs w:val="24"/>
-          <w:rtl w:val="1"/>
-        </w:rPr>
-        <w:t xml:space="preserve">עדכון</w:t>
-      </w:r>
-      <w:r>
-        <w:rPr>
-          <w:sz w:val="24"/>
-          <w:szCs w:val="24"/>
-          <w:rtl w:val="1"/>
-        </w:rPr>
-        <w:t xml:space="preserve"> </w:t>
-      </w:r>
-      <w:r>
-        <w:rPr>
-          <w:sz w:val="24"/>
-          <w:szCs w:val="24"/>
-          <w:rtl w:val="1"/>
-        </w:rPr>
-        <w:t xml:space="preserve">סטטוס</w:t>
-      </w:r>
-      <w:r>
-        <w:rPr>
-          <w:sz w:val="24"/>
-          <w:szCs w:val="24"/>
-          <w:rtl w:val="1"/>
-        </w:rPr>
-        <w:t xml:space="preserve"> </w:t>
-      </w:r>
-      <w:r>
-        <w:rPr>
-          <w:sz w:val="24"/>
-          <w:szCs w:val="24"/>
-          <w:rtl w:val="1"/>
-        </w:rPr>
-        <w:t xml:space="preserve">משלוח</w:t>
-      </w:r>
-      <w:r>
-        <w:rPr>
-          <w:sz w:val="24"/>
-          <w:szCs w:val="24"/>
-          <w:rtl w:val="1"/>
-        </w:rPr>
-        <w:t xml:space="preserve">.</w:t>
+        <w:t xml:space="preserve"/>
+      </w:r>
+      <w:r>
+        <w:rPr>
+          <w:sz w:val="24"/>
+          <w:szCs w:val="24"/>
+          <w:rtl w:val="1"/>
+        </w:rPr>
+        <w:t xml:space="preserve"/>
+      </w:r>
+      <w:r>
+        <w:rPr>
+          <w:sz w:val="24"/>
+          <w:szCs w:val="24"/>
+          <w:rtl w:val="1"/>
+        </w:rPr>
+        <w:t xml:space="preserve"/>
+      </w:r>
+      <w:r>
+        <w:rPr>
+          <w:sz w:val="24"/>
+          <w:szCs w:val="24"/>
+          <w:rtl w:val="1"/>
+        </w:rPr>
+        <w:t xml:space="preserve"/>
+      </w:r>
+      <w:r>
+        <w:rPr>
+          <w:sz w:val="24"/>
+          <w:szCs w:val="24"/>
+          <w:rtl w:val="1"/>
+        </w:rPr>
+        <w:t xml:space="preserve"/>
+      </w:r>
+      <w:r>
+        <w:rPr>
+          <w:sz w:val="24"/>
+          <w:szCs w:val="24"/>
+          <w:rtl w:val="1"/>
+        </w:rPr>
+        <w:t xml:space="preserve"/>
+      </w:r>
+      <w:r>
+        <w:rPr>
+          <w:sz w:val="24"/>
+          <w:szCs w:val="24"/>
+          <w:rtl w:val="1"/>
+        </w:rPr>
+        <w:t xml:space="preserve"/>
+      </w:r>
+      <w:r>
+        <w:rPr>
+          <w:sz w:val="24"/>
+          <w:szCs w:val="24"/>
+          <w:rtl w:val="1"/>
+        </w:rPr>
+        <w:t xml:space="preserve"/>
+      </w:r>
+      <w:r>
+        <w:rPr>
+          <w:sz w:val="24"/>
+          <w:szCs w:val="24"/>
+          <w:rtl w:val="1"/>
+        </w:rPr>
+        <w:t xml:space="preserve"/>
+      </w:r>
+      <w:r>
+        <w:rPr>
+          <w:sz w:val="24"/>
+          <w:szCs w:val="24"/>
+          <w:rtl w:val="1"/>
+        </w:rPr>
+        <w:t xml:space="preserve"/>
+      </w:r>
+      <w:r>
+        <w:rPr>
+          <w:sz w:val="24"/>
+          <w:szCs w:val="24"/>
+          <w:rtl w:val="1"/>
+        </w:rPr>
+        <w:t xml:space="preserve"/>
+      </w:r>
+      <w:r>
+        <w:rPr>
+          <w:sz w:val="24"/>
+          <w:szCs w:val="24"/>
+          <w:rtl w:val="1"/>
+        </w:rPr>
+        <w:t xml:space="preserve"/>
+      </w:r>
+      <w:r>
+        <w:rPr>
+          <w:sz w:val="24"/>
+          <w:szCs w:val="24"/>
+          <w:rtl w:val="1"/>
+        </w:rPr>
+        <w:t xml:space="preserve"/>
+      </w:r>
+      <w:r>
+        <w:rPr>
+          <w:sz w:val="24"/>
+          <w:szCs w:val="24"/>
+          <w:rtl w:val="1"/>
+        </w:rPr>
+        <w:t xml:space="preserve"/>
       </w:r>
     </w:p>
     <w:p ns1:paraId="00000048">
@@ -8440,7 +8440,7 @@
           <w:szCs w:val="24"/>
           <w:rtl w:val="1"/>
         </w:rPr>
-        <w:t xml:space="preserve">מערכת</w:t>
+        <w:t xml:space="preserve">מערכת אל Gemini: תמונת בגד ופרומפט ניתוח.</w:t>
       </w:r>
       <w:r>
         <w:rPr>
@@ -8456,127 +8456,127 @@
           <w:szCs w:val="24"/>
           <w:rtl w:val="1"/>
         </w:rPr>
-        <w:t xml:space="preserve">חברת</w:t>
-      </w:r>
-      <w:r>
-        <w:rPr>
-          <w:sz w:val="24"/>
-          <w:szCs w:val="24"/>
-          <w:rtl w:val="1"/>
-        </w:rPr>
-        <w:t xml:space="preserve"> </w:t>
-      </w:r>
-      <w:r>
-        <w:rPr>
-          <w:sz w:val="24"/>
-          <w:szCs w:val="24"/>
-          <w:rtl w:val="1"/>
-        </w:rPr>
-        <w:t xml:space="preserve">סליקה</w:t>
-      </w:r>
-      <w:r>
-        <w:rPr>
-          <w:sz w:val="24"/>
-          <w:szCs w:val="24"/>
-          <w:rtl w:val="1"/>
-        </w:rPr>
-        <w:t xml:space="preserve"> </w:t>
-      </w:r>
-      <w:r>
-        <w:rPr>
-          <w:sz w:val="24"/>
-          <w:szCs w:val="24"/>
-          <w:rtl w:val="1"/>
-        </w:rPr>
-        <w:t xml:space="preserve">בקשת</w:t>
-      </w:r>
-      <w:r>
-        <w:rPr>
-          <w:sz w:val="24"/>
-          <w:szCs w:val="24"/>
-          <w:rtl w:val="1"/>
-        </w:rPr>
-        <w:t xml:space="preserve"> </w:t>
-      </w:r>
-      <w:r>
-        <w:rPr>
-          <w:sz w:val="24"/>
-          <w:szCs w:val="24"/>
-          <w:rtl w:val="1"/>
-        </w:rPr>
-        <w:t xml:space="preserve">אישור</w:t>
-      </w:r>
-      <w:r>
-        <w:rPr>
-          <w:sz w:val="24"/>
-          <w:szCs w:val="24"/>
-          <w:rtl w:val="1"/>
-        </w:rPr>
-        <w:t xml:space="preserve"> </w:t>
-      </w:r>
-      <w:r>
-        <w:rPr>
-          <w:sz w:val="24"/>
-          <w:szCs w:val="24"/>
-          <w:rtl w:val="1"/>
-        </w:rPr>
-        <w:t xml:space="preserve">עסקה</w:t>
-      </w:r>
-      <w:r>
-        <w:rPr>
-          <w:sz w:val="24"/>
-          <w:szCs w:val="24"/>
-          <w:rtl w:val="1"/>
-        </w:rPr>
-        <w:t xml:space="preserve"> (</w:t>
-      </w:r>
-      <w:r>
-        <w:rPr>
-          <w:sz w:val="24"/>
-          <w:szCs w:val="24"/>
-          <w:rtl w:val="1"/>
-        </w:rPr>
-        <w:t xml:space="preserve">פרטי</w:t>
-      </w:r>
-      <w:r>
-        <w:rPr>
-          <w:sz w:val="24"/>
-          <w:szCs w:val="24"/>
-          <w:rtl w:val="1"/>
-        </w:rPr>
-        <w:t xml:space="preserve"> </w:t>
-      </w:r>
-      <w:r>
-        <w:rPr>
-          <w:sz w:val="24"/>
-          <w:szCs w:val="24"/>
-          <w:rtl w:val="1"/>
-        </w:rPr>
-        <w:t xml:space="preserve">אשראי</w:t>
-      </w:r>
-      <w:r>
-        <w:rPr>
-          <w:sz w:val="24"/>
-          <w:szCs w:val="24"/>
-          <w:rtl w:val="1"/>
-        </w:rPr>
-        <w:t xml:space="preserve"> </w:t>
-      </w:r>
-      <w:r>
-        <w:rPr>
-          <w:sz w:val="24"/>
-          <w:szCs w:val="24"/>
-          <w:rtl w:val="1"/>
-        </w:rPr>
-        <w:t xml:space="preserve">וסכום</w:t>
-      </w:r>
-      <w:r>
-        <w:rPr>
-          <w:sz w:val="24"/>
-          <w:szCs w:val="24"/>
-          <w:rtl w:val="1"/>
-        </w:rPr>
-        <w:t xml:space="preserve">).</w:t>
+        <w:t xml:space="preserve"/>
+      </w:r>
+      <w:r>
+        <w:rPr>
+          <w:sz w:val="24"/>
+          <w:szCs w:val="24"/>
+          <w:rtl w:val="1"/>
+        </w:rPr>
+        <w:t xml:space="preserve"/>
+      </w:r>
+      <w:r>
+        <w:rPr>
+          <w:sz w:val="24"/>
+          <w:szCs w:val="24"/>
+          <w:rtl w:val="1"/>
+        </w:rPr>
+        <w:t xml:space="preserve"/>
+      </w:r>
+      <w:r>
+        <w:rPr>
+          <w:sz w:val="24"/>
+          <w:szCs w:val="24"/>
+          <w:rtl w:val="1"/>
+        </w:rPr>
+        <w:t xml:space="preserve"/>
+      </w:r>
+      <w:r>
+        <w:rPr>
+          <w:sz w:val="24"/>
+          <w:szCs w:val="24"/>
+          <w:rtl w:val="1"/>
+        </w:rPr>
+        <w:t xml:space="preserve"/>
+      </w:r>
+      <w:r>
+        <w:rPr>
+          <w:sz w:val="24"/>
+          <w:szCs w:val="24"/>
+          <w:rtl w:val="1"/>
+        </w:rPr>
+        <w:t xml:space="preserve"/>
+      </w:r>
+      <w:r>
+        <w:rPr>
+          <w:sz w:val="24"/>
+          <w:szCs w:val="24"/>
+          <w:rtl w:val="1"/>
+        </w:rPr>
+        <w:t xml:space="preserve"/>
+      </w:r>
+      <w:r>
+        <w:rPr>
+          <w:sz w:val="24"/>
+          <w:szCs w:val="24"/>
+          <w:rtl w:val="1"/>
+        </w:rPr>
+        <w:t xml:space="preserve"/>
+      </w:r>
+      <w:r>
+        <w:rPr>
+          <w:sz w:val="24"/>
+          <w:szCs w:val="24"/>
+          <w:rtl w:val="1"/>
+        </w:rPr>
+        <w:t xml:space="preserve"/>
+      </w:r>
+      <w:r>
+        <w:rPr>
+          <w:sz w:val="24"/>
+          <w:szCs w:val="24"/>
+          <w:rtl w:val="1"/>
+        </w:rPr>
+        <w:t xml:space="preserve"/>
+      </w:r>
+      <w:r>
+        <w:rPr>
+          <w:sz w:val="24"/>
+          <w:szCs w:val="24"/>
+          <w:rtl w:val="1"/>
+        </w:rPr>
+        <w:t xml:space="preserve"/>
+      </w:r>
+      <w:r>
+        <w:rPr>
+          <w:sz w:val="24"/>
+          <w:szCs w:val="24"/>
+          <w:rtl w:val="1"/>
+        </w:rPr>
+        <w:t xml:space="preserve"/>
+      </w:r>
+      <w:r>
+        <w:rPr>
+          <w:sz w:val="24"/>
+          <w:szCs w:val="24"/>
+          <w:rtl w:val="1"/>
+        </w:rPr>
+        <w:t xml:space="preserve"/>
+      </w:r>
+      <w:r>
+        <w:rPr>
+          <w:sz w:val="24"/>
+          <w:szCs w:val="24"/>
+          <w:rtl w:val="1"/>
+        </w:rPr>
+        <w:t xml:space="preserve"/>
+      </w:r>
+      <w:r>
+        <w:rPr>
+          <w:sz w:val="24"/>
+          <w:szCs w:val="24"/>
+          <w:rtl w:val="1"/>
+        </w:rPr>
+        <w:t xml:space="preserve"/>
+      </w:r>
+      <w:r>
+        <w:rPr>
+          <w:sz w:val="24"/>
+          <w:szCs w:val="24"/>
+          <w:rtl w:val="1"/>
+        </w:rPr>
+        <w:t xml:space="preserve"/>
       </w:r>
     </w:p>
     <w:p ns1:paraId="00000049">
@@ -8594,127 +8594,127 @@
           <w:szCs w:val="24"/>
           <w:rtl w:val="1"/>
         </w:rPr>
-        <w:t xml:space="preserve">חברת</w:t>
-      </w:r>
-      <w:r>
-        <w:rPr>
-          <w:sz w:val="24"/>
-          <w:szCs w:val="24"/>
-          <w:rtl w:val="1"/>
-        </w:rPr>
-        <w:t xml:space="preserve"> </w:t>
-      </w:r>
-      <w:r>
-        <w:rPr>
-          <w:sz w:val="24"/>
-          <w:szCs w:val="24"/>
-          <w:rtl w:val="1"/>
-        </w:rPr>
-        <w:t xml:space="preserve">סליקה</w:t>
-      </w:r>
-      <w:r>
-        <w:rPr>
-          <w:sz w:val="24"/>
-          <w:szCs w:val="24"/>
-          <w:rtl w:val="1"/>
-        </w:rPr>
-        <w:t xml:space="preserve"> </w:t>
-      </w:r>
-      <w:r>
-        <w:rPr>
-          <w:sz w:val="24"/>
-          <w:szCs w:val="24"/>
-          <w:rtl w:val="1"/>
-        </w:rPr>
-        <w:t xml:space="preserve">מערכת</w:t>
-      </w:r>
-      <w:r>
-        <w:rPr>
-          <w:sz w:val="24"/>
-          <w:szCs w:val="24"/>
-          <w:rtl w:val="1"/>
-        </w:rPr>
-        <w:t xml:space="preserve"> </w:t>
-      </w:r>
-      <w:r>
-        <w:rPr>
-          <w:sz w:val="24"/>
-          <w:szCs w:val="24"/>
-          <w:rtl w:val="1"/>
-        </w:rPr>
-        <w:t xml:space="preserve">אישור</w:t>
-      </w:r>
-      <w:r>
-        <w:rPr>
-          <w:sz w:val="24"/>
-          <w:szCs w:val="24"/>
-          <w:rtl w:val="1"/>
-        </w:rPr>
-        <w:t xml:space="preserve"> </w:t>
-      </w:r>
-      <w:r>
-        <w:rPr>
-          <w:sz w:val="24"/>
-          <w:szCs w:val="24"/>
-          <w:rtl w:val="1"/>
-        </w:rPr>
-        <w:t xml:space="preserve">או</w:t>
-      </w:r>
-      <w:r>
-        <w:rPr>
-          <w:sz w:val="24"/>
-          <w:szCs w:val="24"/>
-          <w:rtl w:val="1"/>
-        </w:rPr>
-        <w:t xml:space="preserve"> </w:t>
-      </w:r>
-      <w:r>
-        <w:rPr>
-          <w:sz w:val="24"/>
-          <w:szCs w:val="24"/>
-          <w:rtl w:val="1"/>
-        </w:rPr>
-        <w:t xml:space="preserve">סירוב</w:t>
-      </w:r>
-      <w:r>
-        <w:rPr>
-          <w:sz w:val="24"/>
-          <w:szCs w:val="24"/>
-          <w:rtl w:val="1"/>
-        </w:rPr>
-        <w:t xml:space="preserve"> </w:t>
-      </w:r>
-      <w:r>
-        <w:rPr>
-          <w:sz w:val="24"/>
-          <w:szCs w:val="24"/>
-          <w:rtl w:val="1"/>
-        </w:rPr>
-        <w:t xml:space="preserve">לביצוע</w:t>
-      </w:r>
-      <w:r>
-        <w:rPr>
-          <w:sz w:val="24"/>
-          <w:szCs w:val="24"/>
-          <w:rtl w:val="1"/>
-        </w:rPr>
-        <w:t xml:space="preserve"> </w:t>
-      </w:r>
-      <w:r>
-        <w:rPr>
-          <w:sz w:val="24"/>
-          <w:szCs w:val="24"/>
-          <w:rtl w:val="1"/>
-        </w:rPr>
-        <w:t xml:space="preserve">התשלום</w:t>
-      </w:r>
-      <w:r>
-        <w:rPr>
-          <w:sz w:val="24"/>
-          <w:szCs w:val="24"/>
-          <w:rtl w:val="1"/>
-        </w:rPr>
-        <w:t xml:space="preserve">.</w:t>
+        <w:t xml:space="preserve">Gemini אל מערכת: JSON של מאפייני בגד.</w:t>
+      </w:r>
+      <w:r>
+        <w:rPr>
+          <w:sz w:val="24"/>
+          <w:szCs w:val="24"/>
+          <w:rtl w:val="1"/>
+        </w:rPr>
+        <w:t xml:space="preserve"/>
+      </w:r>
+      <w:r>
+        <w:rPr>
+          <w:sz w:val="24"/>
+          <w:szCs w:val="24"/>
+          <w:rtl w:val="1"/>
+        </w:rPr>
+        <w:t xml:space="preserve"/>
+      </w:r>
+      <w:r>
+        <w:rPr>
+          <w:sz w:val="24"/>
+          <w:szCs w:val="24"/>
+          <w:rtl w:val="1"/>
+        </w:rPr>
+        <w:t xml:space="preserve"/>
+      </w:r>
+      <w:r>
+        <w:rPr>
+          <w:sz w:val="24"/>
+          <w:szCs w:val="24"/>
+          <w:rtl w:val="1"/>
+        </w:rPr>
+        <w:t xml:space="preserve"/>
+      </w:r>
+      <w:r>
+        <w:rPr>
+          <w:sz w:val="24"/>
+          <w:szCs w:val="24"/>
+          <w:rtl w:val="1"/>
+        </w:rPr>
+        <w:t xml:space="preserve"/>
+      </w:r>
+      <w:r>
+        <w:rPr>
+          <w:sz w:val="24"/>
+          <w:szCs w:val="24"/>
+          <w:rtl w:val="1"/>
+        </w:rPr>
+        <w:t xml:space="preserve"/>
+      </w:r>
+      <w:r>
+        <w:rPr>
+          <w:sz w:val="24"/>
+          <w:szCs w:val="24"/>
+          <w:rtl w:val="1"/>
+        </w:rPr>
+        <w:t xml:space="preserve"/>
+      </w:r>
+      <w:r>
+        <w:rPr>
+          <w:sz w:val="24"/>
+          <w:szCs w:val="24"/>
+          <w:rtl w:val="1"/>
+        </w:rPr>
+        <w:t xml:space="preserve"/>
+      </w:r>
+      <w:r>
+        <w:rPr>
+          <w:sz w:val="24"/>
+          <w:szCs w:val="24"/>
+          <w:rtl w:val="1"/>
+        </w:rPr>
+        <w:t xml:space="preserve"/>
+      </w:r>
+      <w:r>
+        <w:rPr>
+          <w:sz w:val="24"/>
+          <w:szCs w:val="24"/>
+          <w:rtl w:val="1"/>
+        </w:rPr>
+        <w:t xml:space="preserve"/>
+      </w:r>
+      <w:r>
+        <w:rPr>
+          <w:sz w:val="24"/>
+          <w:szCs w:val="24"/>
+          <w:rtl w:val="1"/>
+        </w:rPr>
+        <w:t xml:space="preserve"/>
+      </w:r>
+      <w:r>
+        <w:rPr>
+          <w:sz w:val="24"/>
+          <w:szCs w:val="24"/>
+          <w:rtl w:val="1"/>
+        </w:rPr>
+        <w:t xml:space="preserve"/>
+      </w:r>
+      <w:r>
+        <w:rPr>
+          <w:sz w:val="24"/>
+          <w:szCs w:val="24"/>
+          <w:rtl w:val="1"/>
+        </w:rPr>
+        <w:t xml:space="preserve"/>
+      </w:r>
+      <w:r>
+        <w:rPr>
+          <w:sz w:val="24"/>
+          <w:szCs w:val="24"/>
+          <w:rtl w:val="1"/>
+        </w:rPr>
+        <w:t xml:space="preserve"/>
+      </w:r>
+      <w:r>
+        <w:rPr>
+          <w:sz w:val="24"/>
+          <w:szCs w:val="24"/>
+          <w:rtl w:val="1"/>
+        </w:rPr>
+        <w:t xml:space="preserve"/>
       </w:r>
     </w:p>
     <w:p ns1:paraId="0000004A">
@@ -8732,143 +8732,143 @@
           <w:szCs w:val="24"/>
           <w:rtl w:val="1"/>
         </w:rPr>
-        <w:t xml:space="preserve">מנהל</w:t>
-      </w:r>
-      <w:r>
-        <w:rPr>
-          <w:sz w:val="24"/>
-          <w:szCs w:val="24"/>
-          <w:rtl w:val="1"/>
-        </w:rPr>
-        <w:t xml:space="preserve"> </w:t>
-      </w:r>
-      <w:r>
-        <w:rPr>
-          <w:sz w:val="24"/>
-          <w:szCs w:val="24"/>
-          <w:rtl w:val="1"/>
-        </w:rPr>
-        <w:t xml:space="preserve">מערכת</w:t>
-      </w:r>
-      <w:r>
-        <w:rPr>
-          <w:sz w:val="24"/>
-          <w:szCs w:val="24"/>
-          <w:rtl w:val="1"/>
-        </w:rPr>
-        <w:t xml:space="preserve"> </w:t>
-      </w:r>
-      <w:r>
-        <w:rPr>
-          <w:sz w:val="24"/>
-          <w:szCs w:val="24"/>
-          <w:rtl w:val="1"/>
-        </w:rPr>
-        <w:t xml:space="preserve">עדכון</w:t>
-      </w:r>
-      <w:r>
-        <w:rPr>
-          <w:sz w:val="24"/>
-          <w:szCs w:val="24"/>
-          <w:rtl w:val="1"/>
-        </w:rPr>
-        <w:t xml:space="preserve"> </w:t>
-      </w:r>
-      <w:r>
-        <w:rPr>
-          <w:sz w:val="24"/>
-          <w:szCs w:val="24"/>
-          <w:rtl w:val="1"/>
-        </w:rPr>
-        <w:t xml:space="preserve">מוצרים</w:t>
-      </w:r>
-      <w:r>
-        <w:rPr>
-          <w:sz w:val="24"/>
-          <w:szCs w:val="24"/>
-          <w:rtl w:val="1"/>
-        </w:rPr>
-        <w:t xml:space="preserve"> </w:t>
-      </w:r>
-      <w:r>
-        <w:rPr>
-          <w:sz w:val="24"/>
-          <w:szCs w:val="24"/>
-          <w:rtl w:val="1"/>
-        </w:rPr>
-        <w:t xml:space="preserve">חדשים</w:t>
-      </w:r>
-      <w:r>
-        <w:rPr>
-          <w:sz w:val="24"/>
-          <w:szCs w:val="24"/>
-          <w:rtl w:val="1"/>
-        </w:rPr>
-        <w:t xml:space="preserve">, </w:t>
-      </w:r>
-      <w:r>
-        <w:rPr>
-          <w:sz w:val="24"/>
-          <w:szCs w:val="24"/>
-          <w:rtl w:val="1"/>
-        </w:rPr>
-        <w:t xml:space="preserve">שינוי</w:t>
-      </w:r>
-      <w:r>
-        <w:rPr>
-          <w:sz w:val="24"/>
-          <w:szCs w:val="24"/>
-          <w:rtl w:val="1"/>
-        </w:rPr>
-        <w:t xml:space="preserve"> </w:t>
-      </w:r>
-      <w:r>
-        <w:rPr>
-          <w:sz w:val="24"/>
-          <w:szCs w:val="24"/>
-          <w:rtl w:val="1"/>
-        </w:rPr>
-        <w:t xml:space="preserve">מחירים</w:t>
-      </w:r>
-      <w:r>
-        <w:rPr>
-          <w:sz w:val="24"/>
-          <w:szCs w:val="24"/>
-          <w:rtl w:val="1"/>
-        </w:rPr>
-        <w:t xml:space="preserve">, </w:t>
-      </w:r>
-      <w:r>
-        <w:rPr>
-          <w:sz w:val="24"/>
-          <w:szCs w:val="24"/>
-          <w:rtl w:val="1"/>
-        </w:rPr>
-        <w:t xml:space="preserve">דוחות</w:t>
-      </w:r>
-      <w:r>
-        <w:rPr>
-          <w:sz w:val="24"/>
-          <w:szCs w:val="24"/>
-          <w:rtl w:val="1"/>
-        </w:rPr>
-        <w:t xml:space="preserve"> </w:t>
-      </w:r>
-      <w:r>
-        <w:rPr>
-          <w:sz w:val="24"/>
-          <w:szCs w:val="24"/>
-          <w:rtl w:val="1"/>
-        </w:rPr>
-        <w:t xml:space="preserve">מכירה</w:t>
-      </w:r>
-      <w:r>
-        <w:rPr>
-          <w:sz w:val="24"/>
-          <w:szCs w:val="24"/>
-          <w:rtl w:val="1"/>
-        </w:rPr>
-        <w:t xml:space="preserve">.</w:t>
+        <w:t xml:space="preserve">מנהל אל מערכת: פעולות ניהול לקוחות, צפייה בארונות, מחיקות ועדכונים.</w:t>
+      </w:r>
+      <w:r>
+        <w:rPr>
+          <w:sz w:val="24"/>
+          <w:szCs w:val="24"/>
+          <w:rtl w:val="1"/>
+        </w:rPr>
+        <w:t xml:space="preserve"/>
+      </w:r>
+      <w:r>
+        <w:rPr>
+          <w:sz w:val="24"/>
+          <w:szCs w:val="24"/>
+          <w:rtl w:val="1"/>
+        </w:rPr>
+        <w:t xml:space="preserve"/>
+      </w:r>
+      <w:r>
+        <w:rPr>
+          <w:sz w:val="24"/>
+          <w:szCs w:val="24"/>
+          <w:rtl w:val="1"/>
+        </w:rPr>
+        <w:t xml:space="preserve"/>
+      </w:r>
+      <w:r>
+        <w:rPr>
+          <w:sz w:val="24"/>
+          <w:szCs w:val="24"/>
+          <w:rtl w:val="1"/>
+        </w:rPr>
+        <w:t xml:space="preserve"/>
+      </w:r>
+      <w:r>
+        <w:rPr>
+          <w:sz w:val="24"/>
+          <w:szCs w:val="24"/>
+          <w:rtl w:val="1"/>
+        </w:rPr>
+        <w:t xml:space="preserve"/>
+      </w:r>
+      <w:r>
+        <w:rPr>
+          <w:sz w:val="24"/>
+          <w:szCs w:val="24"/>
+          <w:rtl w:val="1"/>
+        </w:rPr>
+        <w:t xml:space="preserve"/>
+      </w:r>
+      <w:r>
+        <w:rPr>
+          <w:sz w:val="24"/>
+          <w:szCs w:val="24"/>
+          <w:rtl w:val="1"/>
+        </w:rPr>
+        <w:t xml:space="preserve"/>
+      </w:r>
+      <w:r>
+        <w:rPr>
+          <w:sz w:val="24"/>
+          <w:szCs w:val="24"/>
+          <w:rtl w:val="1"/>
+        </w:rPr>
+        <w:t xml:space="preserve"/>
+      </w:r>
+      <w:r>
+        <w:rPr>
+          <w:sz w:val="24"/>
+          <w:szCs w:val="24"/>
+          <w:rtl w:val="1"/>
+        </w:rPr>
+        <w:t xml:space="preserve"/>
+      </w:r>
+      <w:r>
+        <w:rPr>
+          <w:sz w:val="24"/>
+          <w:szCs w:val="24"/>
+          <w:rtl w:val="1"/>
+        </w:rPr>
+        <w:t xml:space="preserve"/>
+      </w:r>
+      <w:r>
+        <w:rPr>
+          <w:sz w:val="24"/>
+          <w:szCs w:val="24"/>
+          <w:rtl w:val="1"/>
+        </w:rPr>
+        <w:t xml:space="preserve"/>
+      </w:r>
+      <w:r>
+        <w:rPr>
+          <w:sz w:val="24"/>
+          <w:szCs w:val="24"/>
+          <w:rtl w:val="1"/>
+        </w:rPr>
+        <w:t xml:space="preserve"/>
+      </w:r>
+      <w:r>
+        <w:rPr>
+          <w:sz w:val="24"/>
+          <w:szCs w:val="24"/>
+          <w:rtl w:val="1"/>
+        </w:rPr>
+        <w:t xml:space="preserve"/>
+      </w:r>
+      <w:r>
+        <w:rPr>
+          <w:sz w:val="24"/>
+          <w:szCs w:val="24"/>
+          <w:rtl w:val="1"/>
+        </w:rPr>
+        <w:t xml:space="preserve"/>
+      </w:r>
+      <w:r>
+        <w:rPr>
+          <w:sz w:val="24"/>
+          <w:szCs w:val="24"/>
+          <w:rtl w:val="1"/>
+        </w:rPr>
+        <w:t xml:space="preserve"/>
+      </w:r>
+      <w:r>
+        <w:rPr>
+          <w:sz w:val="24"/>
+          <w:szCs w:val="24"/>
+          <w:rtl w:val="1"/>
+        </w:rPr>
+        <w:t xml:space="preserve"/>
+      </w:r>
+      <w:r>
+        <w:rPr>
+          <w:sz w:val="24"/>
+          <w:szCs w:val="24"/>
+          <w:rtl w:val="1"/>
+        </w:rPr>
+        <w:t xml:space="preserve"/>
       </w:r>
     </w:p>
     <w:p ns1:paraId="0000004B">
@@ -8886,7 +8886,7 @@
           <w:szCs w:val="24"/>
           <w:rtl w:val="1"/>
         </w:rPr>
-        <w:t xml:space="preserve">מערכת</w:t>
+        <w:t xml:space="preserve">מערכת אל SMTP: בקשת שליחת קישור לאיפוס סיסמה.</w:t>
       </w:r>
       <w:r>
         <w:rPr>
@@ -8902,23 +8902,23 @@
           <w:szCs w:val="24"/>
           <w:rtl w:val="1"/>
         </w:rPr>
-        <w:t xml:space="preserve">חברת</w:t>
-      </w:r>
-      <w:r>
-        <w:rPr>
-          <w:sz w:val="24"/>
-          <w:szCs w:val="24"/>
-          <w:rtl w:val="1"/>
-        </w:rPr>
-        <w:t xml:space="preserve"> </w:t>
-      </w:r>
-      <w:r>
-        <w:rPr>
-          <w:sz w:val="24"/>
-          <w:szCs w:val="24"/>
-          <w:rtl w:val="1"/>
-        </w:rPr>
-        <w:t xml:space="preserve">שליחויות</w:t>
+        <w:t xml:space="preserve"/>
+      </w:r>
+      <w:r>
+        <w:rPr>
+          <w:sz w:val="24"/>
+          <w:szCs w:val="24"/>
+          <w:rtl w:val="1"/>
+        </w:rPr>
+        <w:t xml:space="preserve"/>
+      </w:r>
+      <w:r>
+        <w:rPr>
+          <w:sz w:val="24"/>
+          <w:szCs w:val="24"/>
+          <w:rtl w:val="1"/>
+        </w:rPr>
+        <w:t xml:space="preserve"/>
       </w:r>
       <w:r>
         <w:rPr>
@@ -8934,79 +8934,79 @@
           <w:szCs w:val="24"/>
           <w:rtl w:val="1"/>
         </w:rPr>
-        <w:t xml:space="preserve">פרטי</w:t>
-      </w:r>
-      <w:r>
-        <w:rPr>
-          <w:sz w:val="24"/>
-          <w:szCs w:val="24"/>
-          <w:rtl w:val="1"/>
-        </w:rPr>
-        <w:t xml:space="preserve"> </w:t>
-      </w:r>
-      <w:r>
-        <w:rPr>
-          <w:sz w:val="24"/>
-          <w:szCs w:val="24"/>
-          <w:rtl w:val="1"/>
-        </w:rPr>
-        <w:t xml:space="preserve">לקוח</w:t>
-      </w:r>
-      <w:r>
-        <w:rPr>
-          <w:sz w:val="24"/>
-          <w:szCs w:val="24"/>
-          <w:rtl w:val="1"/>
-        </w:rPr>
-        <w:t xml:space="preserve"> </w:t>
-      </w:r>
-      <w:r>
-        <w:rPr>
-          <w:sz w:val="24"/>
-          <w:szCs w:val="24"/>
-          <w:rtl w:val="1"/>
-        </w:rPr>
-        <w:t xml:space="preserve">למשלוח</w:t>
-      </w:r>
-      <w:r>
-        <w:rPr>
-          <w:sz w:val="24"/>
-          <w:szCs w:val="24"/>
-          <w:rtl w:val="1"/>
-        </w:rPr>
-        <w:t xml:space="preserve"> </w:t>
-      </w:r>
-      <w:r>
-        <w:rPr>
-          <w:sz w:val="24"/>
-          <w:szCs w:val="24"/>
-          <w:rtl w:val="1"/>
-        </w:rPr>
-        <w:t xml:space="preserve">וכתובת</w:t>
-      </w:r>
-      <w:r>
-        <w:rPr>
-          <w:sz w:val="24"/>
-          <w:szCs w:val="24"/>
-          <w:rtl w:val="1"/>
-        </w:rPr>
-        <w:t xml:space="preserve"> </w:t>
-      </w:r>
-      <w:r>
-        <w:rPr>
-          <w:sz w:val="24"/>
-          <w:szCs w:val="24"/>
-          <w:rtl w:val="1"/>
-        </w:rPr>
-        <w:t xml:space="preserve">אספקה</w:t>
-      </w:r>
-      <w:r>
-        <w:rPr>
-          <w:sz w:val="24"/>
-          <w:szCs w:val="24"/>
-          <w:rtl w:val="1"/>
-        </w:rPr>
-        <w:t xml:space="preserve">.</w:t>
+        <w:t xml:space="preserve"/>
+      </w:r>
+      <w:r>
+        <w:rPr>
+          <w:sz w:val="24"/>
+          <w:szCs w:val="24"/>
+          <w:rtl w:val="1"/>
+        </w:rPr>
+        <w:t xml:space="preserve"/>
+      </w:r>
+      <w:r>
+        <w:rPr>
+          <w:sz w:val="24"/>
+          <w:szCs w:val="24"/>
+          <w:rtl w:val="1"/>
+        </w:rPr>
+        <w:t xml:space="preserve"/>
+      </w:r>
+      <w:r>
+        <w:rPr>
+          <w:sz w:val="24"/>
+          <w:szCs w:val="24"/>
+          <w:rtl w:val="1"/>
+        </w:rPr>
+        <w:t xml:space="preserve"/>
+      </w:r>
+      <w:r>
+        <w:rPr>
+          <w:sz w:val="24"/>
+          <w:szCs w:val="24"/>
+          <w:rtl w:val="1"/>
+        </w:rPr>
+        <w:t xml:space="preserve"/>
+      </w:r>
+      <w:r>
+        <w:rPr>
+          <w:sz w:val="24"/>
+          <w:szCs w:val="24"/>
+          <w:rtl w:val="1"/>
+        </w:rPr>
+        <w:t xml:space="preserve"/>
+      </w:r>
+      <w:r>
+        <w:rPr>
+          <w:sz w:val="24"/>
+          <w:szCs w:val="24"/>
+          <w:rtl w:val="1"/>
+        </w:rPr>
+        <w:t xml:space="preserve"/>
+      </w:r>
+      <w:r>
+        <w:rPr>
+          <w:sz w:val="24"/>
+          <w:szCs w:val="24"/>
+          <w:rtl w:val="1"/>
+        </w:rPr>
+        <w:t xml:space="preserve"/>
+      </w:r>
+      <w:r>
+        <w:rPr>
+          <w:sz w:val="24"/>
+          <w:szCs w:val="24"/>
+          <w:rtl w:val="1"/>
+        </w:rPr>
+        <w:t xml:space="preserve"/>
+      </w:r>
+      <w:r>
+        <w:rPr>
+          <w:sz w:val="24"/>
+          <w:szCs w:val="24"/>
+          <w:rtl w:val="1"/>
+        </w:rPr>
+        <w:t xml:space="preserve"/>
       </w:r>
     </w:p>
     <w:p ns1:paraId="0000004C">
@@ -9089,383 +9089,383 @@
           <w:szCs w:val="24"/>
           <w:rtl w:val="1"/>
         </w:rPr>
-        <w:t xml:space="preserve">שימו</w:t>
-      </w:r>
-      <w:r>
-        <w:rPr>
-          <w:sz w:val="24"/>
-          <w:szCs w:val="24"/>
-          <w:rtl w:val="1"/>
-        </w:rPr>
-        <w:t xml:space="preserve"> </w:t>
-      </w:r>
-      <w:r>
-        <w:rPr>
-          <w:sz w:val="24"/>
-          <w:szCs w:val="24"/>
-          <w:rtl w:val="1"/>
-        </w:rPr>
-        <w:t xml:space="preserve">לב</w:t>
-      </w:r>
-      <w:r>
-        <w:rPr>
-          <w:sz w:val="24"/>
-          <w:szCs w:val="24"/>
-          <w:rtl w:val="1"/>
-        </w:rPr>
-        <w:t xml:space="preserve">: </w:t>
-      </w:r>
-      <w:r>
-        <w:rPr>
-          <w:sz w:val="24"/>
-          <w:szCs w:val="24"/>
-          <w:rtl w:val="1"/>
-        </w:rPr>
-        <w:t xml:space="preserve">ברמה</w:t>
-      </w:r>
-      <w:r>
-        <w:rPr>
-          <w:sz w:val="24"/>
-          <w:szCs w:val="24"/>
-          <w:rtl w:val="1"/>
-        </w:rPr>
-        <w:t xml:space="preserve"> </w:t>
-      </w:r>
-      <w:r>
-        <w:rPr>
-          <w:sz w:val="24"/>
-          <w:szCs w:val="24"/>
-          <w:rtl w:val="1"/>
-        </w:rPr>
-        <w:t xml:space="preserve">זו</w:t>
-      </w:r>
-      <w:r>
-        <w:rPr>
-          <w:sz w:val="24"/>
-          <w:szCs w:val="24"/>
-          <w:rtl w:val="1"/>
-        </w:rPr>
-        <w:t xml:space="preserve"> </w:t>
-      </w:r>
-      <w:r>
-        <w:rPr>
-          <w:sz w:val="24"/>
-          <w:szCs w:val="24"/>
-          <w:rtl w:val="1"/>
-        </w:rPr>
-        <w:t xml:space="preserve">לא</w:t>
-      </w:r>
-      <w:r>
-        <w:rPr>
-          <w:sz w:val="24"/>
-          <w:szCs w:val="24"/>
-          <w:rtl w:val="1"/>
-        </w:rPr>
-        <w:t xml:space="preserve"> </w:t>
-      </w:r>
-      <w:r>
-        <w:rPr>
-          <w:sz w:val="24"/>
-          <w:szCs w:val="24"/>
-          <w:rtl w:val="1"/>
-        </w:rPr>
-        <w:t xml:space="preserve">נראה</w:t>
-      </w:r>
-      <w:r>
-        <w:rPr>
-          <w:sz w:val="24"/>
-          <w:szCs w:val="24"/>
-          <w:rtl w:val="1"/>
-        </w:rPr>
-        <w:t xml:space="preserve"> </w:t>
-      </w:r>
-      <w:r>
-        <w:rPr>
-          <w:sz w:val="24"/>
-          <w:szCs w:val="24"/>
-          <w:rtl w:val="1"/>
-        </w:rPr>
-        <w:t xml:space="preserve">את</w:t>
-      </w:r>
-      <w:r>
-        <w:rPr>
-          <w:sz w:val="24"/>
-          <w:szCs w:val="24"/>
-          <w:rtl w:val="1"/>
-        </w:rPr>
-        <w:t xml:space="preserve"> "</w:t>
-      </w:r>
-      <w:r>
-        <w:rPr>
-          <w:sz w:val="24"/>
-          <w:szCs w:val="24"/>
-          <w:rtl w:val="1"/>
-        </w:rPr>
-        <w:t xml:space="preserve">בסיס</w:t>
-      </w:r>
-      <w:r>
-        <w:rPr>
-          <w:sz w:val="24"/>
-          <w:szCs w:val="24"/>
-          <w:rtl w:val="1"/>
-        </w:rPr>
-        <w:t xml:space="preserve"> </w:t>
-      </w:r>
-      <w:r>
-        <w:rPr>
-          <w:sz w:val="24"/>
-          <w:szCs w:val="24"/>
-          <w:rtl w:val="1"/>
-        </w:rPr>
-        <w:t xml:space="preserve">הנתונים</w:t>
-      </w:r>
-      <w:r>
-        <w:rPr>
-          <w:sz w:val="24"/>
-          <w:szCs w:val="24"/>
-          <w:rtl w:val="1"/>
-        </w:rPr>
-        <w:t xml:space="preserve">" </w:t>
-      </w:r>
-      <w:r>
-        <w:rPr>
-          <w:sz w:val="24"/>
-          <w:szCs w:val="24"/>
-          <w:rtl w:val="1"/>
-        </w:rPr>
-        <w:t xml:space="preserve">של</w:t>
-      </w:r>
-      <w:r>
-        <w:rPr>
-          <w:sz w:val="24"/>
-          <w:szCs w:val="24"/>
-          <w:rtl w:val="1"/>
-        </w:rPr>
-        <w:t xml:space="preserve"> </w:t>
-      </w:r>
-      <w:r>
-        <w:rPr>
-          <w:sz w:val="24"/>
-          <w:szCs w:val="24"/>
-          <w:rtl w:val="1"/>
-        </w:rPr>
-        <w:t xml:space="preserve">המכירות</w:t>
-      </w:r>
-      <w:r>
-        <w:rPr>
-          <w:sz w:val="24"/>
-          <w:szCs w:val="24"/>
-          <w:rtl w:val="1"/>
-        </w:rPr>
-        <w:t xml:space="preserve"> </w:t>
-      </w:r>
-      <w:r>
-        <w:rPr>
-          <w:sz w:val="24"/>
-          <w:szCs w:val="24"/>
-          <w:rtl w:val="1"/>
-        </w:rPr>
-        <w:t xml:space="preserve">או</w:t>
-      </w:r>
-      <w:r>
-        <w:rPr>
-          <w:sz w:val="24"/>
-          <w:szCs w:val="24"/>
-          <w:rtl w:val="1"/>
-        </w:rPr>
-        <w:t xml:space="preserve"> </w:t>
-      </w:r>
-      <w:r>
-        <w:rPr>
-          <w:sz w:val="24"/>
-          <w:szCs w:val="24"/>
-          <w:rtl w:val="1"/>
-        </w:rPr>
-        <w:t xml:space="preserve">את</w:t>
-      </w:r>
-      <w:r>
-        <w:rPr>
-          <w:sz w:val="24"/>
-          <w:szCs w:val="24"/>
-          <w:rtl w:val="1"/>
-        </w:rPr>
-        <w:t xml:space="preserve"> </w:t>
-      </w:r>
-      <w:r>
-        <w:rPr>
-          <w:sz w:val="24"/>
-          <w:szCs w:val="24"/>
-          <w:rtl w:val="1"/>
-        </w:rPr>
-        <w:t xml:space="preserve">תהליך</w:t>
-      </w:r>
-      <w:r>
-        <w:rPr>
-          <w:sz w:val="24"/>
-          <w:szCs w:val="24"/>
-          <w:rtl w:val="1"/>
-        </w:rPr>
-        <w:t xml:space="preserve"> "</w:t>
-      </w:r>
-      <w:r>
-        <w:rPr>
-          <w:sz w:val="24"/>
-          <w:szCs w:val="24"/>
-          <w:rtl w:val="1"/>
-        </w:rPr>
-        <w:t xml:space="preserve">בדיקת</w:t>
-      </w:r>
-      <w:r>
-        <w:rPr>
-          <w:sz w:val="24"/>
-          <w:szCs w:val="24"/>
-          <w:rtl w:val="1"/>
-        </w:rPr>
-        <w:t xml:space="preserve"> </w:t>
-      </w:r>
-      <w:r>
-        <w:rPr>
-          <w:sz w:val="24"/>
-          <w:szCs w:val="24"/>
-          <w:rtl w:val="1"/>
-        </w:rPr>
-        <w:t xml:space="preserve">המלאי</w:t>
-      </w:r>
-      <w:r>
-        <w:rPr>
-          <w:sz w:val="24"/>
-          <w:szCs w:val="24"/>
-          <w:rtl w:val="1"/>
-        </w:rPr>
-        <w:t xml:space="preserve">", </w:t>
-      </w:r>
-      <w:r>
-        <w:rPr>
-          <w:sz w:val="24"/>
-          <w:szCs w:val="24"/>
-          <w:rtl w:val="1"/>
-        </w:rPr>
-        <w:t xml:space="preserve">כיוון</w:t>
-      </w:r>
-      <w:r>
-        <w:rPr>
-          <w:sz w:val="24"/>
-          <w:szCs w:val="24"/>
-          <w:rtl w:val="1"/>
-        </w:rPr>
-        <w:t xml:space="preserve"> </w:t>
-      </w:r>
-      <w:r>
-        <w:rPr>
-          <w:sz w:val="24"/>
-          <w:szCs w:val="24"/>
-          <w:rtl w:val="1"/>
-        </w:rPr>
-        <w:t xml:space="preserve">שאלו</w:t>
-      </w:r>
-      <w:r>
-        <w:rPr>
-          <w:sz w:val="24"/>
-          <w:szCs w:val="24"/>
-          <w:rtl w:val="1"/>
-        </w:rPr>
-        <w:t xml:space="preserve"> </w:t>
-      </w:r>
-      <w:r>
-        <w:rPr>
-          <w:sz w:val="24"/>
-          <w:szCs w:val="24"/>
-          <w:rtl w:val="1"/>
-        </w:rPr>
-        <w:t xml:space="preserve">פעולות</w:t>
-      </w:r>
-      <w:r>
-        <w:rPr>
-          <w:sz w:val="24"/>
-          <w:szCs w:val="24"/>
-          <w:rtl w:val="1"/>
-        </w:rPr>
-        <w:t xml:space="preserve"> </w:t>
-      </w:r>
-      <w:r>
-        <w:rPr>
-          <w:sz w:val="24"/>
-          <w:szCs w:val="24"/>
-          <w:rtl w:val="1"/>
-        </w:rPr>
-        <w:t xml:space="preserve">פנימיות</w:t>
-      </w:r>
-      <w:r>
-        <w:rPr>
-          <w:sz w:val="24"/>
-          <w:szCs w:val="24"/>
-          <w:rtl w:val="1"/>
-        </w:rPr>
-        <w:t xml:space="preserve"> </w:t>
-      </w:r>
-      <w:r>
-        <w:rPr>
-          <w:sz w:val="24"/>
-          <w:szCs w:val="24"/>
-          <w:rtl w:val="1"/>
-        </w:rPr>
-        <w:t xml:space="preserve">שיופיעו</w:t>
-      </w:r>
-      <w:r>
-        <w:rPr>
-          <w:sz w:val="24"/>
-          <w:szCs w:val="24"/>
-          <w:rtl w:val="1"/>
-        </w:rPr>
-        <w:t xml:space="preserve"> </w:t>
-      </w:r>
-      <w:r>
-        <w:rPr>
-          <w:sz w:val="24"/>
-          <w:szCs w:val="24"/>
-          <w:rtl w:val="1"/>
-        </w:rPr>
-        <w:t xml:space="preserve">רק</w:t>
-      </w:r>
-      <w:r>
-        <w:rPr>
-          <w:sz w:val="24"/>
-          <w:szCs w:val="24"/>
-          <w:rtl w:val="1"/>
-        </w:rPr>
-        <w:t xml:space="preserve"> </w:t>
-      </w:r>
-      <w:r>
-        <w:rPr>
-          <w:sz w:val="24"/>
-          <w:szCs w:val="24"/>
-          <w:rtl w:val="1"/>
-        </w:rPr>
-        <w:t xml:space="preserve">ברמה</w:t>
-      </w:r>
-      <w:r>
-        <w:rPr>
-          <w:sz w:val="24"/>
-          <w:szCs w:val="24"/>
-          <w:rtl w:val="1"/>
-        </w:rPr>
-        <w:t xml:space="preserve"> 1 </w:t>
-      </w:r>
-      <w:r>
-        <w:rPr>
-          <w:sz w:val="24"/>
-          <w:szCs w:val="24"/>
-          <w:rtl w:val="1"/>
-        </w:rPr>
-        <w:t xml:space="preserve">ומעלה</w:t>
-      </w:r>
-      <w:r>
-        <w:rPr>
-          <w:sz w:val="24"/>
-          <w:szCs w:val="24"/>
-          <w:rtl w:val="1"/>
-        </w:rPr>
-        <w:t xml:space="preserve">.</w:t>
+        <w:t xml:space="preserve">שימו לב: ברמה זו מוצגת זרימת נתונים בין ישויות חיצוניות למערכת. פירוק לטבלאות ולוגיקה פנימית מופיע ברמות מפורטות יותר.</w:t>
+      </w:r>
+      <w:r>
+        <w:rPr>
+          <w:sz w:val="24"/>
+          <w:szCs w:val="24"/>
+          <w:rtl w:val="1"/>
+        </w:rPr>
+        <w:t xml:space="preserve"/>
+      </w:r>
+      <w:r>
+        <w:rPr>
+          <w:sz w:val="24"/>
+          <w:szCs w:val="24"/>
+          <w:rtl w:val="1"/>
+        </w:rPr>
+        <w:t xml:space="preserve"/>
+      </w:r>
+      <w:r>
+        <w:rPr>
+          <w:sz w:val="24"/>
+          <w:szCs w:val="24"/>
+          <w:rtl w:val="1"/>
+        </w:rPr>
+        <w:t xml:space="preserve"/>
+      </w:r>
+      <w:r>
+        <w:rPr>
+          <w:sz w:val="24"/>
+          <w:szCs w:val="24"/>
+          <w:rtl w:val="1"/>
+        </w:rPr>
+        <w:t xml:space="preserve"/>
+      </w:r>
+      <w:r>
+        <w:rPr>
+          <w:sz w:val="24"/>
+          <w:szCs w:val="24"/>
+          <w:rtl w:val="1"/>
+        </w:rPr>
+        <w:t xml:space="preserve"/>
+      </w:r>
+      <w:r>
+        <w:rPr>
+          <w:sz w:val="24"/>
+          <w:szCs w:val="24"/>
+          <w:rtl w:val="1"/>
+        </w:rPr>
+        <w:t xml:space="preserve"/>
+      </w:r>
+      <w:r>
+        <w:rPr>
+          <w:sz w:val="24"/>
+          <w:szCs w:val="24"/>
+          <w:rtl w:val="1"/>
+        </w:rPr>
+        <w:t xml:space="preserve"/>
+      </w:r>
+      <w:r>
+        <w:rPr>
+          <w:sz w:val="24"/>
+          <w:szCs w:val="24"/>
+          <w:rtl w:val="1"/>
+        </w:rPr>
+        <w:t xml:space="preserve"/>
+      </w:r>
+      <w:r>
+        <w:rPr>
+          <w:sz w:val="24"/>
+          <w:szCs w:val="24"/>
+          <w:rtl w:val="1"/>
+        </w:rPr>
+        <w:t xml:space="preserve"/>
+      </w:r>
+      <w:r>
+        <w:rPr>
+          <w:sz w:val="24"/>
+          <w:szCs w:val="24"/>
+          <w:rtl w:val="1"/>
+        </w:rPr>
+        <w:t xml:space="preserve"/>
+      </w:r>
+      <w:r>
+        <w:rPr>
+          <w:sz w:val="24"/>
+          <w:szCs w:val="24"/>
+          <w:rtl w:val="1"/>
+        </w:rPr>
+        <w:t xml:space="preserve"/>
+      </w:r>
+      <w:r>
+        <w:rPr>
+          <w:sz w:val="24"/>
+          <w:szCs w:val="24"/>
+          <w:rtl w:val="1"/>
+        </w:rPr>
+        <w:t xml:space="preserve"/>
+      </w:r>
+      <w:r>
+        <w:rPr>
+          <w:sz w:val="24"/>
+          <w:szCs w:val="24"/>
+          <w:rtl w:val="1"/>
+        </w:rPr>
+        <w:t xml:space="preserve"/>
+      </w:r>
+      <w:r>
+        <w:rPr>
+          <w:sz w:val="24"/>
+          <w:szCs w:val="24"/>
+          <w:rtl w:val="1"/>
+        </w:rPr>
+        <w:t xml:space="preserve"/>
+      </w:r>
+      <w:r>
+        <w:rPr>
+          <w:sz w:val="24"/>
+          <w:szCs w:val="24"/>
+          <w:rtl w:val="1"/>
+        </w:rPr>
+        <w:t xml:space="preserve"/>
+      </w:r>
+      <w:r>
+        <w:rPr>
+          <w:sz w:val="24"/>
+          <w:szCs w:val="24"/>
+          <w:rtl w:val="1"/>
+        </w:rPr>
+        <w:t xml:space="preserve"/>
+      </w:r>
+      <w:r>
+        <w:rPr>
+          <w:sz w:val="24"/>
+          <w:szCs w:val="24"/>
+          <w:rtl w:val="1"/>
+        </w:rPr>
+        <w:t xml:space="preserve"/>
+      </w:r>
+      <w:r>
+        <w:rPr>
+          <w:sz w:val="24"/>
+          <w:szCs w:val="24"/>
+          <w:rtl w:val="1"/>
+        </w:rPr>
+        <w:t xml:space="preserve"/>
+      </w:r>
+      <w:r>
+        <w:rPr>
+          <w:sz w:val="24"/>
+          <w:szCs w:val="24"/>
+          <w:rtl w:val="1"/>
+        </w:rPr>
+        <w:t xml:space="preserve"/>
+      </w:r>
+      <w:r>
+        <w:rPr>
+          <w:sz w:val="24"/>
+          <w:szCs w:val="24"/>
+          <w:rtl w:val="1"/>
+        </w:rPr>
+        <w:t xml:space="preserve"/>
+      </w:r>
+      <w:r>
+        <w:rPr>
+          <w:sz w:val="24"/>
+          <w:szCs w:val="24"/>
+          <w:rtl w:val="1"/>
+        </w:rPr>
+        <w:t xml:space="preserve"/>
+      </w:r>
+      <w:r>
+        <w:rPr>
+          <w:sz w:val="24"/>
+          <w:szCs w:val="24"/>
+          <w:rtl w:val="1"/>
+        </w:rPr>
+        <w:t xml:space="preserve"/>
+      </w:r>
+      <w:r>
+        <w:rPr>
+          <w:sz w:val="24"/>
+          <w:szCs w:val="24"/>
+          <w:rtl w:val="1"/>
+        </w:rPr>
+        <w:t xml:space="preserve"/>
+      </w:r>
+      <w:r>
+        <w:rPr>
+          <w:sz w:val="24"/>
+          <w:szCs w:val="24"/>
+          <w:rtl w:val="1"/>
+        </w:rPr>
+        <w:t xml:space="preserve"/>
+      </w:r>
+      <w:r>
+        <w:rPr>
+          <w:sz w:val="24"/>
+          <w:szCs w:val="24"/>
+          <w:rtl w:val="1"/>
+        </w:rPr>
+        <w:t xml:space="preserve"/>
+      </w:r>
+      <w:r>
+        <w:rPr>
+          <w:sz w:val="24"/>
+          <w:szCs w:val="24"/>
+          <w:rtl w:val="1"/>
+        </w:rPr>
+        <w:t xml:space="preserve"/>
+      </w:r>
+      <w:r>
+        <w:rPr>
+          <w:sz w:val="24"/>
+          <w:szCs w:val="24"/>
+          <w:rtl w:val="1"/>
+        </w:rPr>
+        <w:t xml:space="preserve"/>
+      </w:r>
+      <w:r>
+        <w:rPr>
+          <w:sz w:val="24"/>
+          <w:szCs w:val="24"/>
+          <w:rtl w:val="1"/>
+        </w:rPr>
+        <w:t xml:space="preserve"/>
+      </w:r>
+      <w:r>
+        <w:rPr>
+          <w:sz w:val="24"/>
+          <w:szCs w:val="24"/>
+          <w:rtl w:val="1"/>
+        </w:rPr>
+        <w:t xml:space="preserve"/>
+      </w:r>
+      <w:r>
+        <w:rPr>
+          <w:sz w:val="24"/>
+          <w:szCs w:val="24"/>
+          <w:rtl w:val="1"/>
+        </w:rPr>
+        <w:t xml:space="preserve"/>
+      </w:r>
+      <w:r>
+        <w:rPr>
+          <w:sz w:val="24"/>
+          <w:szCs w:val="24"/>
+          <w:rtl w:val="1"/>
+        </w:rPr>
+        <w:t xml:space="preserve"/>
+      </w:r>
+      <w:r>
+        <w:rPr>
+          <w:sz w:val="24"/>
+          <w:szCs w:val="24"/>
+          <w:rtl w:val="1"/>
+        </w:rPr>
+        <w:t xml:space="preserve"/>
+      </w:r>
+      <w:r>
+        <w:rPr>
+          <w:sz w:val="24"/>
+          <w:szCs w:val="24"/>
+          <w:rtl w:val="1"/>
+        </w:rPr>
+        <w:t xml:space="preserve"/>
+      </w:r>
+      <w:r>
+        <w:rPr>
+          <w:sz w:val="24"/>
+          <w:szCs w:val="24"/>
+          <w:rtl w:val="1"/>
+        </w:rPr>
+        <w:t xml:space="preserve"/>
+      </w:r>
+      <w:r>
+        <w:rPr>
+          <w:sz w:val="24"/>
+          <w:szCs w:val="24"/>
+          <w:rtl w:val="1"/>
+        </w:rPr>
+        <w:t xml:space="preserve"/>
+      </w:r>
+      <w:r>
+        <w:rPr>
+          <w:sz w:val="24"/>
+          <w:szCs w:val="24"/>
+          <w:rtl w:val="1"/>
+        </w:rPr>
+        <w:t xml:space="preserve"/>
+      </w:r>
+      <w:r>
+        <w:rPr>
+          <w:sz w:val="24"/>
+          <w:szCs w:val="24"/>
+          <w:rtl w:val="1"/>
+        </w:rPr>
+        <w:t xml:space="preserve"/>
+      </w:r>
+      <w:r>
+        <w:rPr>
+          <w:sz w:val="24"/>
+          <w:szCs w:val="24"/>
+          <w:rtl w:val="1"/>
+        </w:rPr>
+        <w:t xml:space="preserve"/>
+      </w:r>
+      <w:r>
+        <w:rPr>
+          <w:sz w:val="24"/>
+          <w:szCs w:val="24"/>
+          <w:rtl w:val="1"/>
+        </w:rPr>
+        <w:t xml:space="preserve"/>
+      </w:r>
+      <w:r>
+        <w:rPr>
+          <w:sz w:val="24"/>
+          <w:szCs w:val="24"/>
+          <w:rtl w:val="1"/>
+        </w:rPr>
+        <w:t xml:space="preserve"/>
+      </w:r>
+      <w:r>
+        <w:rPr>
+          <w:sz w:val="24"/>
+          <w:szCs w:val="24"/>
+          <w:rtl w:val="1"/>
+        </w:rPr>
+        <w:t xml:space="preserve"/>
+      </w:r>
+      <w:r>
+        <w:rPr>
+          <w:sz w:val="24"/>
+          <w:szCs w:val="24"/>
+          <w:rtl w:val="1"/>
+        </w:rPr>
+        <w:t xml:space="preserve"/>
+      </w:r>
+      <w:r>
+        <w:rPr>
+          <w:sz w:val="24"/>
+          <w:szCs w:val="24"/>
+          <w:rtl w:val="1"/>
+        </w:rPr>
+        <w:t xml:space="preserve"/>
+      </w:r>
+      <w:r>
+        <w:rPr>
+          <w:sz w:val="24"/>
+          <w:szCs w:val="24"/>
+          <w:rtl w:val="1"/>
+        </w:rPr>
+        <w:t xml:space="preserve"/>
+      </w:r>
+      <w:r>
+        <w:rPr>
+          <w:sz w:val="24"/>
+          <w:szCs w:val="24"/>
+          <w:rtl w:val="1"/>
+        </w:rPr>
+        <w:t xml:space="preserve"/>
+      </w:r>
+      <w:r>
+        <w:rPr>
+          <w:sz w:val="24"/>
+          <w:szCs w:val="24"/>
+          <w:rtl w:val="1"/>
+        </w:rPr>
+        <w:t xml:space="preserve"/>
+      </w:r>
+      <w:r>
+        <w:rPr>
+          <w:sz w:val="24"/>
+          <w:szCs w:val="24"/>
+          <w:rtl w:val="1"/>
+        </w:rPr>
+        <w:t xml:space="preserve"/>
       </w:r>
       <w:r>
         <w:br w:type="page"/>
@@ -9552,7 +9552,7 @@
           <w:szCs w:val="24"/>
           <w:rtl w:val="1"/>
         </w:rPr>
-        <w:t xml:space="preserve">המידע נשמר במסד נתונים רלציוני ב-SQL Server עם מפתחות ראשיים, מפתחות זרים ואינדקסים לשיפור ביצועים.</w:t>
+        <w:t xml:space="preserve">המידע נשמר במסד נתונים רלציוני MySQL בשם eitan_project12 עם מפתחות ראשיים, זרים ואינדקסים לביצועים.</w:t>
       </w:r>
       <w:r>
         <w:rPr>
@@ -9649,7 +9649,7 @@
           <w:szCs w:val="24"/>
           <w:rtl w:val="1"/>
         </w:rPr>
-        <w:t xml:space="preserve">תרשים DSD (קשרי גומלין): צורף צילום מסך של ה-Diagram מתוך SQL Server המציג את קשרי הגומלין.</w:t>
+        <w:t xml:space="preserve">תרשים DSD (קשרי גומלין): צורף צילום מסך מהמסד. סמן באדום את קשרי המפתח הזר בין outfits ו outfit_garments ובין garments ו users.</w:t>
       </w:r>
       <w:r>
         <w:rPr>
@@ -9891,7 +9891,7 @@
           <w:szCs w:val="24"/>
           <w:rtl w:val="1"/>
         </w:rPr>
-        <w:t xml:space="preserve">טבלה 1: Users: תפקידה לשמור פרטי משתמש. שדות עיקריים: UserId (int), FullName (nvarchar), Email (nvarchar), PasswordHash (nvarchar), StylePreference (nvarchar), CreatedAt (datetime).</w:t>
+        <w:t xml:space="preserve">טבלה 1: users. תפקידה לשמור חשבונות משתמשים. שדות מרכזיים: user_id מסוג char(36), email מסוג varchar(255), full_name מסוג varchar(120), role מסוג varchar, password_hash מסוג varchar, created_at מסוג timestamp.</w:t>
       </w:r>
       <w:r>
         <w:rPr>
@@ -10108,7 +10108,7 @@
           <w:szCs w:val="24"/>
           <w:rtl w:val="1"/>
         </w:rPr>
-        <w:t xml:space="preserve">טבלה 2: ClothingItems: תפקידה לשמור פריטי ארון. שדות עיקריים: ItemId (int), UserId (int), Category (nvarchar), Color (nvarchar), Season (nvarchar), FormalityLevel (int), ImageUrl (nvarchar). טבלה 3: Outfits (OutfitId, UserId, Occasion, DressCode, Score, CreatedAt). טבלה 4: RecommendationLog (LogId, UserId, OutfitId, Feedback, CreatedAt).</w:t>
+        <w:t xml:space="preserve">טבלה 2: garments. תפקידה לשמור פריטי ארון ומאפייני בגד. שדות מרכזיים: garment_id, owner_user_id, type, color, material, brand, feature_json, created_at. טבלה 3: outfits עם user_id, shirt_garment_id, pants_garment_id, shoes_garment_id, score, rank, style_label. טבלה 4: user_matching_state לשמירת מצב התאמה לפי משתמש.</w:t>
       </w:r>
       <w:r>
         <w:rPr>
@@ -10229,7 +10229,7 @@
           <w:szCs w:val="24"/>
           <w:rtl w:val="1"/>
         </w:rPr>
-        <w:t xml:space="preserve">טבלאות קישור: OutfitItems היא טבלת קישור בין Outfits ל-ClothingItems ומממשת קשר רבים-לרבים באמצעות השדות OutfitId ו-ItemId.</w:t>
+        <w:t xml:space="preserve">טבלאות קישור: outfit_garments היא טבלת קישור בין outfits ל garments ומממשת קשר רבים לרבים.</w:t>
       </w:r>
       <w:r>
         <w:rPr>
@@ -10559,7 +10559,7 @@
           <w:szCs w:val="24"/>
           <w:rtl w:val="1"/>
         </w:rPr>
-        <w:t xml:space="preserve">בחלק זה מומש צד השרת של LookLux כולל שכבות Model, ViewModel, Services ו-Repository.</w:t>
+        <w:t xml:space="preserve">בחלק זה מומש צד השרת של LookLux בשכבות Components, Services, DBL, Models.</w:t>
       </w:r>
       <w:r>
         <w:rPr>
@@ -10705,7 +10705,7 @@
           <w:szCs w:val="24"/>
           <w:rtl w:val="1"/>
         </w:rPr>
-        <w:t xml:space="preserve">תרשים UML של המחלקות: המחלקות המרכזיות הן User, ClothingItem, Outfit, RecommendationService ו-OutfitScoringService.</w:t>
+        <w:t xml:space="preserve">תרשים UML של המחלקות: מחלקות מרכזיות הן User, Garment, Outfit, OutfitGarment, AuthService, MatchingService, GarmentFeatureService, GeminiClient.</w:t>
       </w:r>
       <w:r>
         <w:rPr>
@@ -10858,7 +10858,7 @@
           <w:szCs w:val="24"/>
           <w:rtl w:val="1"/>
         </w:rPr>
-        <w:t xml:space="preserve">הסבר קוד: שכבת ה-Model מייצגת את ישויות מסד הנתונים, כולל Data Annotations לולידציה וקשרים באמצעות Foreign Keys.</w:t>
+        <w:t xml:space="preserve">הסבר קוד: שכבת Models מגדירה את ישויות המערכת ושכבת DBL מממשת פעולות CRUD עם שאילתות פרמטריות.</w:t>
       </w:r>
       <w:r>
         <w:rPr>
@@ -11100,7 +11100,7 @@
           <w:szCs w:val="24"/>
           <w:rtl w:val="1"/>
         </w:rPr>
-        <w:t xml:space="preserve">תרשים UML: שכבת ViewModel מבודדת מידע שנשלח ללקוח מהמודל הפנימי ותומכת בירושה של מבני תגובה משותפים.</w:t>
+        <w:t xml:space="preserve">תרשים UML: בפרויקט אין שכבת ViewModel נפרדת. רכיבי Razor עובדים מול Models ו Services ישירות.</w:t>
       </w:r>
       <w:r>
         <w:rPr>
@@ -11237,7 +11237,7 @@
           <w:szCs w:val="24"/>
           <w:rtl w:val="1"/>
         </w:rPr>
-        <w:t xml:space="preserve">תהליכים מייצגים: הפעולה GenerateOutfit מחשבת ניקוד לכל פריט לפי התאמה לעונה, לאירוע ולהעדפות המשתמש, ומחזירה את הצירוף המוביל.</w:t>
+        <w:t xml:space="preserve">תהליכים מייצגים: הפעולה FindMatchesAsync מייצרת קומבינציות בגדים, מפעילה ניקוד, ומחזירה עד שלוש המלצות עם הסבר.</w:t>
       </w:r>
       <w:r>
         <w:rPr>
@@ -11559,7 +11559,7 @@
           <w:szCs w:val="24"/>
           <w:rtl w:val="1"/>
         </w:rPr>
-        <w:t xml:space="preserve">הליך א-סינכרוני: נעשה שימוש ב-async/await בקריאות למסד הנתונים ובקריאות API של לקוחות Web ו-MAUI כדי לשפר זמני תגובה ולמנוע חסימה.</w:t>
+        <w:t xml:space="preserve">הליך א סינכרוני: נעשה שימוש רחב ב async ו await בגישה למסד, בקריאות HTTP ל Gemini, ובשליחת מייל איפוס סיסמה.</w:t>
       </w:r>
       <w:r>
         <w:rPr>
@@ -11712,7 +11712,7 @@
           <w:szCs w:val="24"/>
           <w:rtl w:val="1"/>
         </w:rPr>
-        <w:t xml:space="preserve">הגנה מ-Sql Injection: כל השאילתות מבוצעות עם פרמטרים (Parameterized Queries או EF Core LINQ) ללא שרשור מחרוזות SQL.</w:t>
+        <w:t xml:space="preserve">הגנה מ Sql Injection: כל השאילתות נבנות עם פרמטרים דרך BaseDB ואין שרשור ישיר של קלט משתמש לפקודת SQL.</w:t>
       </w:r>
       <w:r>
         <w:rPr>
@@ -12046,7 +12046,7 @@
           <w:szCs w:val="24"/>
           <w:rtl w:val="1"/>
         </w:rPr>
-        <w:t xml:space="preserve">בפרק זה מוסבר כיצד הנתונים מועברים בפורמט JSON בין לקוחות Web ו-MAUI לשרת דרך REST API.</w:t>
+        <w:t xml:space="preserve">בפרק זה מוסבר כיצד הנתונים עוברים בפורמט JSON בין לקוחות Web ו MAUI לבין שרת ASP.NET Core.</w:t>
       </w:r>
       <w:r>
         <w:rPr>
@@ -12143,7 +12143,7 @@
           <w:szCs w:val="24"/>
           <w:rtl w:val="1"/>
         </w:rPr>
-        <w:t xml:space="preserve">הגדרות רשת ו-Interface: הוגדרו הממשקים IRecommendationService ו-IClosetService, ונתיבי API לפי Controllers עם Dependency Injection עבור לקוחות Web ו-MAUI.</w:t>
+        <w:t xml:space="preserve">הגדרות רשת ו Interface: הוגדרו ממשקי IAuthService ו IEmailSender ושירותים נוספים ב Dependency Injection.</w:t>
       </w:r>
       <w:r>
         <w:rPr>
@@ -12264,7 +12264,7 @@
           <w:szCs w:val="24"/>
           <w:rtl w:val="1"/>
         </w:rPr>
-        <w:t xml:space="preserve">מימוש ה-CRUD: GET לשליפת פריטים ולוקים, POST להוספת פריט או בקשה, PUT לעדכון פריט קיים, DELETE למחיקת פריט מהארון.</w:t>
+        <w:t xml:space="preserve">מימוש ה CRUD: קריאות GET קיימות בנתיבי API לסינון ארון ולוקים. פעולות יצירה, עדכון ומחיקה ממומשות בשכבת השירות וה DBL דרך מסכי Blazor.</w:t>
       </w:r>
       <w:r>
         <w:rPr>
@@ -12497,7 +12497,7 @@
           <w:szCs w:val="24"/>
           <w:rtl w:val="1"/>
         </w:rPr>
-        <w:t xml:space="preserve">שירותי רשת חיצוניים: בגרסת ההגשה של Web ו-MAUI לא שולב שירות חיצוני חובה; כל הלוגיקה מבוססת על הנתונים הפנימיים של המערכת.</w:t>
+        <w:t xml:space="preserve">שירותי רשת חיצוניים: המערכת משתמשת ב Gemini לניתוח תמונות בגדים וב SMTP לשליחת הודעות איפוס סיסמה.</w:t>
       </w:r>
       <w:r>
         <w:rPr>
@@ -12883,7 +12883,7 @@
           <w:szCs w:val="24"/>
           <w:rtl w:val="1"/>
         </w:rPr>
-        <w:t xml:space="preserve">הלקוח מתמקד בחוויית משתמש פשוטה: טפסים קצרים, כפתורים ברורים ותצוגת לוקים ויזואלית ונוחה.</w:t>
+        <w:t xml:space="preserve">צד הלקוח נבנה במבנה פשוט וברור עם רכיבי Blazor, מסכי ארון ולוקים, ופידבק מידי למשתמש.</w:t>
       </w:r>
       <w:r>
         <w:rPr>
@@ -12964,7 +12964,7 @@
           <w:szCs w:val="24"/>
           <w:rtl w:val="1"/>
         </w:rPr>
-        <w:t xml:space="preserve">סוגי משתמשים: משתמש רגיל מוסיף פריטים ומבקש המלצה, ומנהל מערכת מנהל קטגוריות, תגיות והרשאות; החלוקה זהה ב-Web וב-MAUI.</w:t>
+        <w:t xml:space="preserve">סוגי משתמשים: משתמש רגיל מנהל ארון ומקבל המלצות. מנהל מערכת מנהל חשבונות, ארונות ולוקים.</w:t>
       </w:r>
       <w:r>
         <w:rPr>
@@ -13133,7 +13133,7 @@
           <w:szCs w:val="24"/>
           <w:rtl w:val="1"/>
         </w:rPr>
-        <w:t xml:space="preserve">תרשים זרימה בין מסכים: Login/Register -&gt; Dashboard -&gt; Closet -&gt; Get Recommendation -&gt; Outfit Result -&gt; Saved Looks. הזרימה זהה ללקוחות Web ו-MAUI.</w:t>
+        <w:t xml:space="preserve">תרשים זרימה בין מסכים: Home, Login או Register, Closet, SlotMachineMatch, Outfits, AdminClosets, AdminCloset.</w:t>
       </w:r>
       <w:r>
         <w:rPr>
@@ -13270,7 +13270,7 @@
           <w:szCs w:val="24"/>
           <w:rtl w:val="1"/>
         </w:rPr>
-        <w:t xml:space="preserve">תיאור ממשקים: לכל מסך צורפו צילומי מסך; אירועי כפתורים ב-Web וב-MAUI מפעילים קריאות API ומציגים הודעות הצלחה או שגיאה בזמן אמת.</w:t>
+        <w:t xml:space="preserve">תיאור ממשקים: יש לצרף צילומי מסך לכל מסך מרכזי. סמן באדום את כפתור העלאת בגד, כפתור Find matches, תיבת הבקשה החופשית, וכפתור Save outfit.</w:t>
       </w:r>
       <w:r>
         <w:rPr>
@@ -13439,7 +13439,7 @@
           <w:szCs w:val="24"/>
           <w:rtl w:val="1"/>
         </w:rPr>
-        <w:t xml:space="preserve">בדיקת תקינות (Validation): בוצעה ולידציה בצד לקוח ובצד שרת לשדות חובה, פורמט אימייל, טווחים וערכים מותרים.</w:t>
+        <w:t xml:space="preserve">בדיקת תקינות Validation: נעשה שימוש ב DataAnnotations בטפסי התחברות והרשמה וגם בדיקות שרת לשדות חובה, אורך סיסמה ותקינות הרשאות.</w:t>
       </w:r>
       <w:r>
         <w:rPr>
@@ -13653,7 +13653,7 @@
           <w:szCs w:val="24"/>
           <w:rtl w:val="1"/>
         </w:rPr>
-        <w:t xml:space="preserve">המדריך נכתב למשתמש חדש וכולל הוראות התקנה, התחברות ושימוש יומי במערכת.</w:t>
+        <w:t xml:space="preserve">המדריך נכתב למשתמש חדש וכולל הוראות שימוש ב Web וגם פתיחה דרך אפליקציית MAUI.</w:t>
       </w:r>
       <w:r>
         <w:rPr>
@@ -13782,7 +13782,7 @@
           <w:szCs w:val="24"/>
           <w:rtl w:val="1"/>
         </w:rPr>
-        <w:t xml:space="preserve">דרישות מערכת: עבור Web נדרש Chrome/Edge/Firefox מעודכן וחיבור אינטרנט פעיל; עבור MAUI נדרש מכשיר נתמך (Windows/Android) עם .NET Runtime מתאים.</w:t>
+        <w:t xml:space="preserve">דרישות מערכת: ל Web נדרש דפדפן מודרני וחיבור רשת. ל MAUI נדרש .NET 9 ויעד Windows או Android. לשרת נדרש .NET 8 ו MySQL.</w:t>
       </w:r>
       <w:r>
         <w:rPr>
@@ -13919,7 +13919,7 @@
           <w:szCs w:val="24"/>
           <w:rtl w:val="1"/>
         </w:rPr>
-        <w:t xml:space="preserve">תהליכי עבודה: נרשמים למערכת, מוסיפים פריטי לבוש לארון, בוחרים סוג אירוע וסגנון, מקבלים לוק מומלץ ושומרים להמשך. התהליך זהה ב-Web וב-MAUI.</w:t>
+        <w:t xml:space="preserve">תהליכי עבודה: המשתמש נרשם, מתחבר, מעלה תמונת בגד, מאשר נתונים, מבקש המלצה, ושומר לוק מתאים.</w:t>
       </w:r>
       <w:r>
         <w:rPr>
@@ -14104,7 +14104,7 @@
           <w:szCs w:val="24"/>
           <w:rtl w:val="1"/>
         </w:rPr>
-        <w:t xml:space="preserve">צילומי מסך והודעות שגיאה: צורפו דוגמאות ל-Alerts כמו חסר פריט בארון או התחברות נכשלה עם הסבר פעולה למשתמש.</w:t>
+        <w:t xml:space="preserve">צילומי מסך והודעות שגיאה: צרף צילום של הודעת התחברות שגויה, הודעת כשל בניתוח תמונה, והודעת הצלחה בשמירת לוק. סמן באדום את טקסט ההודעה בכל צילום.</w:t>
       </w:r>
       <w:r>
         <w:rPr>
@@ -14587,7 +14587,7 @@
           <w:szCs w:val="24"/>
           <w:rtl w:val="1"/>
         </w:rPr>
-        <w:t xml:space="preserve">תהליך העבודה: השלב המאתגר ביותר היה בניית מנגנון המלצה שלא יחזור שוב ושוב על אותם פריטים. היו באגים בסינון לפי עונות ובשקלול ציונים, ובתחילה התוצאות היו לא עקביות. אחרי פירוק הבעיה לשלבים קטנים, כתיבת לוגים ובדיקות ידניות לכל כלל, הצלחתי לייצב את האלגוריתם. הרגשתי סיפוק גדול כשהמערכת התחילה להחזיר לוקים הגיוניים ועקביים במגוון תרחישים.</w:t>
+        <w:t xml:space="preserve">תהליך העבודה: האתגר המרכזי היה לייצב מנגנון התאמה שמבוסס על נתוני ארון אמיתיים, לשמור התאמה בין כמה גרסאות סכימה במסד, ולשלב תוצאות Gemini בצורה עקבית. אחרי בדיקות רבות התוצאות נעשו מדויקות יותר והמערכת הפכה יציבה.</w:t>
       </w:r>
       <w:r>
         <w:rPr>
@@ -14804,7 +14804,7 @@
           <w:szCs w:val="24"/>
           <w:rtl w:val="1"/>
         </w:rPr>
-        <w:t xml:space="preserve">למידה עצמית: למדתי לבד עבודה מתקדמת עם Entity Framework Core, כתיבת שאילתות LINQ יעילות, שימוש נכון ב-async/await, ועקרונות בסיסיים לבניית REST API מאובטח.</w:t>
+        <w:t xml:space="preserve">למידה עצמית: למדתי Blazor Server לעומק, עבודה עם MySQL ו MySql.Data, בניית Minimal API פנימי, ושילוב Gemini עם ולידציה של JSON.</w:t>
       </w:r>
       <w:r>
         <w:rPr>
@@ -14957,7 +14957,7 @@
           <w:szCs w:val="24"/>
           <w:rtl w:val="1"/>
         </w:rPr>
-        <w:t xml:space="preserve">כלים להמשך: אני לוקח מהפרויקט חשיבה מערכתית, תכנון שכבות נכון, עבודה מסודרת עם Git, ויכולת לפתור תקלות תחת לחץ.</w:t>
+        <w:t xml:space="preserve">כלים להמשך: אני לוקח מהפרויקט תכנון שכבות, בניית שירותים נקיים, עבודה עם Git, ויכולת טיפול בתקלות אמת מצד שרת וצד לקוח.</w:t>
       </w:r>
       <w:r>
         <w:rPr>
@@ -15126,7 +15126,7 @@
           <w:szCs w:val="24"/>
           <w:rtl w:val="1"/>
         </w:rPr>
-        <w:t xml:space="preserve">מבט לאחור: אם הייתי מתחיל מחדש, הייתי מתכנן מוקדם יותר את סכמת המסד ואת כללי ההמלצה, ומוסיף בדיקות אוטומטיות כבר בתחילת הפיתוח.</w:t>
+        <w:t xml:space="preserve">מבט לאחור: אם הייתי מתחיל מחדש הייתי מגדיר מוקדם יותר סטנדרט אחיד לשמות עמודות במסד ומוסיף בדיקות אוטומטיות לכל זרימות ההרשמה וההתאמה.</w:t>
       </w:r>
       <w:r>
         <w:rPr>
@@ -15490,7 +15490,7 @@
           <w:szCs w:val="24"/>
           <w:rtl w:val="0"/>
         </w:rPr>
-        <w:t xml:space="preserve">Microsoft. (2025). Asynchronous programming with async and await. https://learn.microsoft.com/dotnet/csharp/programming-guide/concepts/async/</w:t>
+        <w:t xml:space="preserve">Microsoft. (2026). Blazor documentation. https://learn.microsoft.com/aspnet/core/blazor/</w:t>
       </w:r>
     </w:p>
     <w:p ns1:paraId="00000085">
@@ -15507,7 +15507,7 @@
           <w:szCs w:val="24"/>
           <w:rtl w:val="1"/>
         </w:rPr>
-        <w:t xml:space="preserve">Microsoft. (2025). EF Core documentation. https://learn.microsoft.com/ef/core/</w:t>
+        <w:t xml:space="preserve">Google. (2026). Gemini API documentation. https://ai.google.dev/gemini-api/docs</w:t>
       </w:r>
       <w:r>
         <w:rPr>
@@ -15672,7 +15672,7 @@
           <w:szCs w:val="24"/>
           <w:rtl w:val="1"/>
         </w:rPr>
-        <w:t xml:space="preserve">הסברים טכנולוגיים: בפרויקט נעשה שימוש ב-ASP.NET Core Web API, Entity Framework Core, SQL Server, לקוח Web ולקוח .NET MAUI.</w:t>
+        <w:t xml:space="preserve">הסברים טכנולוגיים: בפרויקט נעשה שימוש ב ASP.NET Core Blazor Server, .NET MAUI WebView, MySQL, ספריית MySql.Data, שירות Gemini, ושירות SMTP.</w:t>
       </w:r>
       <w:r>
         <w:rPr>
@@ -15825,7 +15825,7 @@
           <w:szCs w:val="24"/>
           <w:rtl w:val="1"/>
         </w:rPr>
-        <w:t xml:space="preserve">קוד המקור: קוד המחלקות מצורף בנספח לפי שכבות (Models, ViewModels, Services, Controllers) עם הערות תיעוד קצרות.</w:t>
+        <w:t xml:space="preserve">קוד המקור: הקוד מסודר לפי פרויקטים gadifff, gadifff.Mobile, DBL, Models עם הפרדת אחריות בין UI, שירותים, וגישה לנתונים.</w:t>
       </w:r>
       <w:r>
         <w:rPr>

--- a/Eitan Mamedov - תיק פרויקט בחלופה_ שירותי אינטרנט, תכנות אסינכרוני ומסדי נתונים (883589) - answered.docx
+++ b/Eitan Mamedov - תיק פרויקט בחלופה_ שירותי אינטרנט, תכנות אסינכרוני ומסדי נתונים (883589) - answered.docx
@@ -11011,31 +11011,31 @@
           <w:szCs w:val="24"/>
           <w:rtl w:val="1"/>
         </w:rPr>
-        <w:t xml:space="preserve">שכבת</w:t>
-      </w:r>
-      <w:r>
-        <w:rPr>
-          <w:sz w:val="24"/>
-          <w:szCs w:val="24"/>
-          <w:rtl w:val="1"/>
-        </w:rPr>
-        <w:t xml:space="preserve"> </w:t>
-      </w:r>
-      <w:r>
-        <w:rPr>
-          <w:sz w:val="24"/>
-          <w:szCs w:val="24"/>
-          <w:rtl w:val="1"/>
-        </w:rPr>
-        <w:t xml:space="preserve">ה</w:t>
-      </w:r>
-      <w:r>
-        <w:rPr>
-          <w:sz w:val="24"/>
-          <w:szCs w:val="24"/>
-          <w:rtl w:val="1"/>
-        </w:rPr>
-        <w:t xml:space="preserve">-</w:t>
+        <w:t xml:space="preserve">???? ????? ??????</w:t>
+      </w:r>
+      <w:r>
+        <w:rPr>
+          <w:sz w:val="24"/>
+          <w:szCs w:val="24"/>
+          <w:rtl w:val="1"/>
+        </w:rPr>
+        <w:t xml:space="preserve"/>
+      </w:r>
+      <w:r>
+        <w:rPr>
+          <w:sz w:val="24"/>
+          <w:szCs w:val="24"/>
+          <w:rtl w:val="1"/>
+        </w:rPr>
+        <w:t xml:space="preserve"/>
+      </w:r>
+      <w:r>
+        <w:rPr>
+          <w:sz w:val="24"/>
+          <w:szCs w:val="24"/>
+          <w:rtl w:val="1"/>
+        </w:rPr>
+        <w:t xml:space="preserve"/>
       </w:r>
       <w:r>
         <w:rPr>
@@ -11043,47 +11043,47 @@
           <w:szCs w:val="24"/>
           <w:rtl w:val="0"/>
         </w:rPr>
-        <w:t xml:space="preserve">ViewModel</w:t>
-      </w:r>
-      <w:r>
-        <w:rPr>
-          <w:sz w:val="24"/>
-          <w:szCs w:val="24"/>
-          <w:rtl w:val="1"/>
-        </w:rPr>
-        <w:t xml:space="preserve"> (</w:t>
-      </w:r>
-      <w:r>
-        <w:rPr>
-          <w:sz w:val="24"/>
-          <w:szCs w:val="24"/>
-          <w:rtl w:val="1"/>
-        </w:rPr>
-        <w:t xml:space="preserve">טיפול</w:t>
-      </w:r>
-      <w:r>
-        <w:rPr>
-          <w:sz w:val="24"/>
-          <w:szCs w:val="24"/>
-          <w:rtl w:val="1"/>
-        </w:rPr>
-        <w:t xml:space="preserve"> </w:t>
-      </w:r>
-      <w:r>
-        <w:rPr>
-          <w:sz w:val="24"/>
-          <w:szCs w:val="24"/>
-          <w:rtl w:val="1"/>
-        </w:rPr>
-        <w:t xml:space="preserve">בנתונים</w:t>
-      </w:r>
-      <w:r>
-        <w:rPr>
-          <w:sz w:val="24"/>
-          <w:szCs w:val="24"/>
-          <w:rtl w:val="1"/>
-        </w:rPr>
-        <w:t xml:space="preserve">)</w:t>
+        <w:t xml:space="preserve"/>
+      </w:r>
+      <w:r>
+        <w:rPr>
+          <w:sz w:val="24"/>
+          <w:szCs w:val="24"/>
+          <w:rtl w:val="1"/>
+        </w:rPr>
+        <w:t xml:space="preserve"/>
+      </w:r>
+      <w:r>
+        <w:rPr>
+          <w:sz w:val="24"/>
+          <w:szCs w:val="24"/>
+          <w:rtl w:val="1"/>
+        </w:rPr>
+        <w:t xml:space="preserve"/>
+      </w:r>
+      <w:r>
+        <w:rPr>
+          <w:sz w:val="24"/>
+          <w:szCs w:val="24"/>
+          <w:rtl w:val="1"/>
+        </w:rPr>
+        <w:t xml:space="preserve"/>
+      </w:r>
+      <w:r>
+        <w:rPr>
+          <w:sz w:val="24"/>
+          <w:szCs w:val="24"/>
+          <w:rtl w:val="1"/>
+        </w:rPr>
+        <w:t xml:space="preserve"/>
+      </w:r>
+      <w:r>
+        <w:rPr>
+          <w:sz w:val="24"/>
+          <w:szCs w:val="24"/>
+          <w:rtl w:val="1"/>
+        </w:rPr>
+        <w:t xml:space="preserve"/>
       </w:r>
     </w:p>
     <w:p ns1:paraId="0000005F">
